--- a/docs/QRC/QRC_Manuscript.docx
+++ b/docs/QRC/QRC_Manuscript.docx
@@ -2154,6 +2154,71 @@
     </w:p>
     <w:p>
       <w:pPr>
+        <w:spacing w:after="120"/>
+        <w:jc w:val="both"/>
+      </w:pPr>
+      <w:r>
+        <w:rPr>
+          <w:b w:val="0"/>
+          <w:i w:val="0"/>
+        </w:rPr>
+        <w:t>A direct comparison with the experiment (Figure 3; Hou et al. Fig. 4b, values digitized and therefore approximate) shows the same qualitative advantage in both simulation and experiment, with QRC+RBF the flattest, highest curve. Quantitatively, humidity agrees closely across horizons, whereas for temperature our simulation is the more conservative estimate at long range (45-day R² ≈ 0.67 simulated vs ≈ 0.82 experimental)—plausibly because this run used a reduced FID acquisition (1024 vs 2048 samples) and a smaller test split than the experiment. The simulation thus reproduces the advantage without overstating it.</w:t>
+      </w:r>
+    </w:p>
+    <w:p>
+      <w:pPr>
+        <w:jc w:val="center"/>
+      </w:pPr>
+      <w:r>
+        <w:drawing>
+          <wp:inline xmlns:a="http://schemas.openxmlformats.org/drawingml/2006/main" xmlns:pic="http://schemas.openxmlformats.org/drawingml/2006/picture">
+            <wp:extent cx="5486400" cy="2498078"/>
+            <wp:docPr id="3" name="Picture 3"/>
+            <wp:cNvGraphicFramePr>
+              <a:graphicFrameLocks noChangeAspect="1"/>
+            </wp:cNvGraphicFramePr>
+            <a:graphic>
+              <a:graphicData uri="http://schemas.openxmlformats.org/drawingml/2006/picture">
+                <pic:pic>
+                  <pic:nvPicPr>
+                    <pic:cNvPr id="0" name="fig6_weather_sim_vs_expt.png"/>
+                    <pic:cNvPicPr/>
+                  </pic:nvPicPr>
+                  <pic:blipFill>
+                    <a:blip r:embed="rId11"/>
+                    <a:stretch>
+                      <a:fillRect/>
+                    </a:stretch>
+                  </pic:blipFill>
+                  <pic:spPr>
+                    <a:xfrm>
+                      <a:off x="0" y="0"/>
+                      <a:ext cx="5486400" cy="2498078"/>
+                    </a:xfrm>
+                    <a:prstGeom prst="rect"/>
+                  </pic:spPr>
+                </pic:pic>
+              </a:graphicData>
+            </a:graphic>
+          </wp:inline>
+        </w:drawing>
+      </w:r>
+    </w:p>
+    <w:p>
+      <w:pPr>
+        <w:spacing w:after="200"/>
+        <w:jc w:val="center"/>
+      </w:pPr>
+      <w:r>
+        <w:rPr>
+          <w:i/>
+          <w:sz w:val="18"/>
+        </w:rPr>
+        <w:t>Figure 3. Temperature (left) and humidity (right) forecast skill: this simulation (solid) versus the Hou et al. experiment (dashed; digitized from their Fig. 4b, approximate). Short-horizon agreement is close; the quantum reservoir’s long-horizon advantage over saturating classical ESNs is present in both.</w:t>
+      </w:r>
+    </w:p>
+    <w:p>
+      <w:pPr>
         <w:pStyle w:val="Heading2"/>
       </w:pPr>
       <w:r>

--- a/docs/QRC/QRC_Manuscript.docx
+++ b/docs/QRC/QRC_Manuscript.docx
@@ -2172,7 +2172,7 @@
       <w:r>
         <w:drawing>
           <wp:inline xmlns:a="http://schemas.openxmlformats.org/drawingml/2006/main" xmlns:pic="http://schemas.openxmlformats.org/drawingml/2006/picture">
-            <wp:extent cx="5486400" cy="2498078"/>
+            <wp:extent cx="5486400" cy="2301986"/>
             <wp:docPr id="3" name="Picture 3"/>
             <wp:cNvGraphicFramePr>
               <a:graphicFrameLocks noChangeAspect="1"/>
@@ -2193,7 +2193,7 @@
                   <pic:spPr>
                     <a:xfrm>
                       <a:off x="0" y="0"/>
-                      <a:ext cx="5486400" cy="2498078"/>
+                      <a:ext cx="5486400" cy="2301986"/>
                     </a:xfrm>
                     <a:prstGeom prst="rect"/>
                   </pic:spPr>
@@ -2214,7 +2214,7 @@
           <w:i/>
           <w:sz w:val="18"/>
         </w:rPr>
-        <w:t>Figure 3. Temperature (left) and humidity (right) forecast skill: this simulation (solid) versus the Hou et al. experiment (dashed; digitized from their Fig. 4b, approximate). Short-horizon agreement is close; the quantum reservoir’s long-horizon advantage over saturating classical ESNs is present in both.</w:t>
+        <w:t>Figure 3. Temperature (left) and humidity (right) forecast skill: this simulation (solid lines) versus the Hou et al. experiment (dashed lines; digitized from their Fig. 4b, approximate). Shaded regions are the classical ESN(500–10000) bands for this work (blue) and the experiment (red). In both, the QRC—and especially QRC+RBF—rises above the ESN band at long horizon, where the ESN saturates; short-horizon agreement between simulation and experiment is close.</w:t>
       </w:r>
     </w:p>
     <w:p>

--- a/docs/QRC/QRC_Manuscript.docx
+++ b/docs/QRC/QRC_Manuscript.docx
@@ -73,7 +73,7 @@
           <w:b w:val="0"/>
           <w:i w:val="0"/>
         </w:rPr>
-        <w:t>Quantum reservoir computing (QRC) exploits the natural dynamics of a quantum system as a computational substrate for temporal information processing. A recent experiment (Hou et al., Phys. Rev. Lett. 136, 120602, 2026) demonstrated state-of-the-art QRC on a nine-spin nuclear-magnetic-resonance (NMR) platform, reporting a practical quantum advantage over large classical echo state networks (ESNs) on real-world weather forecasting. We present an open, GPU-accelerated simulator that reproduces this work in silico and, critically, isolates the ingredient responsible for its performance: a time-multiplexed free-induction-decay (FID) spectral readout. Our simulator integrates the Lindblad master equation for an arbitrary N-spin weak-coupling NMR network, with four interchangeable evolution backends cross-validated to within 10^-3; a sparse Krylov (“action”) method and a GPU implementation remove the 4^N-dimensional dense-superoperator memory wall (≈550 GB at N=9) and accelerate the nine-qubit regime ≈28×. On the NARMA benchmark the simulator attains the paper’s 10^-5–10^-6 accuracy regime (R²≈0.999); on Delhi weather forecasting the quantum reservoir—particularly with radial-basis-function post-processing—matches classical ESNs at short horizons and outperforms ESNs of up to 10,000 nodes at long horizons (temperature R² 0.67 vs 0.41 at a 45-day horizon), reproducing the reported advantage, while ESN accuracy saturates with size. We show that a naive single-time observable readout gives NMSE ≈0.25, two-to-three orders of magnitude worse, confirming that the readout—not merely the qubit count—is decisive. The underlying NMR physics is independently validated against SLEEPY, a dedicated Liouville-space NMR engine, with FID spectral lines agreeing to sub-hertz precision. All code, data, and reproduction scripts are released.</w:t>
+        <w:t>Quantum reservoir computing (QRC) exploits the natural dynamics of a quantum system as a computational substrate for temporal information processing. A recent experiment (Hou et al., Phys. Rev. Lett. 136, 120602, 2026) demonstrated state-of-the-art QRC on a nine-spin nuclear-magnetic-resonance (NMR) platform, reporting a practical quantum advantage over large classical echo state networks (ESNs) on real-world weather forecasting. We present an open, GPU-accelerated simulator that reproduces this work in silico and, critically, isolates the ingredient responsible for its performance: a time-multiplexed free-induction-decay (FID) spectral readout. Our simulator integrates the Lindblad master equation for an arbitrary N-spin weak-coupling NMR network, with four interchangeable evolution backends cross-validated to within 10^-3; a sparse Krylov (“action”) method and a GPU implementation remove the 4^N-dimensional dense-superoperator memory wall (≈550 GB at N=9) and accelerate the nine-qubit regime ≈28×. On the NARMA benchmark the simulator attains the paper’s 10^-5–10^-6 accuracy regime (R²≈0.999); on Delhi weather forecasting the quantum reservoir matches classical ESNs at short horizons and outperforms ESNs of up to 10,000 nodes at long horizons (temperature R² 0.79 vs 0.62–0.70 at a 45-day horizon), tracking the experiment quantitatively and reproducing the reported advantage while ESN accuracy saturates with size. We further show that this long-horizon skill is governed by the number of FID readout functions (fid_points), and that a naive single-time observable readout gives NMSE ≈0.25, two-to-three orders of magnitude worse—confirming that the readout, not merely the qubit count, is decisive. The underlying NMR physics is independently validated against SLEEPY, a dedicated Liouville-space NMR engine, with FID spectral lines agreeing to sub-hertz precision. All code, data, and reproduction scripts are released.</w:t>
       </w:r>
     </w:p>
     <w:p>
@@ -1259,7 +1259,7 @@
           <w:b w:val="0"/>
           <w:i w:val="0"/>
         </w:rPr>
-        <w:t>On Delhi daily-climate forecasting the picture inverts (Table 3, Figure 2). At short horizons the quantum reservoir matches the ESN (temperature R² ≈ 0.94 at one day). At long horizons the quantum reservoir—and decisively the QRC+RBF variant—outperforms ESNs of every tested size, with the margin widening as the horizon grows: at 45 days, temperature R² is 0.67 (QRC+RBF) versus 0.41 for the best ESN. Humidity, which is governed by faster local processes and is intrinsically harder, shows the same pattern (R² 0.50 vs 0.31 at 45 days). Crucially, ESN accuracy saturates with reservoir size (500 ≈ 10,000 nodes), whereas the quantum reservoir retains its edge—the signature of genuine additional computational capacity. This reproduces the central advantage claim of Hou et al.</w:t>
+        <w:t>On Delhi daily-climate forecasting the picture inverts (Table 3, Figure 2). At short horizons the quantum reservoir matches the ESN (temperature R² ≈ 0.95 at one day). From a ten-day horizon onward the quantum reservoir outperforms ESNs of every tested size, with the margin widening as the horizon grows: at 45 days, temperature R² is 0.79 (QRC) versus 0.62–0.70 for the ESNs. Humidity, governed by faster local processes and intrinsically harder, shows the same pattern (R² 0.37 vs 0.15–0.23 at 45 days). Crucially, ESN accuracy saturates with reservoir size (500 ≈ 10,000 nodes), whereas the quantum reservoir retains its edge—the signature of genuine additional computational capacity. With the full 653-feature readout the linear QRC already matches or exceeds the RBF-SVR post-processed variant at long horizon, indicating that the readout richness, not the nonlinear post-processing, carries the advantage. This reproduces the central advantage claim of Hou et al.</w:t>
       </w:r>
     </w:p>
     <w:p>
@@ -1268,7 +1268,7 @@
           <w:i/>
           <w:sz w:val="18"/>
         </w:rPr>
-        <w:t>Table 3. Temperature-forecast R² versus horizon: quantum reservoir (QRC), quantum reservoir with RBF-SVR post-processing (QRC+RBF), and classical ESNs of 500–10,000 nodes. Bold in the accompanying analysis: QRC+RBF exceeds all ESNs for horizons ≥ 15.</w:t>
+        <w:t>Table 3. Temperature-forecast R² versus horizon: quantum reservoir (QRC), quantum reservoir with cross-validated RBF-SVR post-processing (QRC+RBF), and the best of the classical ESNs (500–10,000 nodes). Reference configuration (fid_points=2048, washout 374).</w:t>
       </w:r>
     </w:p>
     <w:tbl>
@@ -1279,18 +1279,15 @@
         <w:tblLook w:firstColumn="1" w:firstRow="1" w:lastColumn="0" w:lastRow="0" w:noHBand="0" w:noVBand="1" w:val="04A0"/>
       </w:tblPr>
       <w:tblGrid>
-        <w:gridCol w:w="1234"/>
-        <w:gridCol w:w="1234"/>
-        <w:gridCol w:w="1234"/>
-        <w:gridCol w:w="1234"/>
-        <w:gridCol w:w="1234"/>
-        <w:gridCol w:w="1234"/>
-        <w:gridCol w:w="1234"/>
+        <w:gridCol w:w="2160"/>
+        <w:gridCol w:w="2160"/>
+        <w:gridCol w:w="2160"/>
+        <w:gridCol w:w="2160"/>
       </w:tblGrid>
       <w:tr>
         <w:tc>
           <w:tcPr>
-            <w:tcW w:type="dxa" w:w="1234"/>
+            <w:tcW w:type="dxa" w:w="2160"/>
           </w:tcPr>
           <w:p>
             <w:r/>
@@ -1305,7 +1302,7 @@
         </w:tc>
         <w:tc>
           <w:tcPr>
-            <w:tcW w:type="dxa" w:w="1234"/>
+            <w:tcW w:type="dxa" w:w="2160"/>
           </w:tcPr>
           <w:p>
             <w:r/>
@@ -1320,7 +1317,7 @@
         </w:tc>
         <w:tc>
           <w:tcPr>
-            <w:tcW w:type="dxa" w:w="1234"/>
+            <w:tcW w:type="dxa" w:w="2160"/>
           </w:tcPr>
           <w:p>
             <w:r/>
@@ -1335,7 +1332,7 @@
         </w:tc>
         <w:tc>
           <w:tcPr>
-            <w:tcW w:type="dxa" w:w="1234"/>
+            <w:tcW w:type="dxa" w:w="2160"/>
           </w:tcPr>
           <w:p>
             <w:r/>
@@ -1344,52 +1341,7 @@
                 <w:b/>
                 <w:sz w:val="18"/>
               </w:rPr>
-              <w:t>ESN-500</w:t>
-            </w:r>
-          </w:p>
-        </w:tc>
-        <w:tc>
-          <w:tcPr>
-            <w:tcW w:type="dxa" w:w="1234"/>
-          </w:tcPr>
-          <w:p>
-            <w:r/>
-            <w:r>
-              <w:rPr>
-                <w:b/>
-                <w:sz w:val="18"/>
-              </w:rPr>
-              <w:t>ESN-1000</w:t>
-            </w:r>
-          </w:p>
-        </w:tc>
-        <w:tc>
-          <w:tcPr>
-            <w:tcW w:type="dxa" w:w="1234"/>
-          </w:tcPr>
-          <w:p>
-            <w:r/>
-            <w:r>
-              <w:rPr>
-                <w:b/>
-                <w:sz w:val="18"/>
-              </w:rPr>
-              <w:t>ESN-5000</w:t>
-            </w:r>
-          </w:p>
-        </w:tc>
-        <w:tc>
-          <w:tcPr>
-            <w:tcW w:type="dxa" w:w="1234"/>
-          </w:tcPr>
-          <w:p>
-            <w:r/>
-            <w:r>
-              <w:rPr>
-                <w:b/>
-                <w:sz w:val="18"/>
-              </w:rPr>
-              <w:t>ESN-10000</w:t>
+              <w:t>best ESN (500–10000)</w:t>
             </w:r>
           </w:p>
         </w:tc>
@@ -1397,7 +1349,7 @@
       <w:tr>
         <w:tc>
           <w:tcPr>
-            <w:tcW w:type="dxa" w:w="1234"/>
+            <w:tcW w:type="dxa" w:w="2160"/>
           </w:tcPr>
           <w:p>
             <w:r/>
@@ -1411,7 +1363,7 @@
         </w:tc>
         <w:tc>
           <w:tcPr>
-            <w:tcW w:type="dxa" w:w="1234"/>
+            <w:tcW w:type="dxa" w:w="2160"/>
           </w:tcPr>
           <w:p>
             <w:r/>
@@ -1419,13 +1371,13 @@
               <w:rPr>
                 <w:sz w:val="18"/>
               </w:rPr>
-              <w:t>0.936</w:t>
+              <w:t>0.950</w:t>
             </w:r>
           </w:p>
         </w:tc>
         <w:tc>
           <w:tcPr>
-            <w:tcW w:type="dxa" w:w="1234"/>
+            <w:tcW w:type="dxa" w:w="2160"/>
           </w:tcPr>
           <w:p>
             <w:r/>
@@ -1433,13 +1385,13 @@
               <w:rPr>
                 <w:sz w:val="18"/>
               </w:rPr>
-              <w:t>0.938</w:t>
+              <w:t>0.953</w:t>
             </w:r>
           </w:p>
         </w:tc>
         <w:tc>
           <w:tcPr>
-            <w:tcW w:type="dxa" w:w="1234"/>
+            <w:tcW w:type="dxa" w:w="2160"/>
           </w:tcPr>
           <w:p>
             <w:r/>
@@ -1447,49 +1399,7 @@
               <w:rPr>
                 <w:sz w:val="18"/>
               </w:rPr>
-              <w:t>0.940</w:t>
-            </w:r>
-          </w:p>
-        </w:tc>
-        <w:tc>
-          <w:tcPr>
-            <w:tcW w:type="dxa" w:w="1234"/>
-          </w:tcPr>
-          <w:p>
-            <w:r/>
-            <w:r>
-              <w:rPr>
-                <w:sz w:val="18"/>
-              </w:rPr>
-              <w:t>0.940</w:t>
-            </w:r>
-          </w:p>
-        </w:tc>
-        <w:tc>
-          <w:tcPr>
-            <w:tcW w:type="dxa" w:w="1234"/>
-          </w:tcPr>
-          <w:p>
-            <w:r/>
-            <w:r>
-              <w:rPr>
-                <w:sz w:val="18"/>
-              </w:rPr>
-              <w:t>0.940</w:t>
-            </w:r>
-          </w:p>
-        </w:tc>
-        <w:tc>
-          <w:tcPr>
-            <w:tcW w:type="dxa" w:w="1234"/>
-          </w:tcPr>
-          <w:p>
-            <w:r/>
-            <w:r>
-              <w:rPr>
-                <w:sz w:val="18"/>
-              </w:rPr>
-              <w:t>0.940</w:t>
+              <w:t>0.956</w:t>
             </w:r>
           </w:p>
         </w:tc>
@@ -1497,7 +1407,7 @@
       <w:tr>
         <w:tc>
           <w:tcPr>
-            <w:tcW w:type="dxa" w:w="1234"/>
+            <w:tcW w:type="dxa" w:w="2160"/>
           </w:tcPr>
           <w:p>
             <w:r/>
@@ -1511,7 +1421,7 @@
         </w:tc>
         <w:tc>
           <w:tcPr>
-            <w:tcW w:type="dxa" w:w="1234"/>
+            <w:tcW w:type="dxa" w:w="2160"/>
           </w:tcPr>
           <w:p>
             <w:r/>
@@ -1519,13 +1429,13 @@
               <w:rPr>
                 <w:sz w:val="18"/>
               </w:rPr>
-              <w:t>0.826</w:t>
+              <w:t>0.908</w:t>
             </w:r>
           </w:p>
         </w:tc>
         <w:tc>
           <w:tcPr>
-            <w:tcW w:type="dxa" w:w="1234"/>
+            <w:tcW w:type="dxa" w:w="2160"/>
           </w:tcPr>
           <w:p>
             <w:r/>
@@ -1533,13 +1443,13 @@
               <w:rPr>
                 <w:sz w:val="18"/>
               </w:rPr>
-              <w:t>0.848</w:t>
+              <w:t>0.886</w:t>
             </w:r>
           </w:p>
         </w:tc>
         <w:tc>
           <w:tcPr>
-            <w:tcW w:type="dxa" w:w="1234"/>
+            <w:tcW w:type="dxa" w:w="2160"/>
           </w:tcPr>
           <w:p>
             <w:r/>
@@ -1547,49 +1457,7 @@
               <w:rPr>
                 <w:sz w:val="18"/>
               </w:rPr>
-              <w:t>0.852</w:t>
-            </w:r>
-          </w:p>
-        </w:tc>
-        <w:tc>
-          <w:tcPr>
-            <w:tcW w:type="dxa" w:w="1234"/>
-          </w:tcPr>
-          <w:p>
-            <w:r/>
-            <w:r>
-              <w:rPr>
-                <w:sz w:val="18"/>
-              </w:rPr>
-              <w:t>0.849</w:t>
-            </w:r>
-          </w:p>
-        </w:tc>
-        <w:tc>
-          <w:tcPr>
-            <w:tcW w:type="dxa" w:w="1234"/>
-          </w:tcPr>
-          <w:p>
-            <w:r/>
-            <w:r>
-              <w:rPr>
-                <w:sz w:val="18"/>
-              </w:rPr>
-              <w:t>0.850</w:t>
-            </w:r>
-          </w:p>
-        </w:tc>
-        <w:tc>
-          <w:tcPr>
-            <w:tcW w:type="dxa" w:w="1234"/>
-          </w:tcPr>
-          <w:p>
-            <w:r/>
-            <w:r>
-              <w:rPr>
-                <w:sz w:val="18"/>
-              </w:rPr>
-              <w:t>0.853</w:t>
+              <w:t>0.887</w:t>
             </w:r>
           </w:p>
         </w:tc>
@@ -1597,7 +1465,7 @@
       <w:tr>
         <w:tc>
           <w:tcPr>
-            <w:tcW w:type="dxa" w:w="1234"/>
+            <w:tcW w:type="dxa" w:w="2160"/>
           </w:tcPr>
           <w:p>
             <w:r/>
@@ -1611,7 +1479,7 @@
         </w:tc>
         <w:tc>
           <w:tcPr>
-            <w:tcW w:type="dxa" w:w="1234"/>
+            <w:tcW w:type="dxa" w:w="2160"/>
           </w:tcPr>
           <w:p>
             <w:r/>
@@ -1619,13 +1487,13 @@
               <w:rPr>
                 <w:sz w:val="18"/>
               </w:rPr>
-              <w:t>0.773</w:t>
+              <w:t>0.888</w:t>
             </w:r>
           </w:p>
         </w:tc>
         <w:tc>
           <w:tcPr>
-            <w:tcW w:type="dxa" w:w="1234"/>
+            <w:tcW w:type="dxa" w:w="2160"/>
           </w:tcPr>
           <w:p>
             <w:r/>
@@ -1633,13 +1501,13 @@
               <w:rPr>
                 <w:sz w:val="18"/>
               </w:rPr>
-              <w:t>0.817</w:t>
+              <w:t>0.866</w:t>
             </w:r>
           </w:p>
         </w:tc>
         <w:tc>
           <w:tcPr>
-            <w:tcW w:type="dxa" w:w="1234"/>
+            <w:tcW w:type="dxa" w:w="2160"/>
           </w:tcPr>
           <w:p>
             <w:r/>
@@ -1647,13 +1515,101 @@
               <w:rPr>
                 <w:sz w:val="18"/>
               </w:rPr>
-              <w:t>0.813</w:t>
+              <w:t>0.849</w:t>
+            </w:r>
+          </w:p>
+        </w:tc>
+      </w:tr>
+      <w:tr>
+        <w:tc>
+          <w:tcPr>
+            <w:tcW w:type="dxa" w:w="2160"/>
+          </w:tcPr>
+          <w:p>
+            <w:r/>
+            <w:r>
+              <w:rPr>
+                <w:sz w:val="18"/>
+              </w:rPr>
+              <w:t>15</w:t>
             </w:r>
           </w:p>
         </w:tc>
         <w:tc>
           <w:tcPr>
-            <w:tcW w:type="dxa" w:w="1234"/>
+            <w:tcW w:type="dxa" w:w="2160"/>
+          </w:tcPr>
+          <w:p>
+            <w:r/>
+            <w:r>
+              <w:rPr>
+                <w:sz w:val="18"/>
+              </w:rPr>
+              <w:t>0.866</w:t>
+            </w:r>
+          </w:p>
+        </w:tc>
+        <w:tc>
+          <w:tcPr>
+            <w:tcW w:type="dxa" w:w="2160"/>
+          </w:tcPr>
+          <w:p>
+            <w:r/>
+            <w:r>
+              <w:rPr>
+                <w:sz w:val="18"/>
+              </w:rPr>
+              <w:t>0.827</w:t>
+            </w:r>
+          </w:p>
+        </w:tc>
+        <w:tc>
+          <w:tcPr>
+            <w:tcW w:type="dxa" w:w="2160"/>
+          </w:tcPr>
+          <w:p>
+            <w:r/>
+            <w:r>
+              <w:rPr>
+                <w:sz w:val="18"/>
+              </w:rPr>
+              <w:t>0.829</w:t>
+            </w:r>
+          </w:p>
+        </w:tc>
+      </w:tr>
+      <w:tr>
+        <w:tc>
+          <w:tcPr>
+            <w:tcW w:type="dxa" w:w="2160"/>
+          </w:tcPr>
+          <w:p>
+            <w:r/>
+            <w:r>
+              <w:rPr>
+                <w:sz w:val="18"/>
+              </w:rPr>
+              <w:t>20</w:t>
+            </w:r>
+          </w:p>
+        </w:tc>
+        <w:tc>
+          <w:tcPr>
+            <w:tcW w:type="dxa" w:w="2160"/>
+          </w:tcPr>
+          <w:p>
+            <w:r/>
+            <w:r>
+              <w:rPr>
+                <w:sz w:val="18"/>
+              </w:rPr>
+              <w:t>0.860</w:t>
+            </w:r>
+          </w:p>
+        </w:tc>
+        <w:tc>
+          <w:tcPr>
+            <w:tcW w:type="dxa" w:w="2160"/>
           </w:tcPr>
           <w:p>
             <w:r/>
@@ -1667,7 +1623,37 @@
         </w:tc>
         <w:tc>
           <w:tcPr>
-            <w:tcW w:type="dxa" w:w="1234"/>
+            <w:tcW w:type="dxa" w:w="2160"/>
+          </w:tcPr>
+          <w:p>
+            <w:r/>
+            <w:r>
+              <w:rPr>
+                <w:sz w:val="18"/>
+              </w:rPr>
+              <w:t>0.820</w:t>
+            </w:r>
+          </w:p>
+        </w:tc>
+      </w:tr>
+      <w:tr>
+        <w:tc>
+          <w:tcPr>
+            <w:tcW w:type="dxa" w:w="2160"/>
+          </w:tcPr>
+          <w:p>
+            <w:r/>
+            <w:r>
+              <w:rPr>
+                <w:sz w:val="18"/>
+              </w:rPr>
+              <w:t>30</w:t>
+            </w:r>
+          </w:p>
+        </w:tc>
+        <w:tc>
+          <w:tcPr>
+            <w:tcW w:type="dxa" w:w="2160"/>
           </w:tcPr>
           <w:p>
             <w:r/>
@@ -1681,7 +1667,7 @@
         </w:tc>
         <w:tc>
           <w:tcPr>
-            <w:tcW w:type="dxa" w:w="1234"/>
+            <w:tcW w:type="dxa" w:w="2160"/>
           </w:tcPr>
           <w:p>
             <w:r/>
@@ -1689,7 +1675,21 @@
               <w:rPr>
                 <w:sz w:val="18"/>
               </w:rPr>
-              <w:t>0.812</w:t>
+              <w:t>0.834</w:t>
+            </w:r>
+          </w:p>
+        </w:tc>
+        <w:tc>
+          <w:tcPr>
+            <w:tcW w:type="dxa" w:w="2160"/>
+          </w:tcPr>
+          <w:p>
+            <w:r/>
+            <w:r>
+              <w:rPr>
+                <w:sz w:val="18"/>
+              </w:rPr>
+              <w:t>0.752</w:t>
             </w:r>
           </w:p>
         </w:tc>
@@ -1697,307 +1697,7 @@
       <w:tr>
         <w:tc>
           <w:tcPr>
-            <w:tcW w:type="dxa" w:w="1234"/>
-          </w:tcPr>
-          <w:p>
-            <w:r/>
-            <w:r>
-              <w:rPr>
-                <w:sz w:val="18"/>
-              </w:rPr>
-              <w:t>15</w:t>
-            </w:r>
-          </w:p>
-        </w:tc>
-        <w:tc>
-          <w:tcPr>
-            <w:tcW w:type="dxa" w:w="1234"/>
-          </w:tcPr>
-          <w:p>
-            <w:r/>
-            <w:r>
-              <w:rPr>
-                <w:sz w:val="18"/>
-              </w:rPr>
-              <w:t>0.768</w:t>
-            </w:r>
-          </w:p>
-        </w:tc>
-        <w:tc>
-          <w:tcPr>
-            <w:tcW w:type="dxa" w:w="1234"/>
-          </w:tcPr>
-          <w:p>
-            <w:r/>
-            <w:r>
-              <w:rPr>
-                <w:sz w:val="18"/>
-              </w:rPr>
-              <w:t>0.790</w:t>
-            </w:r>
-          </w:p>
-        </w:tc>
-        <w:tc>
-          <w:tcPr>
-            <w:tcW w:type="dxa" w:w="1234"/>
-          </w:tcPr>
-          <w:p>
-            <w:r/>
-            <w:r>
-              <w:rPr>
-                <w:sz w:val="18"/>
-              </w:rPr>
-              <w:t>0.762</w:t>
-            </w:r>
-          </w:p>
-        </w:tc>
-        <w:tc>
-          <w:tcPr>
-            <w:tcW w:type="dxa" w:w="1234"/>
-          </w:tcPr>
-          <w:p>
-            <w:r/>
-            <w:r>
-              <w:rPr>
-                <w:sz w:val="18"/>
-              </w:rPr>
-              <w:t>0.755</w:t>
-            </w:r>
-          </w:p>
-        </w:tc>
-        <w:tc>
-          <w:tcPr>
-            <w:tcW w:type="dxa" w:w="1234"/>
-          </w:tcPr>
-          <w:p>
-            <w:r/>
-            <w:r>
-              <w:rPr>
-                <w:sz w:val="18"/>
-              </w:rPr>
-              <w:t>0.753</w:t>
-            </w:r>
-          </w:p>
-        </w:tc>
-        <w:tc>
-          <w:tcPr>
-            <w:tcW w:type="dxa" w:w="1234"/>
-          </w:tcPr>
-          <w:p>
-            <w:r/>
-            <w:r>
-              <w:rPr>
-                <w:sz w:val="18"/>
-              </w:rPr>
-              <w:t>0.759</w:t>
-            </w:r>
-          </w:p>
-        </w:tc>
-      </w:tr>
-      <w:tr>
-        <w:tc>
-          <w:tcPr>
-            <w:tcW w:type="dxa" w:w="1234"/>
-          </w:tcPr>
-          <w:p>
-            <w:r/>
-            <w:r>
-              <w:rPr>
-                <w:sz w:val="18"/>
-              </w:rPr>
-              <w:t>20</w:t>
-            </w:r>
-          </w:p>
-        </w:tc>
-        <w:tc>
-          <w:tcPr>
-            <w:tcW w:type="dxa" w:w="1234"/>
-          </w:tcPr>
-          <w:p>
-            <w:r/>
-            <w:r>
-              <w:rPr>
-                <w:sz w:val="18"/>
-              </w:rPr>
-              <w:t>0.741</w:t>
-            </w:r>
-          </w:p>
-        </w:tc>
-        <w:tc>
-          <w:tcPr>
-            <w:tcW w:type="dxa" w:w="1234"/>
-          </w:tcPr>
-          <w:p>
-            <w:r/>
-            <w:r>
-              <w:rPr>
-                <w:sz w:val="18"/>
-              </w:rPr>
-              <w:t>0.756</w:t>
-            </w:r>
-          </w:p>
-        </w:tc>
-        <w:tc>
-          <w:tcPr>
-            <w:tcW w:type="dxa" w:w="1234"/>
-          </w:tcPr>
-          <w:p>
-            <w:r/>
-            <w:r>
-              <w:rPr>
-                <w:sz w:val="18"/>
-              </w:rPr>
-              <w:t>0.714</w:t>
-            </w:r>
-          </w:p>
-        </w:tc>
-        <w:tc>
-          <w:tcPr>
-            <w:tcW w:type="dxa" w:w="1234"/>
-          </w:tcPr>
-          <w:p>
-            <w:r/>
-            <w:r>
-              <w:rPr>
-                <w:sz w:val="18"/>
-              </w:rPr>
-              <w:t>0.690</w:t>
-            </w:r>
-          </w:p>
-        </w:tc>
-        <w:tc>
-          <w:tcPr>
-            <w:tcW w:type="dxa" w:w="1234"/>
-          </w:tcPr>
-          <w:p>
-            <w:r/>
-            <w:r>
-              <w:rPr>
-                <w:sz w:val="18"/>
-              </w:rPr>
-              <w:t>0.602</w:t>
-            </w:r>
-          </w:p>
-        </w:tc>
-        <w:tc>
-          <w:tcPr>
-            <w:tcW w:type="dxa" w:w="1234"/>
-          </w:tcPr>
-          <w:p>
-            <w:r/>
-            <w:r>
-              <w:rPr>
-                <w:sz w:val="18"/>
-              </w:rPr>
-              <w:t>0.698</w:t>
-            </w:r>
-          </w:p>
-        </w:tc>
-      </w:tr>
-      <w:tr>
-        <w:tc>
-          <w:tcPr>
-            <w:tcW w:type="dxa" w:w="1234"/>
-          </w:tcPr>
-          <w:p>
-            <w:r/>
-            <w:r>
-              <w:rPr>
-                <w:sz w:val="18"/>
-              </w:rPr>
-              <w:t>30</w:t>
-            </w:r>
-          </w:p>
-        </w:tc>
-        <w:tc>
-          <w:tcPr>
-            <w:tcW w:type="dxa" w:w="1234"/>
-          </w:tcPr>
-          <w:p>
-            <w:r/>
-            <w:r>
-              <w:rPr>
-                <w:sz w:val="18"/>
-              </w:rPr>
-              <w:t>0.745</w:t>
-            </w:r>
-          </w:p>
-        </w:tc>
-        <w:tc>
-          <w:tcPr>
-            <w:tcW w:type="dxa" w:w="1234"/>
-          </w:tcPr>
-          <w:p>
-            <w:r/>
-            <w:r>
-              <w:rPr>
-                <w:sz w:val="18"/>
-              </w:rPr>
-              <w:t>0.759</w:t>
-            </w:r>
-          </w:p>
-        </w:tc>
-        <w:tc>
-          <w:tcPr>
-            <w:tcW w:type="dxa" w:w="1234"/>
-          </w:tcPr>
-          <w:p>
-            <w:r/>
-            <w:r>
-              <w:rPr>
-                <w:sz w:val="18"/>
-              </w:rPr>
-              <w:t>0.553</w:t>
-            </w:r>
-          </w:p>
-        </w:tc>
-        <w:tc>
-          <w:tcPr>
-            <w:tcW w:type="dxa" w:w="1234"/>
-          </w:tcPr>
-          <w:p>
-            <w:r/>
-            <w:r>
-              <w:rPr>
-                <w:sz w:val="18"/>
-              </w:rPr>
-              <w:t>0.563</w:t>
-            </w:r>
-          </w:p>
-        </w:tc>
-        <w:tc>
-          <w:tcPr>
-            <w:tcW w:type="dxa" w:w="1234"/>
-          </w:tcPr>
-          <w:p>
-            <w:r/>
-            <w:r>
-              <w:rPr>
-                <w:sz w:val="18"/>
-              </w:rPr>
-              <w:t>0.550</w:t>
-            </w:r>
-          </w:p>
-        </w:tc>
-        <w:tc>
-          <w:tcPr>
-            <w:tcW w:type="dxa" w:w="1234"/>
-          </w:tcPr>
-          <w:p>
-            <w:r/>
-            <w:r>
-              <w:rPr>
-                <w:sz w:val="18"/>
-              </w:rPr>
-              <w:t>0.574</w:t>
-            </w:r>
-          </w:p>
-        </w:tc>
-      </w:tr>
-      <w:tr>
-        <w:tc>
-          <w:tcPr>
-            <w:tcW w:type="dxa" w:w="1234"/>
+            <w:tcW w:type="dxa" w:w="2160"/>
           </w:tcPr>
           <w:p>
             <w:r/>
@@ -2011,7 +1711,7 @@
         </w:tc>
         <w:tc>
           <w:tcPr>
-            <w:tcW w:type="dxa" w:w="1234"/>
+            <w:tcW w:type="dxa" w:w="2160"/>
           </w:tcPr>
           <w:p>
             <w:r/>
@@ -2019,13 +1719,13 @@
               <w:rPr>
                 <w:sz w:val="18"/>
               </w:rPr>
-              <w:t>0.572</w:t>
+              <w:t>0.786</w:t>
             </w:r>
           </w:p>
         </w:tc>
         <w:tc>
           <w:tcPr>
-            <w:tcW w:type="dxa" w:w="1234"/>
+            <w:tcW w:type="dxa" w:w="2160"/>
           </w:tcPr>
           <w:p>
             <w:r/>
@@ -2033,13 +1733,13 @@
               <w:rPr>
                 <w:sz w:val="18"/>
               </w:rPr>
-              <w:t>0.674</w:t>
+              <w:t>0.778</w:t>
             </w:r>
           </w:p>
         </w:tc>
         <w:tc>
           <w:tcPr>
-            <w:tcW w:type="dxa" w:w="1234"/>
+            <w:tcW w:type="dxa" w:w="2160"/>
           </w:tcPr>
           <w:p>
             <w:r/>
@@ -2047,49 +1747,7 @@
               <w:rPr>
                 <w:sz w:val="18"/>
               </w:rPr>
-              <w:t>0.370</w:t>
-            </w:r>
-          </w:p>
-        </w:tc>
-        <w:tc>
-          <w:tcPr>
-            <w:tcW w:type="dxa" w:w="1234"/>
-          </w:tcPr>
-          <w:p>
-            <w:r/>
-            <w:r>
-              <w:rPr>
-                <w:sz w:val="18"/>
-              </w:rPr>
-              <w:t>0.396</w:t>
-            </w:r>
-          </w:p>
-        </w:tc>
-        <w:tc>
-          <w:tcPr>
-            <w:tcW w:type="dxa" w:w="1234"/>
-          </w:tcPr>
-          <w:p>
-            <w:r/>
-            <w:r>
-              <w:rPr>
-                <w:sz w:val="18"/>
-              </w:rPr>
-              <w:t>0.412</w:t>
-            </w:r>
-          </w:p>
-        </w:tc>
-        <w:tc>
-          <w:tcPr>
-            <w:tcW w:type="dxa" w:w="1234"/>
-          </w:tcPr>
-          <w:p>
-            <w:r/>
-            <w:r>
-              <w:rPr>
-                <w:sz w:val="18"/>
-              </w:rPr>
-              <w:t>0.413</w:t>
+              <w:t>0.697</w:t>
             </w:r>
           </w:p>
         </w:tc>
@@ -2107,7 +1765,7 @@
       <w:r>
         <w:drawing>
           <wp:inline xmlns:a="http://schemas.openxmlformats.org/drawingml/2006/main" xmlns:pic="http://schemas.openxmlformats.org/drawingml/2006/picture">
-            <wp:extent cx="5486400" cy="2691665"/>
+            <wp:extent cx="5486400" cy="2664710"/>
             <wp:docPr id="2" name="Picture 2"/>
             <wp:cNvGraphicFramePr>
               <a:graphicFrameLocks noChangeAspect="1"/>
@@ -2128,7 +1786,7 @@
                   <pic:spPr>
                     <a:xfrm>
                       <a:off x="0" y="0"/>
-                      <a:ext cx="5486400" cy="2691665"/>
+                      <a:ext cx="5486400" cy="2664710"/>
                     </a:xfrm>
                     <a:prstGeom prst="rect"/>
                   </pic:spPr>
@@ -2162,7 +1820,72 @@
           <w:b w:val="0"/>
           <w:i w:val="0"/>
         </w:rPr>
-        <w:t>A direct comparison with the experiment (Figure 3; Hou et al. Fig. 4b, values digitized and therefore approximate) shows the same qualitative advantage in both simulation and experiment, with QRC+RBF the flattest, highest curve. Quantitatively, humidity agrees closely across horizons, whereas for temperature our simulation is the more conservative estimate at long range (45-day R² ≈ 0.67 simulated vs ≈ 0.82 experimental)—plausibly because this run used a reduced FID acquisition (1024 vs 2048 samples) and a smaller test split than the experiment. The simulation thus reproduces the advantage without overstating it.</w:t>
+        <w:t>The one determinant of long-horizon skill is the readout richness. An initial run at half the FID resolution (fid_points=1024) fell short of the experiment at long-horizon temperature (45-day R² ≈ 0.67); doubling the FID samples to 2048 lifts it to 0.79, onto the experimental value (Figure 3). This is the paper’s own mechanism made quantitative—the information-processing capacity is set by the number of independent readout functions, and more FID samples yield a finer spectrum and more such functions. The effect is seen in the linear readout, so it is not an artefact of the nonlinear post-processing.</w:t>
+      </w:r>
+    </w:p>
+    <w:p>
+      <w:pPr>
+        <w:jc w:val="center"/>
+      </w:pPr>
+      <w:r>
+        <w:drawing>
+          <wp:inline xmlns:a="http://schemas.openxmlformats.org/drawingml/2006/main" xmlns:pic="http://schemas.openxmlformats.org/drawingml/2006/picture">
+            <wp:extent cx="5486400" cy="2244436"/>
+            <wp:docPr id="3" name="Picture 3"/>
+            <wp:cNvGraphicFramePr>
+              <a:graphicFrameLocks noChangeAspect="1"/>
+            </wp:cNvGraphicFramePr>
+            <a:graphic>
+              <a:graphicData uri="http://schemas.openxmlformats.org/drawingml/2006/picture">
+                <pic:pic>
+                  <pic:nvPicPr>
+                    <pic:cNvPr id="0" name="fig7_fid_points.png"/>
+                    <pic:cNvPicPr/>
+                  </pic:nvPicPr>
+                  <pic:blipFill>
+                    <a:blip r:embed="rId11"/>
+                    <a:stretch>
+                      <a:fillRect/>
+                    </a:stretch>
+                  </pic:blipFill>
+                  <pic:spPr>
+                    <a:xfrm>
+                      <a:off x="0" y="0"/>
+                      <a:ext cx="5486400" cy="2244436"/>
+                    </a:xfrm>
+                    <a:prstGeom prst="rect"/>
+                  </pic:spPr>
+                </pic:pic>
+              </a:graphicData>
+            </a:graphic>
+          </wp:inline>
+        </w:drawing>
+      </w:r>
+    </w:p>
+    <w:p>
+      <w:pPr>
+        <w:spacing w:after="200"/>
+        <w:jc w:val="center"/>
+      </w:pPr>
+      <w:r>
+        <w:rPr>
+          <w:i/>
+          <w:sz w:val="18"/>
+        </w:rPr>
+        <w:t>Figure 3. Effect of FID readout richness. Linear-QRC temperature (left) and humidity (right) forecast skill at fid_points=1024 and 2048, against the Hou et al. experiment. Doubling the FID samples closes the long-horizon gap, confirming that the number of independent readout functions governs performance.</w:t>
+      </w:r>
+    </w:p>
+    <w:p>
+      <w:pPr>
+        <w:spacing w:after="120"/>
+        <w:jc w:val="both"/>
+      </w:pPr>
+      <w:r>
+        <w:rPr>
+          <w:b w:val="0"/>
+          <w:i w:val="0"/>
+        </w:rPr>
+        <w:t>With the full readout, a direct comparison against the experiment (Figure 4; Hou et al. Fig. 4b, values digitized and therefore approximate) shows the simulation tracking the experiment quantitatively across all horizons for both temperature and humidity, with both rising above the saturating classical-ESN bands at long horizon.</w:t>
       </w:r>
     </w:p>
     <w:p>
@@ -2173,7 +1896,7 @@
         <w:drawing>
           <wp:inline xmlns:a="http://schemas.openxmlformats.org/drawingml/2006/main" xmlns:pic="http://schemas.openxmlformats.org/drawingml/2006/picture">
             <wp:extent cx="5486400" cy="2301986"/>
-            <wp:docPr id="3" name="Picture 3"/>
+            <wp:docPr id="4" name="Picture 4"/>
             <wp:cNvGraphicFramePr>
               <a:graphicFrameLocks noChangeAspect="1"/>
             </wp:cNvGraphicFramePr>
@@ -2185,7 +1908,7 @@
                     <pic:cNvPicPr/>
                   </pic:nvPicPr>
                   <pic:blipFill>
-                    <a:blip r:embed="rId11"/>
+                    <a:blip r:embed="rId12"/>
                     <a:stretch>
                       <a:fillRect/>
                     </a:stretch>
@@ -2214,7 +1937,7 @@
           <w:i/>
           <w:sz w:val="18"/>
         </w:rPr>
-        <w:t>Figure 3. Temperature (left) and humidity (right) forecast skill: this simulation (solid lines) versus the Hou et al. experiment (dashed lines; digitized from their Fig. 4b, approximate). Shaded regions are the classical ESN(500–10000) bands for this work (blue) and the experiment (red). In both, the QRC—and especially QRC+RBF—rises above the ESN band at long horizon, where the ESN saturates; short-horizon agreement between simulation and experiment is close.</w:t>
+        <w:t>Figure 4. Temperature (left) and humidity (right) forecast skill: this simulation (solid lines) versus the Hou et al. experiment (dashed lines; digitized from their Fig. 4b, approximate). Shaded regions are the classical ESN(500–10000) bands for this work (blue) and the experiment (red). Both QRC curves rise above the ESN band at long horizon; the simulation now tracks the experiment quantitatively.</w:t>
       </w:r>
     </w:p>
     <w:p>

--- a/docs/QRC/QRC_Manuscript.docx
+++ b/docs/QRC/QRC_Manuscript.docx
@@ -4,145 +4,84 @@
   <w:body>
     <w:p>
       <w:pPr>
-        <w:jc w:val="center"/>
+        <w:pStyle w:val="Title"/>
       </w:pPr>
+      <w:r>
+        <w:t>Physics-informed spectral readout and gradient-trained input encoding for a nuclear-spin quantum reservoir computer</w:t>
+      </w:r>
+    </w:p>
+    <w:p>
       <w:r>
         <w:rPr>
           <w:b/>
-          <w:sz w:val="30"/>
         </w:rPr>
-        <w:t>Reproducing Experimental Quantum Reservoir Computing in Simulation: A GPU-Accelerated N-Qubit NMR Reservoir with Free-Induction-Decay Readout, Cross-Validated Against SLEEPY</w:t>
-      </w:r>
-    </w:p>
-    <w:p>
-      <w:pPr>
-        <w:spacing w:after="0"/>
-        <w:jc w:val="center"/>
-      </w:pPr>
+        <w:t>Full manuscript draft — target: *Phys. Rev. Research* (alt: *Phys. Rev. Applied* / *PRX Quantum*).</w:t>
+      </w:r>
+    </w:p>
+    <w:p>
       <w:r>
         <w:rPr>
           <w:b/>
-          <w:i w:val="0"/>
         </w:rPr>
-        <w:t>Siridech Boonsang</w:t>
+        <w:t>Authors:</w:t>
+      </w:r>
+      <w:r>
+        <w:t xml:space="preserve"> [Author list — e.g. S. Boonto *et al.*], CiRA Quantum; [KMITL, Bangkok — affiliation to confirm].</w:t>
+      </w:r>
+    </w:p>
+    <w:p>
+      <w:r>
+        <w:rPr>
+          <w:b/>
+        </w:rPr>
+        <w:t>Correspondence:</w:t>
+      </w:r>
+      <w:r>
+        <w:t xml:space="preserve"> siridech.bo@kmitl.ac.th</w:t>
       </w:r>
     </w:p>
     <w:p>
       <w:pPr>
-        <w:spacing w:after="40"/>
-        <w:jc w:val="center"/>
+        <w:pStyle w:val="IntenseQuote"/>
       </w:pPr>
       <w:r>
+        <w:t>Reproducibility: all numbers below come from the runs named in Sec. VII and the</w:t>
+      </w:r>
+    </w:p>
+    <w:p>
+      <w:pPr>
+        <w:pStyle w:val="IntenseQuote"/>
+      </w:pPr>
+      <w:r>
+        <w:t xml:space="preserve">conventions in </w:t>
+      </w:r>
+      <w:r>
         <w:rPr>
-          <w:b w:val="0"/>
-          <w:i/>
-          <w:sz w:val="20"/>
+          <w:rFonts w:ascii="Consolas" w:hAnsi="Consolas"/>
+          <w:sz w:val="19"/>
         </w:rPr>
-        <w:t>Faculty of Information Technology &amp; CiRA CORE AI Center, King Mongkut's Institute of Technology Ladkrabang (KMITL), Bangkok, Thailand</w:t>
+        <w:t>QRC_STANDARD_PROCEDURES.md</w:t>
+      </w:r>
+      <w:r>
+        <w:t>. Every reported figure of merit is</w:t>
       </w:r>
     </w:p>
     <w:p>
       <w:pPr>
-        <w:spacing w:after="240"/>
-        <w:jc w:val="center"/>
+        <w:pStyle w:val="IntenseQuote"/>
       </w:pPr>
       <w:r>
+        <w:t xml:space="preserve">labeled with its readout, feature dimension </w:t>
+      </w:r>
+      <w:r>
         <w:rPr>
-          <w:b w:val="0"/>
-          <w:i w:val="0"/>
-          <w:sz w:val="18"/>
+          <w:rFonts w:ascii="Consolas" w:hAnsi="Consolas"/>
+          <w:sz w:val="19"/>
         </w:rPr>
-        <w:t>Corresponding author: siridech.bo@kmitl.ac.th</w:t>
-      </w:r>
-    </w:p>
-    <w:p>
-      <w:pPr>
-        <w:pStyle w:val="Heading1"/>
-      </w:pPr>
-      <w:r>
-        <w:t>Abstract</w:t>
-      </w:r>
-    </w:p>
-    <w:p>
-      <w:pPr>
-        <w:spacing w:after="120"/>
-        <w:jc w:val="both"/>
-      </w:pPr>
-      <w:r>
-        <w:rPr>
-          <w:b w:val="0"/>
-          <w:i w:val="0"/>
-        </w:rPr>
-        <w:t>Quantum reservoir computing (QRC) exploits the natural dynamics of a quantum system as a computational substrate for temporal information processing. A recent experiment (Hou et al., Phys. Rev. Lett. 136, 120602, 2026) demonstrated state-of-the-art QRC on a nine-spin nuclear-magnetic-resonance (NMR) platform, reporting a practical quantum advantage over large classical echo state networks (ESNs) on real-world weather forecasting. We present an open, GPU-accelerated simulator that reproduces this work in silico and, critically, isolates the ingredient responsible for its performance: a time-multiplexed free-induction-decay (FID) spectral readout. Our simulator integrates the Lindblad master equation for an arbitrary N-spin weak-coupling NMR network, with four interchangeable evolution backends cross-validated to within 10^-3; a sparse Krylov (“action”) method and a GPU implementation remove the 4^N-dimensional dense-superoperator memory wall (≈550 GB at N=9) and accelerate the nine-qubit regime ≈28×. On the NARMA benchmark the simulator attains the paper’s 10^-5–10^-6 accuracy regime (R²≈0.999); on Delhi weather forecasting the quantum reservoir matches classical ESNs at short horizons and outperforms ESNs of up to 10,000 nodes at long horizons (temperature R² 0.79 vs 0.62–0.70 at a 45-day horizon), tracking the experiment quantitatively and reproducing the reported advantage while ESN accuracy saturates with size. We further show that this long-horizon skill is governed by the number of FID readout functions (fid_points), and that a naive single-time observable readout gives NMSE ≈0.25, two-to-three orders of magnitude worse—confirming that the readout, not merely the qubit count, is decisive. The underlying NMR physics is independently validated against SLEEPY, a dedicated Liouville-space NMR engine, with FID spectral lines agreeing to sub-hertz precision. All code, data, and reproduction scripts are released.</w:t>
-      </w:r>
-    </w:p>
-    <w:p>
-      <w:pPr>
-        <w:spacing w:after="120"/>
-        <w:jc w:val="both"/>
-      </w:pPr>
-      <w:r>
-        <w:rPr>
-          <w:b w:val="0"/>
-          <w:i/>
-          <w:sz w:val="20"/>
-        </w:rPr>
-        <w:t>Keywords: quantum reservoir computing; quantum machine learning; nuclear magnetic resonance; Lindblad master equation; echo state network; time-series forecasting.</w:t>
-      </w:r>
-    </w:p>
-    <w:p>
-      <w:pPr>
-        <w:pStyle w:val="Heading1"/>
-      </w:pPr>
-      <w:r>
-        <w:t>1. Introduction</w:t>
-      </w:r>
-    </w:p>
-    <w:p>
-      <w:pPr>
-        <w:spacing w:after="120"/>
-        <w:jc w:val="both"/>
-      </w:pPr>
-      <w:r>
-        <w:rPr>
-          <w:b w:val="0"/>
-          <w:i w:val="0"/>
-        </w:rPr>
-        <w:t>Reservoir computing processes temporal signals by driving them into a fixed, high-dimensional nonlinear dynamical system—the reservoir—and training only a linear readout on the reservoir state. Quantum reservoir computing (QRC) uses a quantum system as the reservoir, exploiting an exponentially large Hilbert space and complex many-body correlations. NMR spin ensembles are a natural physical substrate: they have well-characterised Hamiltonians (chemical shifts and scalar J-couplings), radio-frequency pulses for input encoding, and—crucially—relaxation (T1, T2) that supplies the fading memory reservoir computing requires.</w:t>
-      </w:r>
-    </w:p>
-    <w:p>
-      <w:pPr>
-        <w:spacing w:after="120"/>
-        <w:jc w:val="both"/>
-      </w:pPr>
-      <w:r>
-        <w:rPr>
-          <w:b w:val="0"/>
-          <w:i w:val="0"/>
-        </w:rPr>
-        <w:t>Hou et al. recently reported an experimental QRC on a nine-spin 13C-labelled crotonic acid sample, achieving one-to-two orders of magnitude lower NARMA error than prior quantum experiments and, on real-world weather forecasting, higher accuracy than classical echo state networks with thousands of nodes—a first experimental demonstration of a quantum machine-learning system outperforming large classical models on a realistic dataset. Two innovations underpin the result: the use of intrinsic spin relaxation as a computational resource (fading memory without qubit resets), and a time-multiplexed FID readout that raises the number of independent readout functions far above the handful of directly accessible single-time observables.</w:t>
-      </w:r>
-    </w:p>
-    <w:p>
-      <w:pPr>
-        <w:spacing w:after="120"/>
-        <w:jc w:val="both"/>
-      </w:pPr>
-      <w:r>
-        <w:rPr>
-          <w:b w:val="0"/>
-          <w:i w:val="0"/>
-        </w:rPr>
-        <w:t>This paper contributes an open, reproducible simulator for NMR-based QRC and uses it to (i) reproduce the NARMA and weather-forecasting results of Hou et al.; (ii) isolate the FID readout as the decisive ingredient by direct comparison with a single-time observable readout; (iii) make the nine-qubit open-system regime computationally routine through a GPU-accelerated, memory-lean exponential-integration scheme; and (iv) validate the underlying NMR physics against an independent, dedicated engine (SLEEPY). We report both the successes and the limits honestly: the classical ESN wins decisively on NARMA (which the original paper never disputed), whereas the quantum reservoir’s advantage appears—and is reproduced here—on the chaotic, long-horizon weather task.</w:t>
-      </w:r>
-    </w:p>
-    <w:p>
-      <w:pPr>
-        <w:pStyle w:val="Heading1"/>
-      </w:pPr>
-      <w:r>
-        <w:t>2. Methods</w:t>
+        <w:t>D</w:t>
+      </w:r>
+      <w:r>
+        <w:t>, and training regime.</w:t>
       </w:r>
     </w:p>
     <w:p>
@@ -150,102 +89,1387 @@
         <w:pStyle w:val="Heading2"/>
       </w:pPr>
       <w:r>
-        <w:t>2.1 NMR reservoir model</w:t>
+        <w:t>Abstract</w:t>
+      </w:r>
+    </w:p>
+    <w:p>
+      <w:r>
+        <w:t>Quantum reservoir computing (QRC) uses the uncontrolled dynamics of a quantum</w:t>
+      </w:r>
+    </w:p>
+    <w:p>
+      <w:r>
+        <w:t>system as a temporal feature map, training only a linear readout. Two ingredients</w:t>
+      </w:r>
+    </w:p>
+    <w:p>
+      <w:r>
+        <w:t>usually held fixed — the *readout basis* and the *input encoding* — are in fact the</w:t>
+      </w:r>
+    </w:p>
+    <w:p>
+      <w:r>
+        <w:t>most physically accessible design levers on a device. We study both on a</w:t>
+      </w:r>
+    </w:p>
+    <w:p>
+      <w:r>
+        <w:t>weak-coupling nuclear-magnetic-resonance (NMR) spin reservoir described by a</w:t>
+      </w:r>
+    </w:p>
+    <w:p>
+      <w:r>
+        <w:t>Lindblad master equation. (i) We introduce a **physics-informed reduced</w:t>
+      </w:r>
+    </w:p>
+    <w:p>
+      <w:r>
+        <w:t>free-induction-decay (FID) readout**: because the reservoir Hamiltonian is diagonal</w:t>
+      </w:r>
+    </w:p>
+    <w:p>
+      <w:r>
+        <w:t>in the computational basis, its transverse-magnetization signal is a sum over a</w:t>
+      </w:r>
+    </w:p>
+    <w:p>
+      <w:r>
+        <w:t>*finite, analytic* set of single-quantum transition frequencies. Enumerating these</w:t>
+      </w:r>
+    </w:p>
+    <w:p>
+      <w:r>
+        <w:t>lines and merging them at the decoherence linewidth yields a compact,</w:t>
+      </w:r>
+    </w:p>
+    <w:p>
+      <w:r>
+        <w:t xml:space="preserve">device-independent spectral basis of dimension </w:t>
+      </w:r>
+      <w:r>
+        <w:rPr>
+          <w:rFonts w:ascii="Consolas" w:hAnsi="Consolas"/>
+          <w:sz w:val="19"/>
+        </w:rPr>
+        <w:t>D_eff</w:t>
+      </w:r>
+      <w:r>
+        <w:t xml:space="preserve"> — e.g. </w:t>
+      </w:r>
+      <w:r>
+        <w:rPr>
+          <w:rFonts w:ascii="Consolas" w:hAnsi="Consolas"/>
+          <w:sz w:val="19"/>
+        </w:rPr>
+        <w:t>D_eff ≈ 100</w:t>
+      </w:r>
+      <w:r>
+        <w:t xml:space="preserve"> for the</w:t>
+      </w:r>
+    </w:p>
+    <w:p>
+      <w:r>
+        <w:t>nine-spin ¹³C crotonic-acid system, versus the 653-peak readout used previously —</w:t>
+      </w:r>
+    </w:p>
+    <w:p>
+      <w:r>
+        <w:t>that we read with a fixed, differentiable direct-DFT projection. (ii) We make the</w:t>
+      </w:r>
+    </w:p>
+    <w:p>
+      <w:r>
+        <w:t>input encoding *trainable* by backpropagating through the differentiable reservoir</w:t>
+      </w:r>
+    </w:p>
+    <w:p>
+      <w:r>
+        <w:t>(a "quantum neural ODE") while keeping the closed-form ridge readout. On the</w:t>
+      </w:r>
+    </w:p>
+    <w:p>
+      <w:r>
+        <w:t>physics-informed readout, a gradient-trained per-spin encoding improves the test</w:t>
+      </w:r>
+    </w:p>
+    <w:p>
+      <w:r>
+        <w:t xml:space="preserve">NMSE over the standard </w:t>
+      </w:r>
+      <w:r>
+        <w:rPr>
+          <w:rFonts w:ascii="Consolas" w:hAnsi="Consolas"/>
+          <w:sz w:val="19"/>
+        </w:rPr>
+        <w:t>arcsin(√s)</w:t>
+      </w:r>
+      <w:r>
+        <w:t xml:space="preserve"> encoding by ~19× (NARMA-2) and ~2.6×</w:t>
+      </w:r>
+    </w:p>
+    <w:p>
+      <w:r>
+        <w:t>(NARMA-10), confirmed across random seeds; a τ→0 ablation that removes the</w:t>
+      </w:r>
+    </w:p>
+    <w:p>
+      <w:r>
+        <w:t>reservoir's cross-step memory collapses the improvement to a mean-predictor,</w:t>
+      </w:r>
+    </w:p>
+    <w:p>
+      <w:r>
+        <w:t xml:space="preserve">establishing the gain is </w:t>
+      </w:r>
+      <w:r>
+        <w:rPr>
+          <w:b/>
+        </w:rPr>
+        <w:t>carried by the quantum reservoir</w:t>
+      </w:r>
+      <w:r>
+        <w:t>. Benchmarked against</w:t>
+      </w:r>
+    </w:p>
+    <w:p>
+      <w:r>
+        <w:t xml:space="preserve">strong, tuned classical baselines the comparison is </w:t>
+      </w:r>
+      <w:r>
+        <w:rPr>
+          <w:b/>
+        </w:rPr>
+        <w:t>task-dependent</w:t>
+      </w:r>
+      <w:r>
+        <w:t>: on the NARMA</w:t>
+      </w:r>
+    </w:p>
+    <w:p>
+      <w:r>
+        <w:t>benchmarks — short memory, well suited to echo-state networks — a size-1000 ESN</w:t>
+      </w:r>
+    </w:p>
+    <w:p>
+      <w:r>
+        <w:t>matches the QRC on NARMA-2 and outperforms it on NARMA-10, so we claim no quantum</w:t>
+      </w:r>
+    </w:p>
+    <w:p>
+      <w:r>
+        <w:t>advantage there; but on the discriminative long-horizon chaotic-prediction task</w:t>
+      </w:r>
+    </w:p>
+    <w:p>
+      <w:r>
+        <w:t>(Mackey-Glass, h=10) the learned QRC outperforms both a tuned LSTM (~1.9×) and the</w:t>
+      </w:r>
+    </w:p>
+    <w:p>
+      <w:r>
+        <w:t>ESN (~4.4×) (single-seed, multi-seed confirmation in progress). The advantage of the</w:t>
+      </w:r>
+    </w:p>
+    <w:p>
+      <w:r>
+        <w:t>physics-informed, learnable-encoding QRC therefore appears specifically where</w:t>
+      </w:r>
+    </w:p>
+    <w:p>
+      <w:r>
+        <w:t>nonlinear fading memory is essential. Our contributions are a principled,</w:t>
+      </w:r>
+    </w:p>
+    <w:p>
+      <w:r>
+        <w:t>differentiable readout and a *quantum-mediated* encoding-learning method, together</w:t>
+      </w:r>
+    </w:p>
+    <w:p>
+      <w:r>
+        <w:t>with an honest, task-resolved characterization of when they help.</w:t>
       </w:r>
     </w:p>
     <w:p>
       <w:pPr>
-        <w:spacing w:after="120"/>
-        <w:jc w:val="both"/>
+        <w:pStyle w:val="Heading2"/>
       </w:pPr>
       <w:r>
+        <w:t>I. Introduction</w:t>
+      </w:r>
+    </w:p>
+    <w:p>
+      <w:r>
+        <w:t>Reservoir computing trains only a linear readout on the state of a fixed nonlinear</w:t>
+      </w:r>
+    </w:p>
+    <w:p>
+      <w:r>
+        <w:t>dynamical system, sidestepping the cost and instability of training a recurrent</w:t>
+      </w:r>
+    </w:p>
+    <w:p>
+      <w:r>
+        <w:t>core [1]. Quantum reservoir computing (QRC) replaces the classical reservoir with a</w:t>
+      </w:r>
+    </w:p>
+    <w:p>
+      <w:r>
+        <w:t>quantum system, whose large state space and intrinsic nonlinearity are conjectured</w:t>
+      </w:r>
+    </w:p>
+    <w:p>
+      <w:r>
+        <w:t>to provide a rich temporal kernel at low training cost [1,2]. Nuclear-spin ensembles</w:t>
+      </w:r>
+    </w:p>
+    <w:p>
+      <w:r>
+        <w:t>are an attractive QRC substrate: many coupled qubits, well-characterized</w:t>
+      </w:r>
+    </w:p>
+    <w:p>
+      <w:r>
+        <w:t>Hamiltonians, long-studied control, and a native time-multiplexed observable — the</w:t>
+      </w:r>
+    </w:p>
+    <w:p>
+      <w:r>
+        <w:t>free-induction decay (FID) [3].</w:t>
+      </w:r>
+    </w:p>
+    <w:p>
+      <w:r>
+        <w:t>Most QRC studies optimize only the readout and treat the reservoir, its encoding,</w:t>
+      </w:r>
+    </w:p>
+    <w:p>
+      <w:r>
+        <w:t>and its readout basis as fixed. Two of those fixed choices are, in fact, both</w:t>
+      </w:r>
+    </w:p>
+    <w:p>
+      <w:r>
+        <w:t>physically accessible and under-explored:</w:t>
+      </w:r>
+    </w:p>
+    <w:p>
+      <w:pPr>
+        <w:pStyle w:val="ListBullet"/>
+      </w:pPr>
+      <w:r>
         <w:rPr>
-          <w:b w:val="0"/>
-          <w:i w:val="0"/>
+          <w:b/>
         </w:rPr>
-        <w:t>We model N spin-½ nuclei in the weak-coupling (secular) NMR regime. In the rotating frame the Hamiltonian is H = Σ_i πν_i σz_i + Σ_{i&lt;j} (π/2) J_ij σz_i σz_j (angular frequency units), with ν_i the chemical-shift offsets (Hz) and J_ij the scalar couplings (Hz). Open-system evolution follows the Lindblad master equation dρ/dt = −i[H,ρ] + Σ_k (L_k ρ L_k† − ½{L_k†L_k, ρ}), with per-spin collapse operators for T1 amplitude damping (L = √(1/T1) σ−) and T2 pure dephasing (L = √(γφ/2) σz, γφ = 1/T2 − 1/2T1). Dissipation, not coherent evolution alone, produces the fading memory that reservoir computing requires; a pure-Schrödinger simulation retains perfect memory and cannot reproduce QRC behaviour. The nine-spin reproduction uses the exact crotonic-acid parameters of Hou et al. (Table 1); the simulator is generic in N and ships additional presets.</w:t>
-      </w:r>
-    </w:p>
-    <w:p>
+        <w:t>The readout basis.</w:t>
+      </w:r>
+      <w:r>
+        <w:t xml:space="preserve"> The prevailing spectral readout keeps a large fixed number</w:t>
+      </w:r>
+    </w:p>
+    <w:p>
+      <w:r>
+        <w:t xml:space="preserve">  of FFT peaks of the FID (e.g. 653 [3]). We show this *oversamples* the reservoir's</w:t>
+      </w:r>
+    </w:p>
+    <w:p>
+      <w:r>
+        <w:t xml:space="preserve">  true spectral content and give a principled, minimal, and differentiable</w:t>
+      </w:r>
+    </w:p>
+    <w:p>
+      <w:r>
+        <w:t xml:space="preserve">  alternative derived from the Hamiltonian itself.</w:t>
+      </w:r>
+    </w:p>
+    <w:p>
+      <w:pPr>
+        <w:pStyle w:val="ListBullet"/>
+      </w:pPr>
       <w:r>
         <w:rPr>
-          <w:i/>
+          <w:b/>
+        </w:rPr>
+        <w:t>The input encoding.</w:t>
+      </w:r>
+      <w:r>
+        <w:t xml:space="preserve"> The map from a scalar input to a control-pulse angle is</w:t>
+      </w:r>
+    </w:p>
+    <w:p>
+      <w:r>
+        <w:t xml:space="preserve">  almost universally fixed (</w:t>
+      </w:r>
+      <w:r>
+        <w:rPr>
+          <w:rFonts w:ascii="Consolas" w:hAnsi="Consolas"/>
+          <w:sz w:val="19"/>
+        </w:rPr>
+        <w:t>arcsin(√s)</w:t>
+      </w:r>
+      <w:r>
+        <w:t>). We ask whether *learning* it — by</w:t>
+      </w:r>
+    </w:p>
+    <w:p>
+      <w:r>
+        <w:t xml:space="preserve">  backpropagation through the quantum dynamics — helps, and whether any improvement</w:t>
+      </w:r>
+    </w:p>
+    <w:p>
+      <w:r>
+        <w:t xml:space="preserve">  is genuinely due to the quantum reservoir.</w:t>
+      </w:r>
+    </w:p>
+    <w:p>
+      <w:r>
+        <w:t>We answer both, and — critically — we test the resulting model against strong,</w:t>
+      </w:r>
+    </w:p>
+    <w:p>
+      <w:r>
+        <w:t>*tuned* classical baselines to avoid the common pitfall of comparing a quantum model</w:t>
+      </w:r>
+    </w:p>
+    <w:p>
+      <w:r>
+        <w:t>only to a weak classical one. Contributions:</w:t>
+      </w:r>
+    </w:p>
+    <w:p>
+      <w:r>
+        <w:t xml:space="preserve">1. A </w:t>
+      </w:r>
+      <w:r>
+        <w:rPr>
+          <w:b/>
+        </w:rPr>
+        <w:t>physics-informed reduced-FID readout</w:t>
+      </w:r>
+      <w:r>
+        <w:t>: an analytic, decoherence-aware</w:t>
+      </w:r>
+    </w:p>
+    <w:p>
+      <w:r>
+        <w:t xml:space="preserve">   selection of the reservoir's single-quantum spectral lines, read by a fixed</w:t>
+      </w:r>
+    </w:p>
+    <w:p>
+      <w:r>
+        <w:t xml:space="preserve">   differentiable projection (Sec. III).</w:t>
+      </w:r>
+    </w:p>
+    <w:p>
+      <w:r>
+        <w:t xml:space="preserve">2. A </w:t>
+      </w:r>
+      <w:r>
+        <w:rPr>
+          <w:b/>
+        </w:rPr>
+        <w:t>gradient-trained input encoding</w:t>
+      </w:r>
+      <w:r>
+        <w:t xml:space="preserve"> ("regime B") with a leakage-free protocol</w:t>
+      </w:r>
+    </w:p>
+    <w:p>
+      <w:r>
+        <w:t xml:space="preserve">   and rigorous controls, including a τ→0 ablation (Sec. IV).</w:t>
+      </w:r>
+    </w:p>
+    <w:p>
+      <w:r>
+        <w:t xml:space="preserve">3. </w:t>
+      </w:r>
+      <w:r>
+        <w:rPr>
+          <w:b/>
+        </w:rPr>
+        <w:t>Multi-seed, ablation-confirmed evidence</w:t>
+      </w:r>
+      <w:r>
+        <w:t xml:space="preserve"> that a learned encoding delivers a</w:t>
+      </w:r>
+    </w:p>
+    <w:p>
+      <w:r>
+        <w:t xml:space="preserve">   *quantum-mediated* improvement over the standard encoding (Sec. VI A–C).</w:t>
+      </w:r>
+    </w:p>
+    <w:p>
+      <w:r>
+        <w:t xml:space="preserve">4. A </w:t>
+      </w:r>
+      <w:r>
+        <w:rPr>
+          <w:b/>
+        </w:rPr>
+        <w:t>fair classical comparison</w:t>
+      </w:r>
+      <w:r>
+        <w:t xml:space="preserve"> (tuned LSTM, ESN, learning curves) that places the</w:t>
+      </w:r>
+    </w:p>
+    <w:p>
+      <w:r>
+        <w:t xml:space="preserve">   result honestly: competitive but not superior to a strong classical reservoir on</w:t>
+      </w:r>
+    </w:p>
+    <w:p>
+      <w:r>
+        <w:t xml:space="preserve">   standard benchmarks; the substrate is decoherence-limited (Sec. VI D, VII).</w:t>
+      </w:r>
+    </w:p>
+    <w:p>
+      <w:pPr>
+        <w:pStyle w:val="Heading2"/>
+      </w:pPr>
+      <w:r>
+        <w:t>II. The nuclear-spin quantum reservoir</w:t>
+      </w:r>
+    </w:p>
+    <w:p>
+      <w:pPr>
+        <w:pStyle w:val="Heading3"/>
+      </w:pPr>
+      <w:r>
+        <w:t>A. Hamiltonian and dissipation</w:t>
+      </w:r>
+    </w:p>
+    <w:p>
+      <w:r>
+        <w:t xml:space="preserve">We simulate an </w:t>
+      </w:r>
+      <w:r>
+        <w:rPr>
+          <w:rFonts w:ascii="Consolas" w:hAnsi="Consolas"/>
+          <w:sz w:val="19"/>
+        </w:rPr>
+        <w:t>n</w:t>
+      </w:r>
+      <w:r>
+        <w:t>-spin weak-coupling (Ising-</w:t>
+      </w:r>
+      <w:r>
+        <w:rPr>
+          <w:rFonts w:ascii="Consolas" w:hAnsi="Consolas"/>
+          <w:sz w:val="19"/>
+        </w:rPr>
+        <w:t>ZZ</w:t>
+      </w:r>
+      <w:r>
+        <w:t>) NMR network in the rotating</w:t>
+      </w:r>
+    </w:p>
+    <w:p>
+      <w:r>
+        <w:t>frame,</w:t>
+      </w:r>
+    </w:p>
+    <w:p>
+      <w:r>
+        <w:rPr>
+          <w:rFonts w:ascii="Consolas" w:hAnsi="Consolas"/>
+          <w:color w:val="333333"/>
           <w:sz w:val="18"/>
         </w:rPr>
-        <w:t>Table 1. Nine-spin 13C crotonic-acid parameters (chemical shifts, relaxation times) used for the reproduction, transcribed from Hou et al. Supplemental Material. J-couplings (not shown) range 0.7–163 Hz. Readout is performed on the five protons; the four carbons act as an inaccessible coupled bath.</w:t>
+        <w:t>H/h = Σ_i ν_i I_z^i + Σ_{i&lt;j} J_ij I_z^i I_z^j ,      I_z = σ_z/2 ,      (1)</w:t>
+      </w:r>
+    </w:p>
+    <w:p>
+      <w:r>
+        <w:t xml:space="preserve">with per-spin chemical shifts </w:t>
+      </w:r>
+      <w:r>
+        <w:rPr>
+          <w:rFonts w:ascii="Consolas" w:hAnsi="Consolas"/>
+          <w:sz w:val="19"/>
+        </w:rPr>
+        <w:t>ν_i</w:t>
+      </w:r>
+      <w:r>
+        <w:t xml:space="preserve"> (Hz) and scalar couplings </w:t>
+      </w:r>
+      <w:r>
+        <w:rPr>
+          <w:rFonts w:ascii="Consolas" w:hAnsi="Consolas"/>
+          <w:sz w:val="19"/>
+        </w:rPr>
+        <w:t>J_ij</w:t>
+      </w:r>
+      <w:r>
+        <w:t xml:space="preserve"> (Hz). All terms</w:t>
+      </w:r>
+    </w:p>
+    <w:p>
+      <w:r>
+        <w:t xml:space="preserve">commute; entanglement is generated by </w:t>
+      </w:r>
+      <w:r>
+        <w:rPr>
+          <w:rFonts w:ascii="Consolas" w:hAnsi="Consolas"/>
+          <w:sz w:val="19"/>
+        </w:rPr>
+        <w:t>ZZ</w:t>
+      </w:r>
+      <w:r>
+        <w:t xml:space="preserve"> evolution acting on the transverse states</w:t>
+      </w:r>
+    </w:p>
+    <w:p>
+      <w:r>
+        <w:t>prepared by the input pulses. Open-system dynamics use a Lindblad master equation</w:t>
+      </w:r>
+    </w:p>
+    <w:p>
+      <w:r>
+        <w:t xml:space="preserve">with </w:t>
+      </w:r>
+      <w:r>
+        <w:rPr>
+          <w:rFonts w:ascii="Consolas" w:hAnsi="Consolas"/>
+          <w:sz w:val="19"/>
+        </w:rPr>
+        <w:t>T₁</w:t>
+      </w:r>
+      <w:r>
+        <w:t xml:space="preserve"> amplitude damping and </w:t>
+      </w:r>
+      <w:r>
+        <w:rPr>
+          <w:rFonts w:ascii="Consolas" w:hAnsi="Consolas"/>
+          <w:sz w:val="19"/>
+        </w:rPr>
+        <w:t>T₂</w:t>
+      </w:r>
+      <w:r>
+        <w:t xml:space="preserve"> pure dephasing (physical Bloch-Redfield form,</w:t>
+      </w:r>
+    </w:p>
+    <w:p>
+      <w:r>
+        <w:rPr>
+          <w:rFonts w:ascii="Consolas" w:hAnsi="Consolas"/>
+          <w:sz w:val="19"/>
+        </w:rPr>
+        <w:t>γ_φ = 1/T₂ − 1/2T₁</w:t>
+      </w:r>
+      <w:r>
+        <w:t>):</w:t>
+      </w:r>
+    </w:p>
+    <w:p>
+      <w:r>
+        <w:rPr>
+          <w:rFonts w:ascii="Consolas" w:hAnsi="Consolas"/>
+          <w:color w:val="333333"/>
+          <w:sz w:val="18"/>
+        </w:rPr>
+        <w:t>dρ/dt = −(i/ħ)[H, ρ] + Σ_i ( D[√(1/T₁) σ_−^i]ρ + D[√(γ_φ/2) σ_z^i]ρ ) .   (2)</w:t>
+      </w:r>
+    </w:p>
+    <w:p>
+      <w:r>
+        <w:t>The reservoir's initial state is a high-temperature product state</w:t>
+      </w:r>
+    </w:p>
+    <w:p>
+      <w:r>
+        <w:rPr>
+          <w:rFonts w:ascii="Consolas" w:hAnsi="Consolas"/>
+          <w:sz w:val="19"/>
+        </w:rPr>
+        <w:t>ρ₀ = ⊗_i (I + ε σ_z^i)/2</w:t>
+      </w:r>
+      <w:r>
+        <w:t xml:space="preserve"> with </w:t>
+      </w:r>
+      <w:r>
+        <w:rPr>
+          <w:rFonts w:ascii="Consolas" w:hAnsi="Consolas"/>
+          <w:sz w:val="19"/>
+        </w:rPr>
+        <w:t>ε = 0.05</w:t>
+      </w:r>
+      <w:r>
+        <w:t>.</w:t>
+      </w:r>
+    </w:p>
+    <w:p>
+      <w:r>
+        <w:rPr>
+          <w:b/>
+        </w:rPr>
+        <w:t>Experimental system (this work).</w:t>
+      </w:r>
+      <w:r>
+        <w:t xml:space="preserve"> All learnable-encoding results use a generic</w:t>
+      </w:r>
+    </w:p>
+    <w:p>
+      <w:r>
+        <w:t>six-spin molecule (</w:t>
+      </w:r>
+      <w:r>
+        <w:rPr>
+          <w:rFonts w:ascii="Consolas" w:hAnsi="Consolas"/>
+          <w:sz w:val="19"/>
+        </w:rPr>
+        <w:t>generic_nqubit(6)</w:t>
+      </w:r>
+      <w:r>
+        <w:t>): chemical shifts evenly spread over</w:t>
+      </w:r>
+    </w:p>
+    <w:p>
+      <w:r>
+        <w:rPr>
+          <w:rFonts w:ascii="Consolas" w:hAnsi="Consolas"/>
+          <w:sz w:val="19"/>
+        </w:rPr>
+        <w:t>±120 Hz</w:t>
+      </w:r>
+      <w:r>
+        <w:t xml:space="preserve">, </w:t>
+      </w:r>
+      <w:r>
+        <w:rPr>
+          <w:rFonts w:ascii="Consolas" w:hAnsi="Consolas"/>
+          <w:sz w:val="19"/>
+        </w:rPr>
+        <w:t>ν = (−120, −72, −24, 24, 72, 120)</w:t>
+      </w:r>
+      <w:r>
+        <w:t xml:space="preserve"> Hz; a chain-decaying coupling matrix</w:t>
+      </w:r>
+    </w:p>
+    <w:p>
+      <w:r>
+        <w:t xml:space="preserve">(nearest-neighbour </w:t>
+      </w:r>
+      <w:r>
+        <w:rPr>
+          <w:rFonts w:ascii="Consolas" w:hAnsi="Consolas"/>
+          <w:sz w:val="19"/>
+        </w:rPr>
+        <w:t>J ≈ 200 Hz</w:t>
+      </w:r>
+      <w:r>
+        <w:t xml:space="preserve">, falloff </w:t>
+      </w:r>
+      <w:r>
+        <w:rPr>
+          <w:rFonts w:ascii="Consolas" w:hAnsi="Consolas"/>
+          <w:sz w:val="19"/>
+        </w:rPr>
+        <w:t>0.5^{|i−j|−1}</w:t>
+      </w:r>
+      <w:r>
+        <w:t xml:space="preserve"> with small seeded jitter),</w:t>
+      </w:r>
+    </w:p>
+    <w:p>
+      <w:r>
+        <w:t xml:space="preserve">scaled by a coupling factor </w:t>
+      </w:r>
+      <w:r>
+        <w:rPr>
+          <w:rFonts w:ascii="Consolas" w:hAnsi="Consolas"/>
+          <w:sz w:val="19"/>
+        </w:rPr>
+        <w:t>c = 2</w:t>
+      </w:r>
+      <w:r>
+        <w:t xml:space="preserve"> ("strong coupling"); homogeneous </w:t>
+      </w:r>
+      <w:r>
+        <w:rPr>
+          <w:rFonts w:ascii="Consolas" w:hAnsi="Consolas"/>
+          <w:sz w:val="19"/>
+        </w:rPr>
+        <w:t>T₁ = 5 s</w:t>
+      </w:r>
+      <w:r>
+        <w:t>,</w:t>
+      </w:r>
+    </w:p>
+    <w:p>
+      <w:r>
+        <w:rPr>
+          <w:rFonts w:ascii="Consolas" w:hAnsi="Consolas"/>
+          <w:sz w:val="19"/>
+        </w:rPr>
+        <w:t>T₂ = 0.2 s</w:t>
+      </w:r>
+      <w:r>
+        <w:t>. The choice of six spins is dictated by the differentiable readout</w:t>
+      </w:r>
+    </w:p>
+    <w:p>
+      <w:r>
+        <w:t xml:space="preserve">(Sec. IV A): the exact dense propagator is </w:t>
+      </w:r>
+      <w:r>
+        <w:rPr>
+          <w:rFonts w:ascii="Consolas" w:hAnsi="Consolas"/>
+          <w:sz w:val="19"/>
+        </w:rPr>
+        <w:t>dim²×dim²</w:t>
+      </w:r>
+      <w:r>
+        <w:t xml:space="preserve">, feasible for </w:t>
+      </w:r>
+      <w:r>
+        <w:rPr>
+          <w:rFonts w:ascii="Consolas" w:hAnsi="Consolas"/>
+          <w:sz w:val="19"/>
+        </w:rPr>
+        <w:t>dim² ≤ 8192</w:t>
+      </w:r>
+    </w:p>
+    <w:p>
+      <w:r>
+        <w:t xml:space="preserve">(≤ 6 qubits; </w:t>
+      </w:r>
+      <w:r>
+        <w:rPr>
+          <w:rFonts w:ascii="Consolas" w:hAnsi="Consolas"/>
+          <w:sz w:val="19"/>
+        </w:rPr>
+        <w:t>dim = 64</w:t>
+      </w:r>
+      <w:r>
+        <w:t xml:space="preserve"> at </w:t>
+      </w:r>
+      <w:r>
+        <w:rPr>
+          <w:rFonts w:ascii="Consolas" w:hAnsi="Consolas"/>
+          <w:sz w:val="19"/>
+        </w:rPr>
+        <w:t>n = 6</w:t>
+      </w:r>
+      <w:r>
+        <w:t>). At nine qubits the reverse-mode autograd graph</w:t>
+      </w:r>
+    </w:p>
+    <w:p>
+      <w:r>
+        <w:t>reaches ~201 GB per input step and is intractable on a single 16 GB GPU; extending</w:t>
+      </w:r>
+    </w:p>
+    <w:p>
+      <w:r>
+        <w:t>the *learnable* encoding beyond six qubits requires gradient checkpointing or a</w:t>
+      </w:r>
+    </w:p>
+    <w:p>
+      <w:r>
+        <w:t>forward-mode parameter-shift estimator and is left to future work.</w:t>
+      </w:r>
+    </w:p>
+    <w:p>
+      <w:r>
+        <w:rPr>
+          <w:b/>
+        </w:rPr>
+        <w:t>Characterization system.</w:t>
+      </w:r>
+      <w:r>
+        <w:t xml:space="preserve"> For the readout analysis (Sec. III) we also use the</w:t>
+      </w:r>
+    </w:p>
+    <w:p>
+      <w:r>
+        <w:t>exact nine-spin ¹³C crotonic-acid Hamiltonian [3] (four carbons + five protons; the</w:t>
+      </w:r>
+    </w:p>
+    <w:p>
+      <w:r>
+        <w:t>three methyl protons magnetically equivalent), read out on the protons.</w:t>
+      </w:r>
+    </w:p>
+    <w:p>
+      <w:pPr>
+        <w:pStyle w:val="Heading3"/>
+      </w:pPr>
+      <w:r>
+        <w:t>B. Input encoding</w:t>
+      </w:r>
+    </w:p>
+    <w:p>
+      <w:r>
+        <w:t xml:space="preserve">A scalar input </w:t>
+      </w:r>
+      <w:r>
+        <w:rPr>
+          <w:rFonts w:ascii="Consolas" w:hAnsi="Consolas"/>
+          <w:sz w:val="19"/>
+        </w:rPr>
+        <w:t>s ∈ [0,1]</w:t>
+      </w:r>
+      <w:r>
+        <w:t xml:space="preserve"> is applied as a single-qubit rotation </w:t>
+      </w:r>
+      <w:r>
+        <w:rPr>
+          <w:rFonts w:ascii="Consolas" w:hAnsi="Consolas"/>
+          <w:sz w:val="19"/>
+        </w:rPr>
+        <w:t>R_x(θ(s))</w:t>
+      </w:r>
+      <w:r>
+        <w:t>. The</w:t>
+      </w:r>
+    </w:p>
+    <w:p>
+      <w:r>
+        <w:t xml:space="preserve">standard encoding is </w:t>
+      </w:r>
+      <w:r>
+        <w:rPr>
+          <w:rFonts w:ascii="Consolas" w:hAnsi="Consolas"/>
+          <w:sz w:val="19"/>
+        </w:rPr>
+        <w:t>θ(s) = arcsin(√s)</w:t>
+      </w:r>
+      <w:r>
+        <w:t xml:space="preserve"> [3]. The rotation may be </w:t>
+      </w:r>
+      <w:r>
+        <w:rPr>
+          <w:b/>
+        </w:rPr>
+        <w:t>global</w:t>
+      </w:r>
+      <w:r>
+        <w:t xml:space="preserve"> (all</w:t>
+      </w:r>
+    </w:p>
+    <w:p>
+      <w:r>
+        <w:t xml:space="preserve">spins share </w:t>
+      </w:r>
+      <w:r>
+        <w:rPr>
+          <w:rFonts w:ascii="Consolas" w:hAnsi="Consolas"/>
+          <w:sz w:val="19"/>
+        </w:rPr>
+        <w:t>θ</w:t>
+      </w:r>
+      <w:r>
+        <w:t xml:space="preserve">) or </w:t>
+      </w:r>
+      <w:r>
+        <w:rPr>
+          <w:b/>
+        </w:rPr>
+        <w:t>per-spin</w:t>
+      </w:r>
+      <w:r>
+        <w:t xml:space="preserve"> (each spin its own, frequency-selective angle,</w:t>
+      </w:r>
+    </w:p>
+    <w:p>
+      <w:r>
+        <w:t>requiring a learned map). Per-spin encoding is the maximally expressive input layer</w:t>
+      </w:r>
+    </w:p>
+    <w:p>
+      <w:r>
+        <w:t>and is the learned condition throughout.</w:t>
+      </w:r>
+    </w:p>
+    <w:p>
+      <w:pPr>
+        <w:pStyle w:val="Heading3"/>
+      </w:pPr>
+      <w:r>
+        <w:t>C. Reservoir evolution and time-multiplexing</w:t>
+      </w:r>
+    </w:p>
+    <w:p>
+      <w:r>
+        <w:t xml:space="preserve">Each input step (i) applies the encoding pulse </w:t>
+      </w:r>
+      <w:r>
+        <w:rPr>
+          <w:rFonts w:ascii="Consolas" w:hAnsi="Consolas"/>
+          <w:sz w:val="19"/>
+        </w:rPr>
+        <w:t>ρ → UρU†</w:t>
+      </w:r>
+      <w:r>
+        <w:t>, then (ii) evolves freely</w:t>
+      </w:r>
+    </w:p>
+    <w:p>
+      <w:r>
+        <w:t xml:space="preserve">for </w:t>
+      </w:r>
+      <w:r>
+        <w:rPr>
+          <w:rFonts w:ascii="Consolas" w:hAnsi="Consolas"/>
+          <w:sz w:val="19"/>
+        </w:rPr>
+        <w:t>τ = 30 ms</w:t>
+      </w:r>
+      <w:r>
+        <w:t xml:space="preserve"> under Eq. (2). Within </w:t>
+      </w:r>
+      <w:r>
+        <w:rPr>
+          <w:rFonts w:ascii="Consolas" w:hAnsi="Consolas"/>
+          <w:sz w:val="19"/>
+        </w:rPr>
+        <w:t>τ</w:t>
+      </w:r>
+      <w:r>
+        <w:t xml:space="preserve"> we sample the reservoir at </w:t>
+      </w:r>
+      <w:r>
+        <w:rPr>
+          <w:rFonts w:ascii="Consolas" w:hAnsi="Consolas"/>
+          <w:sz w:val="19"/>
+        </w:rPr>
+        <w:t>V</w:t>
+      </w:r>
+      <w:r>
+        <w:t xml:space="preserve"> equally</w:t>
+      </w:r>
+    </w:p>
+    <w:p>
+      <w:r>
+        <w:t>spaced virtual nodes (temporal multiplexing [2]). The transverse magnetization at</w:t>
+      </w:r>
+    </w:p>
+    <w:p>
+      <w:r>
+        <w:t>those nodes is the simulated FID,</w:t>
+      </w:r>
+    </w:p>
+    <w:p>
+      <w:r>
+        <w:rPr>
+          <w:rFonts w:ascii="Consolas" w:hAnsi="Consolas"/>
+          <w:sz w:val="19"/>
+        </w:rPr>
+        <w:t>M⁺(t_v) = Σ_k ⟨σ_x^k⟩(t_v) + i⟨σ_y^k⟩(t_v)</w:t>
+      </w:r>
+      <w:r>
+        <w:t>.</w:t>
+      </w:r>
+    </w:p>
+    <w:p>
+      <w:pPr>
+        <w:pStyle w:val="Heading3"/>
+      </w:pPr>
+      <w:r>
+        <w:t>D. Linear readout and the two training regimes</w:t>
+      </w:r>
+    </w:p>
+    <w:p>
+      <w:r>
+        <w:t>The readout is a ridge-regularized linear map fit in closed form,</w:t>
+      </w:r>
+    </w:p>
+    <w:p>
+      <w:r>
+        <w:rPr>
+          <w:rFonts w:ascii="Consolas" w:hAnsi="Consolas"/>
+          <w:sz w:val="19"/>
+        </w:rPr>
+        <w:t>W = (XᵀX + αI)⁻¹Xᵀy</w:t>
+      </w:r>
+      <w:r>
+        <w:t xml:space="preserve">, </w:t>
+      </w:r>
+      <w:r>
+        <w:rPr>
+          <w:rFonts w:ascii="Consolas" w:hAnsi="Consolas"/>
+          <w:sz w:val="19"/>
+        </w:rPr>
+        <w:t>α = 10⁻³</w:t>
+      </w:r>
+      <w:r>
+        <w:t xml:space="preserve">, </w:t>
+      </w:r>
+      <w:r>
+        <w:rPr>
+          <w:rFonts w:ascii="Consolas" w:hAnsi="Consolas"/>
+          <w:sz w:val="19"/>
+        </w:rPr>
+        <w:t>X ∈ ℝ^{T×D}</w:t>
+      </w:r>
+      <w:r>
+        <w:t xml:space="preserve"> the per-step feature matrix. We</w:t>
+      </w:r>
+    </w:p>
+    <w:p>
+      <w:r>
+        <w:t>distinguish, and label on every result, two training regimes:</w:t>
+      </w:r>
+    </w:p>
+    <w:p>
+      <w:pPr>
+        <w:pStyle w:val="ListBullet"/>
+      </w:pPr>
+      <w:r>
+        <w:rPr>
+          <w:b/>
+        </w:rPr>
+        <w:t>Regime A — standard QRC.</w:t>
+      </w:r>
+      <w:r>
+        <w:t xml:space="preserve"> Reservoir *and* encoding fixed; only </w:t>
+      </w:r>
+      <w:r>
+        <w:rPr>
+          <w:rFonts w:ascii="Consolas" w:hAnsi="Consolas"/>
+          <w:sz w:val="19"/>
+        </w:rPr>
+        <w:t>W</w:t>
+      </w:r>
+      <w:r>
+        <w:t xml:space="preserve"> is trained.</w:t>
+      </w:r>
+    </w:p>
+    <w:p>
+      <w:r>
+        <w:t xml:space="preserve">  This is canonical reservoir computing and our baseline (</w:t>
+      </w:r>
+      <w:r>
+        <w:rPr>
+          <w:rFonts w:ascii="Consolas" w:hAnsi="Consolas"/>
+          <w:sz w:val="19"/>
+        </w:rPr>
+        <w:t>arcsin</w:t>
+      </w:r>
+      <w:r>
+        <w:t>).</w:t>
+      </w:r>
+    </w:p>
+    <w:p>
+      <w:pPr>
+        <w:pStyle w:val="ListBullet"/>
+      </w:pPr>
+      <w:r>
+        <w:rPr>
+          <w:b/>
+        </w:rPr>
+        <w:t>Regime B — learnable encoding.</w:t>
+      </w:r>
+      <w:r>
+        <w:t xml:space="preserve"> The same closed-form </w:t>
+      </w:r>
+      <w:r>
+        <w:rPr>
+          <w:rFonts w:ascii="Consolas" w:hAnsi="Consolas"/>
+          <w:sz w:val="19"/>
+        </w:rPr>
+        <w:t>W</w:t>
+      </w:r>
+      <w:r>
+        <w:t>, *plus* a</w:t>
+      </w:r>
+    </w:p>
+    <w:p>
+      <w:r>
+        <w:t xml:space="preserve">  gradient-trained encoding. </w:t>
+      </w:r>
+      <w:r>
+        <w:rPr>
+          <w:rFonts w:ascii="Consolas" w:hAnsi="Consolas"/>
+          <w:sz w:val="19"/>
+        </w:rPr>
+        <w:t>W</w:t>
+      </w:r>
+      <w:r>
+        <w:t xml:space="preserve"> is refit in closed form at every optimizer step, so</w:t>
+      </w:r>
+    </w:p>
+    <w:p>
+      <w:r>
+        <w:t xml:space="preserve">  the only object trained by gradient descent is the input map.</w:t>
+      </w:r>
+    </w:p>
+    <w:p>
+      <w:pPr>
+        <w:pStyle w:val="Heading2"/>
+      </w:pPr>
+      <w:r>
+        <w:t>III. Physics-informed reduced-FID readout</w:t>
+      </w:r>
+    </w:p>
+    <w:p>
+      <w:pPr>
+        <w:pStyle w:val="Heading3"/>
+      </w:pPr>
+      <w:r>
+        <w:t>A. Analytic single-quantum line structure</w:t>
+      </w:r>
+    </w:p>
+    <w:p>
+      <w:r>
+        <w:t xml:space="preserve">Because </w:t>
+      </w:r>
+      <w:r>
+        <w:rPr>
+          <w:rFonts w:ascii="Consolas" w:hAnsi="Consolas"/>
+          <w:sz w:val="19"/>
+        </w:rPr>
+        <w:t>H</w:t>
+      </w:r>
+      <w:r>
+        <w:t xml:space="preserve"> in Eq. (1) is diagonal in the computational basis, the transverse</w:t>
+      </w:r>
+    </w:p>
+    <w:p>
+      <w:r>
+        <w:t xml:space="preserve">magnetization is a sum over </w:t>
+      </w:r>
+      <w:r>
+        <w:rPr>
+          <w:b/>
+        </w:rPr>
+        <w:t>single-quantum transitions</w:t>
+      </w:r>
+      <w:r>
+        <w:t>: flipping readout spin</w:t>
+      </w:r>
+    </w:p>
+    <w:p>
+      <w:r>
+        <w:rPr>
+          <w:rFonts w:ascii="Consolas" w:hAnsi="Consolas"/>
+          <w:sz w:val="19"/>
+        </w:rPr>
+        <w:t>k</w:t>
+      </w:r>
+      <w:r>
+        <w:t xml:space="preserve"> against a fixed configuration </w:t>
+      </w:r>
+      <w:r>
+        <w:rPr>
+          <w:rFonts w:ascii="Consolas" w:hAnsi="Consolas"/>
+          <w:sz w:val="19"/>
+        </w:rPr>
+        <w:t>z ∈ {±1}^{n−1}</w:t>
+      </w:r>
+      <w:r>
+        <w:t xml:space="preserve"> of the remaining spins oscillates</w:t>
+      </w:r>
+    </w:p>
+    <w:p>
+      <w:r>
+        <w:t>at (first order in weak coupling)</w:t>
+      </w:r>
+    </w:p>
+    <w:p>
+      <w:r>
+        <w:rPr>
+          <w:rFonts w:ascii="Consolas" w:hAnsi="Consolas"/>
+          <w:color w:val="333333"/>
+          <w:sz w:val="18"/>
+        </w:rPr>
+        <w:t>f_k(z) = ν_k + ½ Σ_{j≠k} J_kj z_j .                                       (3)</w:t>
+      </w:r>
+    </w:p>
+    <w:p>
+      <w:r>
+        <w:t xml:space="preserve">Each resonance </w:t>
+      </w:r>
+      <w:r>
+        <w:rPr>
+          <w:rFonts w:ascii="Consolas" w:hAnsi="Consolas"/>
+          <w:sz w:val="19"/>
+        </w:rPr>
+        <w:t>ν_k</w:t>
+      </w:r>
+      <w:r>
+        <w:t xml:space="preserve"> is thereby split into a </w:t>
+      </w:r>
+      <w:r>
+        <w:rPr>
+          <w:rFonts w:ascii="Consolas" w:hAnsi="Consolas"/>
+          <w:sz w:val="19"/>
+        </w:rPr>
+        <w:t>2^{n−1}</w:t>
+      </w:r>
+      <w:r>
+        <w:t xml:space="preserve"> </w:t>
+      </w:r>
+      <w:r>
+        <w:rPr>
+          <w:rFonts w:ascii="Consolas" w:hAnsi="Consolas"/>
+          <w:sz w:val="19"/>
+        </w:rPr>
+        <w:t>J</w:t>
+      </w:r>
+      <w:r>
+        <w:t>-coupling multiplet, and</w:t>
+      </w:r>
+    </w:p>
+    <w:p>
+      <w:r>
+        <w:t>the *entire* spectral content of the FID is this finite line set. Every peak of the</w:t>
+      </w:r>
+    </w:p>
+    <w:p>
+      <w:r>
+        <w:t>653-peak FFT readout is one of these lines (or an FFT skirt of one). Crucially, the</w:t>
+      </w:r>
+    </w:p>
+    <w:p>
+      <w:r>
+        <w:t xml:space="preserve">input encoding sets only the line *amplitudes*; the *frequencies* are fixed by </w:t>
+      </w:r>
+      <w:r>
+        <w:rPr>
+          <w:rFonts w:ascii="Consolas" w:hAnsi="Consolas"/>
+          <w:sz w:val="19"/>
+        </w:rPr>
+        <w:t>H</w:t>
+      </w:r>
+      <w:r>
+        <w:t>.</w:t>
+      </w:r>
+    </w:p>
+    <w:p>
+      <w:r>
+        <w:t>The spectral basis is therefore a constant of the reservoir — no reference run or</w:t>
+      </w:r>
+    </w:p>
+    <w:p>
+      <w:r>
+        <w:t>data-driven peak-finding is needed.</w:t>
+      </w:r>
+    </w:p>
+    <w:p>
+      <w:pPr>
+        <w:pStyle w:val="Heading3"/>
+      </w:pPr>
+      <w:r>
+        <w:t>B. Decoherence-linewidth merging → `D_eff`</w:t>
+      </w:r>
+    </w:p>
+    <w:p>
+      <w:r>
+        <w:t xml:space="preserve">Under dephasing, each line has a Lorentzian width </w:t>
+      </w:r>
+      <w:r>
+        <w:rPr>
+          <w:rFonts w:ascii="Consolas" w:hAnsi="Consolas"/>
+          <w:sz w:val="19"/>
+        </w:rPr>
+        <w:t>Δf = 1/(πT₂)</w:t>
+      </w:r>
+      <w:r>
+        <w:t>. Lines separated by</w:t>
+      </w:r>
+    </w:p>
+    <w:p>
+      <w:r>
+        <w:t xml:space="preserve">less than </w:t>
+      </w:r>
+      <w:r>
+        <w:rPr>
+          <w:rFonts w:ascii="Consolas" w:hAnsi="Consolas"/>
+          <w:sz w:val="19"/>
+        </w:rPr>
+        <w:t>Δf</w:t>
+      </w:r>
+      <w:r>
+        <w:t xml:space="preserve"> are physically unresolvable; we greedily merge them, yielding </w:t>
+      </w:r>
+      <w:r>
+        <w:rPr>
+          <w:rFonts w:ascii="Consolas" w:hAnsi="Consolas"/>
+          <w:sz w:val="19"/>
+        </w:rPr>
+        <w:t>D_eff</w:t>
+      </w:r>
+    </w:p>
+    <w:p>
+      <w:r>
+        <w:t>resolvable line centres. This is the minimal faithful readout: fewer features drop a</w:t>
+      </w:r>
+    </w:p>
+    <w:p>
+      <w:r>
+        <w:t>real resolvable line, more features add provably-zero bins between lines.</w:t>
       </w:r>
     </w:p>
     <w:tbl>
       <w:tblPr>
         <w:tblStyle w:val="LightGrid-Accent1"/>
         <w:tblW w:type="auto" w:w="0"/>
-        <w:jc w:val="center"/>
         <w:tblLook w:firstColumn="1" w:firstRow="1" w:lastColumn="0" w:lastRow="0" w:noHBand="0" w:noVBand="1" w:val="04A0"/>
       </w:tblPr>
       <w:tblGrid>
-        <w:gridCol w:w="2160"/>
-        <w:gridCol w:w="2160"/>
-        <w:gridCol w:w="2160"/>
-        <w:gridCol w:w="2160"/>
+        <w:gridCol w:w="1728"/>
+        <w:gridCol w:w="1728"/>
+        <w:gridCol w:w="1728"/>
+        <w:gridCol w:w="1728"/>
+        <w:gridCol w:w="1728"/>
       </w:tblGrid>
       <w:tr>
         <w:tc>
           <w:tcPr>
-            <w:tcW w:type="dxa" w:w="2160"/>
+            <w:tcW w:type="dxa" w:w="1728"/>
           </w:tcPr>
           <w:p>
-            <w:r/>
             <w:r>
-              <w:rPr>
-                <w:b/>
-                <w:sz w:val="18"/>
-              </w:rPr>
-              <w:t>Spin</w:t>
+              <w:t>System (readout)</w:t>
             </w:r>
           </w:p>
         </w:tc>
         <w:tc>
           <w:tcPr>
-            <w:tcW w:type="dxa" w:w="2160"/>
+            <w:tcW w:type="dxa" w:w="1728"/>
           </w:tcPr>
           <w:p>
-            <w:r/>
             <w:r>
-              <w:rPr>
-                <w:b/>
-                <w:sz w:val="18"/>
-              </w:rPr>
-              <w:t>ν (Hz)</w:t>
+              <w:t>raw transitions</w:t>
             </w:r>
           </w:p>
         </w:tc>
         <w:tc>
           <w:tcPr>
-            <w:tcW w:type="dxa" w:w="2160"/>
+            <w:tcW w:type="dxa" w:w="1728"/>
           </w:tcPr>
           <w:p>
-            <w:r/>
             <w:r>
               <w:rPr>
-                <w:b/>
-                <w:sz w:val="18"/>
+                <w:rFonts w:ascii="Consolas" w:hAnsi="Consolas"/>
+                <w:sz w:val="19"/>
               </w:rPr>
-              <w:t>T1 (s)</w:t>
+              <w:t>Δf</w:t>
             </w:r>
           </w:p>
         </w:tc>
         <w:tc>
           <w:tcPr>
-            <w:tcW w:type="dxa" w:w="2160"/>
+            <w:tcW w:type="dxa" w:w="1728"/>
           </w:tcPr>
           <w:p>
-            <w:r/>
             <w:r>
               <w:rPr>
-                <w:b/>
-                <w:sz w:val="18"/>
+                <w:rFonts w:ascii="Consolas" w:hAnsi="Consolas"/>
+                <w:sz w:val="19"/>
               </w:rPr>
-              <w:t>T2* (ms)</w:t>
+              <w:t>D_eff</w:t>
+            </w:r>
+          </w:p>
+        </w:tc>
+        <w:tc>
+          <w:tcPr>
+            <w:tcW w:type="dxa" w:w="1728"/>
+          </w:tcPr>
+          <w:p>
+            <w:r>
+              <w:t>vs 653</w:t>
             </w:r>
           </w:p>
         </w:tc>
@@ -253,57 +1477,54 @@
       <w:tr>
         <w:tc>
           <w:tcPr>
-            <w:tcW w:type="dxa" w:w="2160"/>
+            <w:tcW w:type="dxa" w:w="1728"/>
           </w:tcPr>
           <w:p>
-            <w:r/>
             <w:r>
-              <w:rPr>
-                <w:sz w:val="18"/>
-              </w:rPr>
-              <w:t>C1</w:t>
+              <w:t>crotonic-9 (protons)</w:t>
             </w:r>
           </w:p>
         </w:tc>
         <w:tc>
           <w:tcPr>
-            <w:tcW w:type="dxa" w:w="2160"/>
+            <w:tcW w:type="dxa" w:w="1728"/>
           </w:tcPr>
           <w:p>
-            <w:r/>
             <w:r>
-              <w:rPr>
-                <w:sz w:val="18"/>
-              </w:rPr>
-              <w:t>−7749.7</w:t>
+              <w:t>1280</w:t>
             </w:r>
           </w:p>
         </w:tc>
         <w:tc>
           <w:tcPr>
-            <w:tcW w:type="dxa" w:w="2160"/>
+            <w:tcW w:type="dxa" w:w="1728"/>
           </w:tcPr>
           <w:p>
-            <w:r/>
             <w:r>
-              <w:rPr>
-                <w:sz w:val="18"/>
-              </w:rPr>
-              <w:t>5.9</w:t>
+              <w:t>1.57 Hz</w:t>
             </w:r>
           </w:p>
         </w:tc>
         <w:tc>
           <w:tcPr>
-            <w:tcW w:type="dxa" w:w="2160"/>
+            <w:tcW w:type="dxa" w:w="1728"/>
           </w:tcPr>
           <w:p>
-            <w:r/>
             <w:r>
               <w:rPr>
-                <w:sz w:val="18"/>
+                <w:b/>
               </w:rPr>
-              <w:t>212</w:t>
+              <w:t>100</w:t>
+            </w:r>
+          </w:p>
+        </w:tc>
+        <w:tc>
+          <w:tcPr>
+            <w:tcW w:type="dxa" w:w="1728"/>
+          </w:tcPr>
+          <w:p>
+            <w:r>
+              <w:t>6.5× oversampled</w:t>
             </w:r>
           </w:p>
         </w:tc>
@@ -311,57 +1532,58 @@
       <w:tr>
         <w:tc>
           <w:tcPr>
-            <w:tcW w:type="dxa" w:w="2160"/>
+            <w:tcW w:type="dxa" w:w="1728"/>
           </w:tcPr>
           <w:p>
-            <w:r/>
+            <w:r>
+              <w:t xml:space="preserve">6-spin, </w:t>
+            </w:r>
             <w:r>
               <w:rPr>
-                <w:sz w:val="18"/>
+                <w:rFonts w:ascii="Consolas" w:hAnsi="Consolas"/>
+                <w:sz w:val="19"/>
               </w:rPr>
-              <w:t>C2</w:t>
+              <w:t>c=1</w:t>
             </w:r>
           </w:p>
         </w:tc>
         <w:tc>
           <w:tcPr>
-            <w:tcW w:type="dxa" w:w="2160"/>
+            <w:tcW w:type="dxa" w:w="1728"/>
           </w:tcPr>
           <w:p>
-            <w:r/>
             <w:r>
-              <w:rPr>
-                <w:sz w:val="18"/>
-              </w:rPr>
-              <w:t>5430.1</w:t>
+              <w:t>192</w:t>
             </w:r>
           </w:p>
         </w:tc>
         <w:tc>
           <w:tcPr>
-            <w:tcW w:type="dxa" w:w="2160"/>
+            <w:tcW w:type="dxa" w:w="1728"/>
           </w:tcPr>
           <w:p>
-            <w:r/>
             <w:r>
-              <w:rPr>
-                <w:sz w:val="18"/>
-              </w:rPr>
-              <w:t>4.9</w:t>
+              <w:t>1.59 Hz</w:t>
             </w:r>
           </w:p>
         </w:tc>
         <w:tc>
           <w:tcPr>
-            <w:tcW w:type="dxa" w:w="2160"/>
+            <w:tcW w:type="dxa" w:w="1728"/>
           </w:tcPr>
           <w:p>
-            <w:r/>
             <w:r>
-              <w:rPr>
-                <w:sz w:val="18"/>
-              </w:rPr>
-              <w:t>231</w:t>
+              <w:t>137</w:t>
+            </w:r>
+          </w:p>
+        </w:tc>
+        <w:tc>
+          <w:tcPr>
+            <w:tcW w:type="dxa" w:w="1728"/>
+          </w:tcPr>
+          <w:p>
+            <w:r>
+              <w:t>—</w:t>
             </w:r>
           </w:p>
         </w:tc>
@@ -369,57 +1591,64 @@
       <w:tr>
         <w:tc>
           <w:tcPr>
-            <w:tcW w:type="dxa" w:w="2160"/>
+            <w:tcW w:type="dxa" w:w="1728"/>
           </w:tcPr>
           <w:p>
-            <w:r/>
+            <w:r>
+              <w:t xml:space="preserve">6-spin, </w:t>
+            </w:r>
             <w:r>
               <w:rPr>
-                <w:sz w:val="18"/>
+                <w:rFonts w:ascii="Consolas" w:hAnsi="Consolas"/>
+                <w:sz w:val="19"/>
               </w:rPr>
-              <w:t>C3</w:t>
+              <w:t>c=2</w:t>
+            </w:r>
+            <w:r>
+              <w:t xml:space="preserve"> (this work)</w:t>
             </w:r>
           </w:p>
         </w:tc>
         <w:tc>
           <w:tcPr>
-            <w:tcW w:type="dxa" w:w="2160"/>
+            <w:tcW w:type="dxa" w:w="1728"/>
           </w:tcPr>
           <w:p>
-            <w:r/>
             <w:r>
-              <w:rPr>
-                <w:sz w:val="18"/>
-              </w:rPr>
-              <w:t>2699.9</w:t>
+              <w:t>192</w:t>
             </w:r>
           </w:p>
         </w:tc>
         <w:tc>
           <w:tcPr>
-            <w:tcW w:type="dxa" w:w="2160"/>
+            <w:tcW w:type="dxa" w:w="1728"/>
           </w:tcPr>
           <w:p>
-            <w:r/>
             <w:r>
-              <w:rPr>
-                <w:sz w:val="18"/>
-              </w:rPr>
-              <w:t>5.6</w:t>
+              <w:t>1.59 Hz</w:t>
             </w:r>
           </w:p>
         </w:tc>
         <w:tc>
           <w:tcPr>
-            <w:tcW w:type="dxa" w:w="2160"/>
+            <w:tcW w:type="dxa" w:w="1728"/>
           </w:tcPr>
           <w:p>
-            <w:r/>
             <w:r>
               <w:rPr>
-                <w:sz w:val="18"/>
+                <w:b/>
               </w:rPr>
-              <w:t>208</w:t>
+              <w:t>161</w:t>
+            </w:r>
+          </w:p>
+        </w:tc>
+        <w:tc>
+          <w:tcPr>
+            <w:tcW w:type="dxa" w:w="1728"/>
+          </w:tcPr>
+          <w:p>
+            <w:r>
+              <w:t>—</w:t>
             </w:r>
           </w:p>
         </w:tc>
@@ -427,57 +1656,547 @@
       <w:tr>
         <w:tc>
           <w:tcPr>
-            <w:tcW w:type="dxa" w:w="2160"/>
+            <w:tcW w:type="dxa" w:w="1728"/>
           </w:tcPr>
           <w:p>
-            <w:r/>
             <w:r>
-              <w:rPr>
-                <w:sz w:val="18"/>
-              </w:rPr>
-              <w:t>C4</w:t>
+              <w:t>3-spin</w:t>
             </w:r>
           </w:p>
         </w:tc>
         <w:tc>
           <w:tcPr>
-            <w:tcW w:type="dxa" w:w="2160"/>
+            <w:tcW w:type="dxa" w:w="1728"/>
           </w:tcPr>
           <w:p>
-            <w:r/>
             <w:r>
-              <w:rPr>
-                <w:sz w:val="18"/>
-              </w:rPr>
-              <w:t>7673.7</w:t>
+              <w:t>12</w:t>
             </w:r>
           </w:p>
         </w:tc>
         <w:tc>
           <w:tcPr>
-            <w:tcW w:type="dxa" w:w="2160"/>
+            <w:tcW w:type="dxa" w:w="1728"/>
           </w:tcPr>
           <w:p>
-            <w:r/>
             <w:r>
-              <w:rPr>
-                <w:sz w:val="18"/>
-              </w:rPr>
-              <w:t>27.5</w:t>
+              <w:t>1.59 Hz</w:t>
             </w:r>
           </w:p>
         </w:tc>
         <w:tc>
           <w:tcPr>
-            <w:tcW w:type="dxa" w:w="2160"/>
+            <w:tcW w:type="dxa" w:w="1728"/>
           </w:tcPr>
           <w:p>
-            <w:r/>
             <w:r>
-              <w:rPr>
-                <w:sz w:val="18"/>
-              </w:rPr>
-              <w:t>241</w:t>
+              <w:t>12</w:t>
+            </w:r>
+          </w:p>
+        </w:tc>
+        <w:tc>
+          <w:tcPr>
+            <w:tcW w:type="dxa" w:w="1728"/>
+          </w:tcPr>
+          <w:p>
+            <w:r>
+              <w:t>—</w:t>
+            </w:r>
+          </w:p>
+        </w:tc>
+      </w:tr>
+    </w:tbl>
+    <w:p/>
+    <w:p>
+      <w:r>
+        <w:t>Doubling the coupling widens the multiplets and lifts near-degeneracies, raising</w:t>
+      </w:r>
+    </w:p>
+    <w:p>
+      <w:r>
+        <w:rPr>
+          <w:rFonts w:ascii="Consolas" w:hAnsi="Consolas"/>
+          <w:sz w:val="19"/>
+        </w:rPr>
+        <w:t>D_eff</w:t>
+      </w:r>
+      <w:r>
+        <w:t xml:space="preserve"> from 137 to 161 — the selection correctly tracks the scaled Hamiltonian.</w:t>
+      </w:r>
+    </w:p>
+    <w:p>
+      <w:pPr>
+        <w:pStyle w:val="Heading3"/>
+      </w:pPr>
+      <w:r>
+        <w:t>C. Differentiable direct-DFT projection</w:t>
+      </w:r>
+    </w:p>
+    <w:p>
+      <w:r>
+        <w:t xml:space="preserve">We read the </w:t>
+      </w:r>
+      <w:r>
+        <w:rPr>
+          <w:rFonts w:ascii="Consolas" w:hAnsi="Consolas"/>
+          <w:sz w:val="19"/>
+        </w:rPr>
+        <w:t>D_eff</w:t>
+      </w:r>
+      <w:r>
+        <w:t xml:space="preserve"> lines directly from the </w:t>
+      </w:r>
+      <w:r>
+        <w:rPr>
+          <w:rFonts w:ascii="Consolas" w:hAnsi="Consolas"/>
+          <w:sz w:val="19"/>
+        </w:rPr>
+        <w:t>V</w:t>
+      </w:r>
+      <w:r>
+        <w:t>-node FID by a fixed projection</w:t>
+      </w:r>
+    </w:p>
+    <w:p>
+      <w:r>
+        <w:rPr>
+          <w:rFonts w:ascii="Consolas" w:hAnsi="Consolas"/>
+          <w:sz w:val="19"/>
+        </w:rPr>
+        <w:t>X = M⁺ · Φ</w:t>
+      </w:r>
+      <w:r>
+        <w:t xml:space="preserve">, </w:t>
+      </w:r>
+      <w:r>
+        <w:rPr>
+          <w:rFonts w:ascii="Consolas" w:hAnsi="Consolas"/>
+          <w:sz w:val="19"/>
+        </w:rPr>
+        <w:t>Φ_{v,k} = exp(i 2π f_k t_v)</w:t>
+      </w:r>
+      <w:r>
+        <w:t xml:space="preserve"> (</w:t>
+      </w:r>
+      <w:r>
+        <w:rPr>
+          <w:rFonts w:ascii="Consolas" w:hAnsi="Consolas"/>
+          <w:sz w:val="19"/>
+        </w:rPr>
+        <w:t>t_v = vτ/V</w:t>
+      </w:r>
+      <w:r>
+        <w:t>), keeping the real and</w:t>
+      </w:r>
+    </w:p>
+    <w:p>
+      <w:r>
+        <w:t xml:space="preserve">imaginary parts as </w:t>
+      </w:r>
+      <w:r>
+        <w:rPr>
+          <w:rFonts w:ascii="Consolas" w:hAnsi="Consolas"/>
+          <w:sz w:val="19"/>
+        </w:rPr>
+        <w:t>2 D_eff</w:t>
+      </w:r>
+      <w:r>
+        <w:t xml:space="preserve"> real features. </w:t>
+      </w:r>
+      <w:r>
+        <w:rPr>
+          <w:rFonts w:ascii="Consolas" w:hAnsi="Consolas"/>
+          <w:sz w:val="19"/>
+        </w:rPr>
+        <w:t>Φ</w:t>
+      </w:r>
+      <w:r>
+        <w:t xml:space="preserve"> is a single matrix multiply and</w:t>
+      </w:r>
+    </w:p>
+    <w:p>
+      <w:r>
+        <w:t>therefore differentiable, so — unlike a dense 2048-point FFT peak-selection — the</w:t>
+      </w:r>
+    </w:p>
+    <w:p>
+      <w:r>
+        <w:t>readout can be backpropagated through and used inside regime B. For the six-spin</w:t>
+      </w:r>
+    </w:p>
+    <w:p>
+      <w:r>
+        <w:t xml:space="preserve">experiments this gives </w:t>
+      </w:r>
+      <w:r>
+        <w:rPr>
+          <w:rFonts w:ascii="Consolas" w:hAnsi="Consolas"/>
+          <w:sz w:val="19"/>
+        </w:rPr>
+        <w:t>D = 2·161 = 322</w:t>
+      </w:r>
+      <w:r>
+        <w:t xml:space="preserve"> features, with </w:t>
+      </w:r>
+      <w:r>
+        <w:rPr>
+          <w:rFonts w:ascii="Consolas" w:hAnsi="Consolas"/>
+          <w:sz w:val="19"/>
+        </w:rPr>
+        <w:t>V = 137</w:t>
+      </w:r>
+      <w:r>
+        <w:t xml:space="preserve"> nodes</w:t>
+      </w:r>
+    </w:p>
+    <w:p>
+      <w:r>
+        <w:t xml:space="preserve">(dwell </w:t>
+      </w:r>
+      <w:r>
+        <w:rPr>
+          <w:rFonts w:ascii="Consolas" w:hAnsi="Consolas"/>
+          <w:sz w:val="19"/>
+        </w:rPr>
+        <w:t>τ/V ≈ 0.22 ms</w:t>
+      </w:r>
+      <w:r>
+        <w:t>, Nyquist-safe for the line set).</w:t>
+      </w:r>
+    </w:p>
+    <w:p>
+      <w:pPr>
+        <w:pStyle w:val="Heading2"/>
+      </w:pPr>
+      <w:r>
+        <w:t>IV. Differentiable learnable encoding</w:t>
+      </w:r>
+    </w:p>
+    <w:p>
+      <w:pPr>
+        <w:pStyle w:val="Heading3"/>
+      </w:pPr>
+      <w:r>
+        <w:t>A. Reservoir as a differentiable layer (quantum neural ODE)</w:t>
+      </w:r>
+    </w:p>
+    <w:p>
+      <w:r>
+        <w:t xml:space="preserve">For </w:t>
+      </w:r>
+      <w:r>
+        <w:rPr>
+          <w:rFonts w:ascii="Consolas" w:hAnsi="Consolas"/>
+          <w:sz w:val="19"/>
+        </w:rPr>
+        <w:t>dim² ≤ 8192</w:t>
+      </w:r>
+      <w:r>
+        <w:t xml:space="preserve"> we precompute the exact dense node propagator</w:t>
+      </w:r>
+    </w:p>
+    <w:p>
+      <w:r>
+        <w:rPr>
+          <w:rFonts w:ascii="Consolas" w:hAnsi="Consolas"/>
+          <w:sz w:val="19"/>
+        </w:rPr>
+        <w:t>P = exp((τ/V)ℒ)</w:t>
+      </w:r>
+      <w:r>
+        <w:t xml:space="preserve"> once (</w:t>
+      </w:r>
+      <w:r>
+        <w:rPr>
+          <w:rFonts w:ascii="Consolas" w:hAnsi="Consolas"/>
+          <w:sz w:val="19"/>
+        </w:rPr>
+        <w:t>ℒ</w:t>
+      </w:r>
+      <w:r>
+        <w:t xml:space="preserve"> the Liouvillian superoperator) and apply it </w:t>
+      </w:r>
+      <w:r>
+        <w:rPr>
+          <w:rFonts w:ascii="Consolas" w:hAnsi="Consolas"/>
+          <w:sz w:val="19"/>
+        </w:rPr>
+        <w:t>V</w:t>
+      </w:r>
+      <w:r>
+        <w:t xml:space="preserve"> times</w:t>
+      </w:r>
+    </w:p>
+    <w:p>
+      <w:r>
+        <w:t>per step; each application is a differentiable matrix–vector product. The encoding</w:t>
+      </w:r>
+    </w:p>
+    <w:p>
+      <w:r>
+        <w:t xml:space="preserve">pulse </w:t>
+      </w:r>
+      <w:r>
+        <w:rPr>
+          <w:rFonts w:ascii="Consolas" w:hAnsi="Consolas"/>
+          <w:sz w:val="19"/>
+        </w:rPr>
+        <w:t>U(θ)</w:t>
+      </w:r>
+      <w:r>
+        <w:t xml:space="preserve"> enters as </w:t>
+      </w:r>
+      <w:r>
+        <w:rPr>
+          <w:rFonts w:ascii="Consolas" w:hAnsi="Consolas"/>
+          <w:sz w:val="19"/>
+        </w:rPr>
+        <w:t>ρ → UρU†</w:t>
+      </w:r>
+      <w:r>
+        <w:t xml:space="preserve"> with </w:t>
+      </w:r>
+      <w:r>
+        <w:rPr>
+          <w:rFonts w:ascii="Consolas" w:hAnsi="Consolas"/>
+          <w:sz w:val="19"/>
+        </w:rPr>
+        <w:t>θ</w:t>
+      </w:r>
+      <w:r>
+        <w:t xml:space="preserve"> a leaf variable, so gradients of the loss</w:t>
+      </w:r>
+    </w:p>
+    <w:p>
+      <w:r>
+        <w:t>flow through the entire quantum evolution to the encoder parameters. We verified the</w:t>
+      </w:r>
+    </w:p>
+    <w:p>
+      <w:r>
+        <w:t xml:space="preserve">autograd gradient against finite differences to </w:t>
+      </w:r>
+      <w:r>
+        <w:rPr>
+          <w:rFonts w:ascii="Consolas" w:hAnsi="Consolas"/>
+          <w:sz w:val="19"/>
+        </w:rPr>
+        <w:t>~1×10⁻⁹</w:t>
+      </w:r>
+      <w:r>
+        <w:t xml:space="preserve"> in complex128; production</w:t>
+      </w:r>
+    </w:p>
+    <w:p>
+      <w:r>
+        <w:t>runs use complex64. This "quantum neural ODE" treats the reservoir as a fixed,</w:t>
+      </w:r>
+    </w:p>
+    <w:p>
+      <w:r>
+        <w:t>differentiable recurrent layer and trains only the input map.</w:t>
+      </w:r>
+    </w:p>
+    <w:p>
+      <w:pPr>
+        <w:pStyle w:val="Heading3"/>
+      </w:pPr>
+      <w:r>
+        <w:t>B. Encoder architecture</w:t>
+      </w:r>
+    </w:p>
+    <w:p>
+      <w:r>
+        <w:t xml:space="preserve">The encoder is a small multilayer perceptron </w:t>
+      </w:r>
+      <w:r>
+        <w:rPr>
+          <w:rFonts w:ascii="Consolas" w:hAnsi="Consolas"/>
+          <w:sz w:val="19"/>
+        </w:rPr>
+        <w:t>s → θ</w:t>
+      </w:r>
+      <w:r>
+        <w:t>: `Linear(1,16) → tanh →</w:t>
+      </w:r>
+    </w:p>
+    <w:p>
+      <w:r>
+        <w:t>Linear(16,n) → π·sigmoid`, producing one angle per spin (per-spin/frequency-</w:t>
+      </w:r>
+    </w:p>
+    <w:p>
+      <w:r>
+        <w:t>selective encoding). The global-encoding variant outputs a single shared angle.</w:t>
+      </w:r>
+    </w:p>
+    <w:p>
+      <w:pPr>
+        <w:pStyle w:val="Heading3"/>
+      </w:pPr>
+      <w:r>
+        <w:t>C. Leakage-free training protocol and hyperparameters</w:t>
+      </w:r>
+    </w:p>
+    <w:p>
+      <w:r>
+        <w:t xml:space="preserve">We use a time-contiguous </w:t>
+      </w:r>
+      <w:r>
+        <w:rPr>
+          <w:b/>
+        </w:rPr>
+        <w:t>three-way split</w:t>
+      </w:r>
+      <w:r>
+        <w:t xml:space="preserve"> of the post-washout sequence,</w:t>
+      </w:r>
+    </w:p>
+    <w:p>
+      <w:r>
+        <w:t xml:space="preserve">50/25/25 train/validation/test. Ridge </w:t>
+      </w:r>
+      <w:r>
+        <w:rPr>
+          <w:rFonts w:ascii="Consolas" w:hAnsi="Consolas"/>
+          <w:sz w:val="19"/>
+        </w:rPr>
+        <w:t>W</w:t>
+      </w:r>
+      <w:r>
+        <w:t xml:space="preserve"> is fit on </w:t>
+      </w:r>
+      <w:r>
+        <w:rPr>
+          <w:b/>
+        </w:rPr>
+        <w:t>train</w:t>
+      </w:r>
+      <w:r>
+        <w:t>; the encoder is</w:t>
+      </w:r>
+    </w:p>
+    <w:p>
+      <w:r>
+        <w:t xml:space="preserve">selected on </w:t>
+      </w:r>
+      <w:r>
+        <w:rPr>
+          <w:b/>
+        </w:rPr>
+        <w:t>validation</w:t>
+      </w:r>
+      <w:r>
+        <w:t xml:space="preserve"> (best-validation checkpoint over the optimization); the</w:t>
+      </w:r>
+    </w:p>
+    <w:p>
+      <w:r>
+        <w:t xml:space="preserve">reported number is </w:t>
+      </w:r>
+      <w:r>
+        <w:rPr>
+          <w:b/>
+        </w:rPr>
+        <w:t>test</w:t>
+      </w:r>
+      <w:r>
+        <w:t>, which the encoder never sees. Optimizer: Adam,</w:t>
+      </w:r>
+    </w:p>
+    <w:p>
+      <w:r>
+        <w:t xml:space="preserve">learning rate </w:t>
+      </w:r>
+      <w:r>
+        <w:rPr>
+          <w:rFonts w:ascii="Consolas" w:hAnsi="Consolas"/>
+          <w:sz w:val="19"/>
+        </w:rPr>
+        <w:t>0.02</w:t>
+      </w:r>
+      <w:r>
+        <w:t xml:space="preserve"> with cosine annealing, gradient-norm clipping at </w:t>
+      </w:r>
+      <w:r>
+        <w:rPr>
+          <w:rFonts w:ascii="Consolas" w:hAnsi="Consolas"/>
+          <w:sz w:val="19"/>
+        </w:rPr>
+        <w:t>1.0</w:t>
+      </w:r>
+      <w:r>
+        <w:t>, 100</w:t>
+      </w:r>
+    </w:p>
+    <w:p>
+      <w:r>
+        <w:t xml:space="preserve">steps. Sequence length </w:t>
+      </w:r>
+      <w:r>
+        <w:rPr>
+          <w:rFonts w:ascii="Consolas" w:hAnsi="Consolas"/>
+          <w:sz w:val="19"/>
+        </w:rPr>
+        <w:t>T = 1500</w:t>
+      </w:r>
+      <w:r>
+        <w:t xml:space="preserve">, washout </w:t>
+      </w:r>
+      <w:r>
+        <w:rPr>
+          <w:rFonts w:ascii="Consolas" w:hAnsi="Consolas"/>
+          <w:sz w:val="19"/>
+        </w:rPr>
+        <w:t>30</w:t>
+      </w:r>
+      <w:r>
+        <w:t xml:space="preserve"> → 1470 usable →</w:t>
+      </w:r>
+    </w:p>
+    <w:p>
+      <w:r>
+        <w:t xml:space="preserve">735/367/368 train/val/test (so </w:t>
+      </w:r>
+      <w:r>
+        <w:rPr>
+          <w:rFonts w:ascii="Consolas" w:hAnsi="Consolas"/>
+          <w:sz w:val="19"/>
+        </w:rPr>
+        <w:t>n_train ≈ 2.3 D</w:t>
+      </w:r>
+      <w:r>
+        <w:t>).</w:t>
+      </w:r>
+    </w:p>
+    <w:tbl>
+      <w:tblPr>
+        <w:tblStyle w:val="LightGrid-Accent1"/>
+        <w:tblW w:type="auto" w:w="0"/>
+        <w:tblLook w:firstColumn="1" w:firstRow="1" w:lastColumn="0" w:lastRow="0" w:noHBand="0" w:noVBand="1" w:val="04A0"/>
+      </w:tblPr>
+      <w:tblGrid>
+        <w:gridCol w:w="4320"/>
+        <w:gridCol w:w="4320"/>
+      </w:tblGrid>
+      <w:tr>
+        <w:tc>
+          <w:tcPr>
+            <w:tcW w:type="dxa" w:w="4320"/>
+          </w:tcPr>
+          <w:p>
+            <w:r>
+              <w:t>Parameter</w:t>
+            </w:r>
+          </w:p>
+        </w:tc>
+        <w:tc>
+          <w:tcPr>
+            <w:tcW w:type="dxa" w:w="4320"/>
+          </w:tcPr>
+          <w:p>
+            <w:r>
+              <w:t>Value</w:t>
             </w:r>
           </w:p>
         </w:tc>
@@ -485,57 +2204,28 @@
       <w:tr>
         <w:tc>
           <w:tcPr>
-            <w:tcW w:type="dxa" w:w="2160"/>
+            <w:tcW w:type="dxa" w:w="4320"/>
           </w:tcPr>
           <w:p>
-            <w:r/>
             <w:r>
-              <w:rPr>
-                <w:sz w:val="18"/>
-              </w:rPr>
-              <w:t>H1</w:t>
+              <w:t>system / coupling</w:t>
             </w:r>
           </w:p>
         </w:tc>
         <w:tc>
           <w:tcPr>
-            <w:tcW w:type="dxa" w:w="2160"/>
+            <w:tcW w:type="dxa" w:w="4320"/>
           </w:tcPr>
           <w:p>
-            <w:r/>
+            <w:r>
+              <w:t xml:space="preserve">6-spin generic / </w:t>
+            </w:r>
             <w:r>
               <w:rPr>
-                <w:sz w:val="18"/>
+                <w:rFonts w:ascii="Consolas" w:hAnsi="Consolas"/>
+                <w:sz w:val="19"/>
               </w:rPr>
-              <w:t>985.9</w:t>
-            </w:r>
-          </w:p>
-        </w:tc>
-        <w:tc>
-          <w:tcPr>
-            <w:tcW w:type="dxa" w:w="2160"/>
-          </w:tcPr>
-          <w:p>
-            <w:r/>
-            <w:r>
-              <w:rPr>
-                <w:sz w:val="18"/>
-              </w:rPr>
-              <w:t>3.2</w:t>
-            </w:r>
-          </w:p>
-        </w:tc>
-        <w:tc>
-          <w:tcPr>
-            <w:tcW w:type="dxa" w:w="2160"/>
-          </w:tcPr>
-          <w:p>
-            <w:r/>
-            <w:r>
-              <w:rPr>
-                <w:sz w:val="18"/>
-              </w:rPr>
-              <w:t>203</w:t>
+              <w:t>c = 2</w:t>
             </w:r>
           </w:p>
         </w:tc>
@@ -543,57 +2233,35 @@
       <w:tr>
         <w:tc>
           <w:tcPr>
-            <w:tcW w:type="dxa" w:w="2160"/>
+            <w:tcW w:type="dxa" w:w="4320"/>
           </w:tcPr>
           <w:p>
-            <w:r/>
             <w:r>
               <w:rPr>
-                <w:sz w:val="18"/>
+                <w:rFonts w:ascii="Consolas" w:hAnsi="Consolas"/>
+                <w:sz w:val="19"/>
               </w:rPr>
-              <w:t>H2</w:t>
+              <w:t>τ</w:t>
+            </w:r>
+            <w:r>
+              <w:t xml:space="preserve">, </w:t>
+            </w:r>
+            <w:r>
+              <w:rPr>
+                <w:rFonts w:ascii="Consolas" w:hAnsi="Consolas"/>
+                <w:sz w:val="19"/>
+              </w:rPr>
+              <w:t>V</w:t>
             </w:r>
           </w:p>
         </w:tc>
         <w:tc>
           <w:tcPr>
-            <w:tcW w:type="dxa" w:w="2160"/>
+            <w:tcW w:type="dxa" w:w="4320"/>
           </w:tcPr>
           <w:p>
-            <w:r/>
             <w:r>
-              <w:rPr>
-                <w:sz w:val="18"/>
-              </w:rPr>
-              <w:t>520.3</w:t>
-            </w:r>
-          </w:p>
-        </w:tc>
-        <w:tc>
-          <w:tcPr>
-            <w:tcW w:type="dxa" w:w="2160"/>
-          </w:tcPr>
-          <w:p>
-            <w:r/>
-            <w:r>
-              <w:rPr>
-                <w:sz w:val="18"/>
-              </w:rPr>
-              <w:t>3.4</w:t>
-            </w:r>
-          </w:p>
-        </w:tc>
-        <w:tc>
-          <w:tcPr>
-            <w:tcW w:type="dxa" w:w="2160"/>
-          </w:tcPr>
-          <w:p>
-            <w:r/>
-            <w:r>
-              <w:rPr>
-                <w:sz w:val="18"/>
-              </w:rPr>
-              <w:t>332</w:t>
+              <w:t>30 ms, 137</w:t>
             </w:r>
           </w:p>
         </w:tc>
@@ -601,86 +2269,413 @@
       <w:tr>
         <w:tc>
           <w:tcPr>
-            <w:tcW w:type="dxa" w:w="2160"/>
+            <w:tcW w:type="dxa" w:w="4320"/>
           </w:tcPr>
           <w:p>
-            <w:r/>
+            <w:r>
+              <w:t xml:space="preserve">readout / </w:t>
+            </w:r>
             <w:r>
               <w:rPr>
-                <w:sz w:val="18"/>
+                <w:rFonts w:ascii="Consolas" w:hAnsi="Consolas"/>
+                <w:sz w:val="19"/>
               </w:rPr>
-              <w:t>H3–5 (methyl)</w:t>
+              <w:t>D</w:t>
             </w:r>
           </w:p>
         </w:tc>
         <w:tc>
           <w:tcPr>
-            <w:tcW w:type="dxa" w:w="2160"/>
+            <w:tcW w:type="dxa" w:w="4320"/>
           </w:tcPr>
           <w:p>
-            <w:r/>
+            <w:r>
+              <w:t>physics-informed reduced FID / 322</w:t>
+            </w:r>
+          </w:p>
+        </w:tc>
+      </w:tr>
+      <w:tr>
+        <w:tc>
+          <w:tcPr>
+            <w:tcW w:type="dxa" w:w="4320"/>
+          </w:tcPr>
+          <w:p>
+            <w:r>
+              <w:t xml:space="preserve">ridge </w:t>
+            </w:r>
             <w:r>
               <w:rPr>
-                <w:sz w:val="18"/>
+                <w:rFonts w:ascii="Consolas" w:hAnsi="Consolas"/>
+                <w:sz w:val="19"/>
               </w:rPr>
-              <w:t>−1081.5</w:t>
+              <w:t>α</w:t>
             </w:r>
           </w:p>
         </w:tc>
         <w:tc>
           <w:tcPr>
-            <w:tcW w:type="dxa" w:w="2160"/>
+            <w:tcW w:type="dxa" w:w="4320"/>
           </w:tcPr>
           <w:p>
-            <w:r/>
             <w:r>
-              <w:rPr>
-                <w:sz w:val="18"/>
-              </w:rPr>
-              <w:t>2.2</w:t>
+              <w:t>10⁻³</w:t>
+            </w:r>
+          </w:p>
+        </w:tc>
+      </w:tr>
+      <w:tr>
+        <w:tc>
+          <w:tcPr>
+            <w:tcW w:type="dxa" w:w="4320"/>
+          </w:tcPr>
+          <w:p>
+            <w:r>
+              <w:t>optimizer</w:t>
             </w:r>
           </w:p>
         </w:tc>
         <w:tc>
           <w:tcPr>
-            <w:tcW w:type="dxa" w:w="2160"/>
+            <w:tcW w:type="dxa" w:w="4320"/>
           </w:tcPr>
           <w:p>
-            <w:r/>
+            <w:r>
+              <w:t>Adam, lr 0.02, cosine, clip 1.0, 100 steps</w:t>
+            </w:r>
+          </w:p>
+        </w:tc>
+      </w:tr>
+      <w:tr>
+        <w:tc>
+          <w:tcPr>
+            <w:tcW w:type="dxa" w:w="4320"/>
+          </w:tcPr>
+          <w:p>
+            <w:r>
+              <w:t>split</w:t>
+            </w:r>
+          </w:p>
+        </w:tc>
+        <w:tc>
+          <w:tcPr>
+            <w:tcW w:type="dxa" w:w="4320"/>
+          </w:tcPr>
+          <w:p>
+            <w:r>
+              <w:t>50/25/25 of 1470 (735/367/368)</w:t>
+            </w:r>
+          </w:p>
+        </w:tc>
+      </w:tr>
+      <w:tr>
+        <w:tc>
+          <w:tcPr>
+            <w:tcW w:type="dxa" w:w="4320"/>
+          </w:tcPr>
+          <w:p>
+            <w:r>
+              <w:t>encoder</w:t>
+            </w:r>
+          </w:p>
+        </w:tc>
+        <w:tc>
+          <w:tcPr>
+            <w:tcW w:type="dxa" w:w="4320"/>
+          </w:tcPr>
+          <w:p>
+            <w:r>
+              <w:t>MLP 1–16–</w:t>
+            </w:r>
             <w:r>
               <w:rPr>
-                <w:sz w:val="18"/>
+                <w:rFonts w:ascii="Consolas" w:hAnsi="Consolas"/>
+                <w:sz w:val="19"/>
               </w:rPr>
-              <w:t>320</w:t>
+              <w:t>n</w:t>
+            </w:r>
+            <w:r>
+              <w:t>, tanh, π·sigmoid</w:t>
+            </w:r>
+          </w:p>
+        </w:tc>
+      </w:tr>
+      <w:tr>
+        <w:tc>
+          <w:tcPr>
+            <w:tcW w:type="dxa" w:w="4320"/>
+          </w:tcPr>
+          <w:p>
+            <w:r>
+              <w:t>dtype</w:t>
+            </w:r>
+          </w:p>
+        </w:tc>
+        <w:tc>
+          <w:tcPr>
+            <w:tcW w:type="dxa" w:w="4320"/>
+          </w:tcPr>
+          <w:p>
+            <w:r>
+              <w:t>complex64 (GPU)</w:t>
             </w:r>
           </w:p>
         </w:tc>
       </w:tr>
     </w:tbl>
+    <w:p/>
     <w:p>
       <w:pPr>
-        <w:spacing w:after="120"/>
+        <w:pStyle w:val="Heading3"/>
       </w:pPr>
+      <w:r>
+        <w:t>D. Rigor controls</w:t>
+      </w:r>
+    </w:p>
+    <w:p>
+      <w:pPr>
+        <w:pStyle w:val="ListBullet"/>
+      </w:pPr>
+      <w:r>
+        <w:rPr>
+          <w:b/>
+        </w:rPr>
+        <w:t>Guardrails.</w:t>
+      </w:r>
+      <w:r>
+        <w:t xml:space="preserve"> Reject a configuration as under-powered if the arcsin test NMSE</w:t>
+      </w:r>
+    </w:p>
+    <w:p>
+      <w:r>
+        <w:t xml:space="preserve">  ≳ 0.8 (≈ mean-predictor); reject a learned "win" as degenerate if the encoder's</w:t>
+      </w:r>
+    </w:p>
+    <w:p>
+      <w:r>
+        <w:t xml:space="preserve">  angle map has standard deviation &lt; 0.1 (near-constant, ignores input).</w:t>
+      </w:r>
+    </w:p>
+    <w:p>
+      <w:pPr>
+        <w:pStyle w:val="ListBullet"/>
+      </w:pPr>
+      <w:r>
+        <w:rPr>
+          <w:b/>
+        </w:rPr>
+        <w:t>τ→0 ablation (decisive).</w:t>
+      </w:r>
+      <w:r>
+        <w:t xml:space="preserve"> Re-initializing the reservoir before every input step</w:t>
+      </w:r>
+    </w:p>
+    <w:p>
+      <w:r>
+        <w:t xml:space="preserve">  removes cross-step quantum memory. A scalar-per-step input carries no classical</w:t>
+      </w:r>
+    </w:p>
+    <w:p>
+      <w:r>
+        <w:t xml:space="preserve">  memory, so a genuinely quantum-mediated gain *must* collapse to a mean-predictor</w:t>
+      </w:r>
+    </w:p>
+    <w:p>
+      <w:r>
+        <w:t xml:space="preserve">  under this ablation; a surviving gain would betray a classical shortcut.</w:t>
+      </w:r>
+    </w:p>
+    <w:p>
+      <w:pPr>
+        <w:pStyle w:val="ListBullet"/>
+      </w:pPr>
+      <w:r>
+        <w:rPr>
+          <w:b/>
+        </w:rPr>
+        <w:t>Hardware realizability.</w:t>
+      </w:r>
+      <w:r>
+        <w:t xml:space="preserve"> The gradients we backpropagate coincide (verified in</w:t>
+      </w:r>
+    </w:p>
+    <w:p>
+      <w:r>
+        <w:t xml:space="preserve">  simulation to machine precision) with those measurable on a spectrometer via the</w:t>
+      </w:r>
+    </w:p>
+    <w:p>
+      <w:r>
+        <w:t xml:space="preserve">  parameter-shift rule; the trained encoding is therefore in principle learnable on</w:t>
+      </w:r>
+    </w:p>
+    <w:p>
+      <w:r>
+        <w:t xml:space="preserve">  the device, including the generalized multi-term rule for global pulses.</w:t>
+      </w:r>
     </w:p>
     <w:p>
       <w:pPr>
         <w:pStyle w:val="Heading2"/>
       </w:pPr>
       <w:r>
-        <w:t>2.2 Input encoding and FID readout</w:t>
+        <w:t>V. Tasks and metrics</w:t>
       </w:r>
     </w:p>
     <w:p>
       <w:pPr>
-        <w:spacing w:after="120"/>
-        <w:jc w:val="both"/>
+        <w:pStyle w:val="ListBullet"/>
       </w:pPr>
       <w:r>
         <w:rPr>
-          <w:b w:val="0"/>
-          <w:i w:val="0"/>
+          <w:b/>
         </w:rPr>
-        <w:t>A scalar input s ∈ [0,1] is encoded as a global rotation R_x(θ) with θ = arcsin(√s), applied to the designated nuclei; multivariate inputs are encoded on distinct nuclear species (e.g. temperature on protons, humidity on carbons). Between inputs the reservoir evolves for a fixed time τ under the Lindbladian, integrating the new input with the fading memory of past inputs. Readout follows Hou et al.: a π/2 pulse is applied to the proton spins and the free-induction-decay (FID) signal—the collective transverse magnetisation S(t) = Tr[e^{tL}(UρU†) O_FID], O_FID = Σ_{protons}(σy + iσx)—is sampled on a fine time grid, Fourier transformed, and the largest spectral peaks are selected as readout features (653, matching the paper). This time-multiplexed readout raises the number of independent readout functions from the few accessible single-time observables to several hundred, which we show is decisive (Section 3). We exploit an exact simplification: the chemical-shift terms of the non-readout (carbon) spins commute with the Heisenberg evolution of the proton transverse operators and are omitted from the readout Liouvillian, verified to agree with the full operator to ≈10^-14 and reducing the exponential-integration cost several-fold.</w:t>
+        <w:t>NARMA-2 / NARMA-10.</w:t>
+      </w:r>
+      <w:r>
+        <w:t xml:space="preserve"> Nonlinear autoregressive moving-average benchmarks driven</w:t>
+      </w:r>
+    </w:p>
+    <w:p>
+      <w:r>
+        <w:t xml:space="preserve">  by </w:t>
+      </w:r>
+      <w:r>
+        <w:rPr>
+          <w:rFonts w:ascii="Consolas" w:hAnsi="Consolas"/>
+          <w:sz w:val="19"/>
+        </w:rPr>
+        <w:t>u ~ U[0, 0.5]</w:t>
+      </w:r>
+      <w:r>
+        <w:t>. NARMA-2 is *encoding-sensitive* (short memory, strong cubic</w:t>
+      </w:r>
+    </w:p>
+    <w:p>
+      <w:r>
+        <w:t xml:space="preserve">  input term </w:t>
+      </w:r>
+      <w:r>
+        <w:rPr>
+          <w:rFonts w:ascii="Consolas" w:hAnsi="Consolas"/>
+          <w:sz w:val="19"/>
+        </w:rPr>
+        <w:t>0.6u³</w:t>
+      </w:r>
+      <w:r>
+        <w:t>); NARMA-10 is *memory-bound* (10-step recurrence).</w:t>
+      </w:r>
+    </w:p>
+    <w:p>
+      <w:pPr>
+        <w:pStyle w:val="ListBullet"/>
+      </w:pPr>
+      <w:r>
+        <w:rPr>
+          <w:b/>
+        </w:rPr>
+        <w:t>Mackey-Glass (MG-17).</w:t>
+      </w:r>
+      <w:r>
+        <w:t xml:space="preserve"> Chaotic delay system (`β = 0.2, γ = 0.1, n = 10,</w:t>
+      </w:r>
+    </w:p>
+    <w:p>
+      <w:r>
+        <w:t xml:space="preserve">  τ_MG = 17</w:t>
+      </w:r>
+      <w:r>
+        <w:rPr>
+          <w:rFonts w:ascii="Consolas" w:hAnsi="Consolas"/>
+          <w:sz w:val="19"/>
+        </w:rPr>
+        <w:t xml:space="preserve">), normalized to </w:t>
+      </w:r>
+      <w:r>
+        <w:t>[0,1]</w:t>
+      </w:r>
+      <w:r>
+        <w:rPr>
+          <w:rFonts w:ascii="Consolas" w:hAnsi="Consolas"/>
+          <w:sz w:val="19"/>
+        </w:rPr>
+        <w:t xml:space="preserve">; the task is </w:t>
+      </w:r>
+      <w:r>
+        <w:t>h</w:t>
+      </w:r>
+      <w:r>
+        <w:rPr>
+          <w:rFonts w:ascii="Consolas" w:hAnsi="Consolas"/>
+          <w:sz w:val="19"/>
+        </w:rPr>
+        <w:t xml:space="preserve">-step-ahead prediction. </w:t>
+      </w:r>
+      <w:r>
+        <w:t>h = 1`</w:t>
+      </w:r>
+    </w:p>
+    <w:p>
+      <w:r>
+        <w:t xml:space="preserve">  is trivially easy for all models (next-step autocorrelation ≈ 0.99); </w:t>
+      </w:r>
+      <w:r>
+        <w:rPr>
+          <w:rFonts w:ascii="Consolas" w:hAnsi="Consolas"/>
+          <w:sz w:val="19"/>
+        </w:rPr>
+        <w:t>h = 10</w:t>
+      </w:r>
+      <w:r>
+        <w:t xml:space="preserve"> is</w:t>
+      </w:r>
+    </w:p>
+    <w:p>
+      <w:r>
+        <w:t xml:space="preserve">  discriminative (autocorrelation ≈ 0.26) and is the appropriate stress test.</w:t>
+      </w:r>
+    </w:p>
+    <w:p>
+      <w:pPr>
+        <w:pStyle w:val="ListBullet"/>
+      </w:pPr>
+      <w:r>
+        <w:rPr>
+          <w:b/>
+        </w:rPr>
+        <w:t>Metric.</w:t>
+      </w:r>
+      <w:r>
+        <w:t xml:space="preserve"> Test </w:t>
+      </w:r>
+      <w:r>
+        <w:rPr>
+          <w:b/>
+        </w:rPr>
+        <w:t>NMSE</w:t>
+      </w:r>
+      <w:r>
+        <w:t xml:space="preserve"> </w:t>
+      </w:r>
+      <w:r>
+        <w:rPr>
+          <w:rFonts w:ascii="Consolas" w:hAnsi="Consolas"/>
+          <w:sz w:val="19"/>
+        </w:rPr>
+        <w:t>= mean((ŷ−y)²)/var(y)</w:t>
+      </w:r>
+      <w:r>
+        <w:t xml:space="preserve"> (1.0 = mean-predictor); lower is</w:t>
+      </w:r>
+    </w:p>
+    <w:p>
+      <w:r>
+        <w:t xml:space="preserve">  better. Capacities, where used, are squared Pearson correlations. All models share</w:t>
+      </w:r>
+    </w:p>
+    <w:p>
+      <w:r>
+        <w:t xml:space="preserve">  the identical split and metric.</w:t>
       </w:r>
     </w:p>
     <w:p>
@@ -688,91 +2683,920 @@
         <w:pStyle w:val="Heading2"/>
       </w:pPr>
       <w:r>
-        <w:t>2.3 Evolution backends and GPU acceleration</w:t>
+        <w:t>VI. Results</w:t>
       </w:r>
     </w:p>
     <w:p>
       <w:pPr>
-        <w:spacing w:after="120"/>
-        <w:jc w:val="both"/>
+        <w:pStyle w:val="Heading3"/>
       </w:pPr>
       <w:r>
+        <w:t>A. Learned encoding vs arcsin (multi-seed)</w:t>
+      </w:r>
+    </w:p>
+    <w:p>
+      <w:r>
+        <w:t>On the physics-informed reduced-FID readout, a gradient-trained per-spin encoding</w:t>
+      </w:r>
+    </w:p>
+    <w:p>
+      <w:r>
+        <w:t xml:space="preserve">beats the fixed </w:t>
+      </w:r>
+      <w:r>
         <w:rPr>
-          <w:b w:val="0"/>
-          <w:i w:val="0"/>
+          <w:rFonts w:ascii="Consolas" w:hAnsi="Consolas"/>
+          <w:sz w:val="19"/>
         </w:rPr>
-        <w:t>The reservoir must evolve ρ and sample it over hundreds to thousands of input steps. We implement four interchangeable backends and cross-validate them to within 10^-3 on shared systems: (a) a dense Liouvillian superoperator propagator, exact and fast for N ≤ 5 but 4^N-dimensional (0.27 GB at N=6, 4.3 GB at N=7, ≈550 GB at N=9—infeasible); (b) an exact sparse Krylov “action” using scipy.expm_multiply on the ≈ 0.001%-dense Liouvillian, which removes the memory wall and is immune to the stiffness (kHz precession vs Hz relaxation) that cripples an adaptive ODE integrator; (c) a GPU implementation applying exp(t·L) via a Taylor + sub-stepping scheme with sparse CUDA matrix–vector products, measured ≈28× faster than the CPU action path at N=9 (0.23 vs 6.5 s per matrix action); and (d) QuTiP’s adaptive ODE for reference. The GPU path makes the nine-qubit open-system regime routine (a full NARMA reproduction in ≈ 4 h). We note that the JAX GPU route suggested for QuTiP is unavailable on Windows (no CUDA wheels); our GPU backend uses PyTorch CUDA instead.</w:t>
+        <w:t>arcsin</w:t>
+      </w:r>
+      <w:r>
+        <w:t xml:space="preserve"> encoding on every task and every seed (test NMSE,</w:t>
+      </w:r>
+    </w:p>
+    <w:p>
+      <w:r>
+        <w:t>mean ± s.d.):</w:t>
+      </w:r>
+    </w:p>
+    <w:tbl>
+      <w:tblPr>
+        <w:tblStyle w:val="LightGrid-Accent1"/>
+        <w:tblW w:type="auto" w:w="0"/>
+        <w:tblLook w:firstColumn="1" w:firstRow="1" w:lastColumn="0" w:lastRow="0" w:noHBand="0" w:noVBand="1" w:val="04A0"/>
+      </w:tblPr>
+      <w:tblGrid>
+        <w:gridCol w:w="1728"/>
+        <w:gridCol w:w="1728"/>
+        <w:gridCol w:w="1728"/>
+        <w:gridCol w:w="1728"/>
+        <w:gridCol w:w="1728"/>
+      </w:tblGrid>
+      <w:tr>
+        <w:tc>
+          <w:tcPr>
+            <w:tcW w:type="dxa" w:w="1728"/>
+          </w:tcPr>
+          <w:p>
+            <w:r>
+              <w:t>Task (seeds)</w:t>
+            </w:r>
+          </w:p>
+        </w:tc>
+        <w:tc>
+          <w:tcPr>
+            <w:tcW w:type="dxa" w:w="1728"/>
+          </w:tcPr>
+          <w:p>
+            <w:r>
+              <w:t>arcsin (A)</w:t>
+            </w:r>
+          </w:p>
+        </w:tc>
+        <w:tc>
+          <w:tcPr>
+            <w:tcW w:type="dxa" w:w="1728"/>
+          </w:tcPr>
+          <w:p>
+            <w:r>
+              <w:t>learned per-spin (B)</w:t>
+            </w:r>
+          </w:p>
+        </w:tc>
+        <w:tc>
+          <w:tcPr>
+            <w:tcW w:type="dxa" w:w="1728"/>
+          </w:tcPr>
+          <w:p>
+            <w:r>
+              <w:t>improvement</w:t>
+            </w:r>
+          </w:p>
+        </w:tc>
+        <w:tc>
+          <w:tcPr>
+            <w:tcW w:type="dxa" w:w="1728"/>
+          </w:tcPr>
+          <w:p>
+            <w:r>
+              <w:t>seeds won</w:t>
+            </w:r>
+          </w:p>
+        </w:tc>
+      </w:tr>
+      <w:tr>
+        <w:tc>
+          <w:tcPr>
+            <w:tcW w:type="dxa" w:w="1728"/>
+          </w:tcPr>
+          <w:p>
+            <w:r>
+              <w:t>NARMA-2 (3)</w:t>
+            </w:r>
+          </w:p>
+        </w:tc>
+        <w:tc>
+          <w:tcPr>
+            <w:tcW w:type="dxa" w:w="1728"/>
+          </w:tcPr>
+          <w:p>
+            <w:r>
+              <w:t>0.101 ± 0.006</w:t>
+            </w:r>
+          </w:p>
+        </w:tc>
+        <w:tc>
+          <w:tcPr>
+            <w:tcW w:type="dxa" w:w="1728"/>
+          </w:tcPr>
+          <w:p>
+            <w:r>
+              <w:rPr>
+                <w:b/>
+              </w:rPr>
+              <w:t>0.0052 ± 0.0013</w:t>
+            </w:r>
+          </w:p>
+        </w:tc>
+        <w:tc>
+          <w:tcPr>
+            <w:tcW w:type="dxa" w:w="1728"/>
+          </w:tcPr>
+          <w:p>
+            <w:r>
+              <w:t>~19×</w:t>
+            </w:r>
+          </w:p>
+        </w:tc>
+        <w:tc>
+          <w:tcPr>
+            <w:tcW w:type="dxa" w:w="1728"/>
+          </w:tcPr>
+          <w:p>
+            <w:r>
+              <w:t>3/3</w:t>
+            </w:r>
+          </w:p>
+        </w:tc>
+      </w:tr>
+      <w:tr>
+        <w:tc>
+          <w:tcPr>
+            <w:tcW w:type="dxa" w:w="1728"/>
+          </w:tcPr>
+          <w:p>
+            <w:r>
+              <w:t>NARMA-10 (3)</w:t>
+            </w:r>
+          </w:p>
+        </w:tc>
+        <w:tc>
+          <w:tcPr>
+            <w:tcW w:type="dxa" w:w="1728"/>
+          </w:tcPr>
+          <w:p>
+            <w:r>
+              <w:t>0.312 ± 0.013</w:t>
+            </w:r>
+          </w:p>
+        </w:tc>
+        <w:tc>
+          <w:tcPr>
+            <w:tcW w:type="dxa" w:w="1728"/>
+          </w:tcPr>
+          <w:p>
+            <w:r>
+              <w:rPr>
+                <w:b/>
+              </w:rPr>
+              <w:t>0.120 ± 0.019</w:t>
+            </w:r>
+          </w:p>
+        </w:tc>
+        <w:tc>
+          <w:tcPr>
+            <w:tcW w:type="dxa" w:w="1728"/>
+          </w:tcPr>
+          <w:p>
+            <w:r>
+              <w:t>~2.6×</w:t>
+            </w:r>
+          </w:p>
+        </w:tc>
+        <w:tc>
+          <w:tcPr>
+            <w:tcW w:type="dxa" w:w="1728"/>
+          </w:tcPr>
+          <w:p>
+            <w:r>
+              <w:t>3/3</w:t>
+            </w:r>
+          </w:p>
+        </w:tc>
+      </w:tr>
+      <w:tr>
+        <w:tc>
+          <w:tcPr>
+            <w:tcW w:type="dxa" w:w="1728"/>
+          </w:tcPr>
+          <w:p>
+            <w:r>
+              <w:t>Mackey-Glass h=1 (2)</w:t>
+            </w:r>
+          </w:p>
+        </w:tc>
+        <w:tc>
+          <w:tcPr>
+            <w:tcW w:type="dxa" w:w="1728"/>
+          </w:tcPr>
+          <w:p>
+            <w:r>
+              <w:t>0.00063</w:t>
+            </w:r>
+          </w:p>
+        </w:tc>
+        <w:tc>
+          <w:tcPr>
+            <w:tcW w:type="dxa" w:w="1728"/>
+          </w:tcPr>
+          <w:p>
+            <w:r>
+              <w:rPr>
+                <w:b/>
+              </w:rPr>
+              <w:t>0.000076</w:t>
+            </w:r>
+          </w:p>
+        </w:tc>
+        <w:tc>
+          <w:tcPr>
+            <w:tcW w:type="dxa" w:w="1728"/>
+          </w:tcPr>
+          <w:p>
+            <w:r>
+              <w:t>~8×</w:t>
+            </w:r>
+          </w:p>
+        </w:tc>
+        <w:tc>
+          <w:tcPr>
+            <w:tcW w:type="dxa" w:w="1728"/>
+          </w:tcPr>
+          <w:p>
+            <w:r>
+              <w:t>2/2</w:t>
+            </w:r>
+          </w:p>
+        </w:tc>
+      </w:tr>
+    </w:tbl>
+    <w:p/>
+    <w:p>
+      <w:r>
+        <w:t>The improvement is largest on the encoding-sensitive task (NARMA-2), smaller but</w:t>
+      </w:r>
+    </w:p>
+    <w:p>
+      <w:r>
+        <w:t>present on the memory-bound task (NARMA-10) — consistent with the encoding being the</w:t>
+      </w:r>
+    </w:p>
+    <w:p>
+      <w:r>
+        <w:t>accessible lever while long memory is set by the fixed reservoir.</w:t>
       </w:r>
     </w:p>
     <w:p>
       <w:pPr>
-        <w:pStyle w:val="Heading2"/>
+        <w:pStyle w:val="Heading3"/>
       </w:pPr>
       <w:r>
-        <w:t>2.4 Tasks, metrics, and baselines</w:t>
+        <w:t>B. The gain is quantum-mediated (τ→0 ablation)</w:t>
+      </w:r>
+    </w:p>
+    <w:p>
+      <w:r>
+        <w:t>Removing cross-step reservoir memory collapses the learned model to a mean-predictor</w:t>
+      </w:r>
+    </w:p>
+    <w:p>
+      <w:r>
+        <w:t>on both memory tasks:</w:t>
+      </w:r>
+    </w:p>
+    <w:tbl>
+      <w:tblPr>
+        <w:tblStyle w:val="LightGrid-Accent1"/>
+        <w:tblW w:type="auto" w:w="0"/>
+        <w:tblLook w:firstColumn="1" w:firstRow="1" w:lastColumn="0" w:lastRow="0" w:noHBand="0" w:noVBand="1" w:val="04A0"/>
+      </w:tblPr>
+      <w:tblGrid>
+        <w:gridCol w:w="2880"/>
+        <w:gridCol w:w="2880"/>
+        <w:gridCol w:w="2880"/>
+      </w:tblGrid>
+      <w:tr>
+        <w:tc>
+          <w:tcPr>
+            <w:tcW w:type="dxa" w:w="2880"/>
+          </w:tcPr>
+          <w:p>
+            <w:r>
+              <w:t>Task</w:t>
+            </w:r>
+          </w:p>
+        </w:tc>
+        <w:tc>
+          <w:tcPr>
+            <w:tcW w:type="dxa" w:w="2880"/>
+          </w:tcPr>
+          <w:p>
+            <w:r>
+              <w:t>learned (memory on)</w:t>
+            </w:r>
+          </w:p>
+        </w:tc>
+        <w:tc>
+          <w:tcPr>
+            <w:tcW w:type="dxa" w:w="2880"/>
+          </w:tcPr>
+          <w:p>
+            <w:r>
+              <w:t>τ→0 ablation (memory off)</w:t>
+            </w:r>
+          </w:p>
+        </w:tc>
+      </w:tr>
+      <w:tr>
+        <w:tc>
+          <w:tcPr>
+            <w:tcW w:type="dxa" w:w="2880"/>
+          </w:tcPr>
+          <w:p>
+            <w:r>
+              <w:t>NARMA-2</w:t>
+            </w:r>
+          </w:p>
+        </w:tc>
+        <w:tc>
+          <w:tcPr>
+            <w:tcW w:type="dxa" w:w="2880"/>
+          </w:tcPr>
+          <w:p>
+            <w:r>
+              <w:t>0.0052</w:t>
+            </w:r>
+          </w:p>
+        </w:tc>
+        <w:tc>
+          <w:tcPr>
+            <w:tcW w:type="dxa" w:w="2880"/>
+          </w:tcPr>
+          <w:p>
+            <w:r>
+              <w:t>0.9994</w:t>
+            </w:r>
+          </w:p>
+        </w:tc>
+      </w:tr>
+      <w:tr>
+        <w:tc>
+          <w:tcPr>
+            <w:tcW w:type="dxa" w:w="2880"/>
+          </w:tcPr>
+          <w:p>
+            <w:r>
+              <w:t>NARMA-10</w:t>
+            </w:r>
+          </w:p>
+        </w:tc>
+        <w:tc>
+          <w:tcPr>
+            <w:tcW w:type="dxa" w:w="2880"/>
+          </w:tcPr>
+          <w:p>
+            <w:r>
+              <w:t>0.120</w:t>
+            </w:r>
+          </w:p>
+        </w:tc>
+        <w:tc>
+          <w:tcPr>
+            <w:tcW w:type="dxa" w:w="2880"/>
+          </w:tcPr>
+          <w:p>
+            <w:r>
+              <w:t>0.9974</w:t>
+            </w:r>
+          </w:p>
+        </w:tc>
+      </w:tr>
+    </w:tbl>
+    <w:p/>
+    <w:p>
+      <w:r>
+        <w:t>Because the scalar input carries no classical memory, this establishes that the</w:t>
+      </w:r>
+    </w:p>
+    <w:p>
+      <w:r>
+        <w:t>learned-encoding advantage is *carried by the quantum reservoir's dynamics*, not by</w:t>
+      </w:r>
+    </w:p>
+    <w:p>
+      <w:r>
+        <w:t>classical preprocessing — the central quantum claim of this work.</w:t>
       </w:r>
     </w:p>
     <w:p>
       <w:pPr>
-        <w:spacing w:after="120"/>
-        <w:jc w:val="both"/>
+        <w:pStyle w:val="Heading3"/>
       </w:pPr>
       <w:r>
+        <w:t>C. Readout</w:t>
+      </w:r>
+    </w:p>
+    <w:p>
+      <w:r>
+        <w:t>The physics-informed reduced FID (</w:t>
+      </w:r>
+      <w:r>
         <w:rPr>
-          <w:b w:val="0"/>
-          <w:i w:val="0"/>
+          <w:rFonts w:ascii="Consolas" w:hAnsi="Consolas"/>
+          <w:sz w:val="19"/>
         </w:rPr>
-        <w:t>The linear readout is trained by ridge regression with k-fold cross-validated regularisation. We evaluate: (i) the memory-capacity test (squared correlation between input and reconstruction versus delay), the diagnostic of correct fading memory; (ii) NARMA orders 2–20 (normalised mean-squared error, NMSE = Σ(y−ŷ)²/Σy²), driven by the paper’s superposition-of-sines input, with multiple orders fit as separate readouts on a single reservoir pass (“multitasking”); and (iii) Delhi daily-climate forecasting (temperature and humidity, single reservoir pass with per-horizon readouts to 45 days). Classical baselines are leaky echo state networks (ESNs) of 500–10,000 nodes and, following the paper, radial-basis-function support-vector-regression post-processing of the quantum features (QRC+RBF).</w:t>
+        <w:t>D = 322</w:t>
+      </w:r>
+      <w:r>
+        <w:t>) is both smaller and more interpretable</w:t>
+      </w:r>
+    </w:p>
+    <w:p>
+      <w:r>
+        <w:t>than the 653-peak readout and, being differentiable, is what enables regime B. In a</w:t>
+      </w:r>
+    </w:p>
+    <w:p>
+      <w:r>
+        <w:t>forward-only memory benchmark it also matched or exceeded the small observable</w:t>
+      </w:r>
+    </w:p>
+    <w:p>
+      <w:r>
+        <w:t xml:space="preserve">readout </w:t>
+      </w:r>
+      <w:r>
+        <w:rPr>
+          <w:rFonts w:ascii="Consolas" w:hAnsi="Consolas"/>
+          <w:sz w:val="19"/>
+        </w:rPr>
+        <w:t>⟨σ_{x,y,z}⟩×V</w:t>
+      </w:r>
+      <w:r>
+        <w:t xml:space="preserve"> in short-term and parity-check memory capacity at equal</w:t>
+      </w:r>
+    </w:p>
+    <w:p>
+      <w:r>
+        <w:t>sampling, indicating no loss from the compression.</w:t>
       </w:r>
     </w:p>
     <w:p>
       <w:pPr>
-        <w:pStyle w:val="Heading2"/>
+        <w:pStyle w:val="Heading3"/>
       </w:pPr>
       <w:r>
-        <w:t>2.5 Independent physics validation (SLEEPY)</w:t>
-      </w:r>
-    </w:p>
-    <w:p>
-      <w:pPr>
-        <w:spacing w:after="120"/>
-        <w:jc w:val="both"/>
-      </w:pPr>
+        <w:t>D. Comparison to strong classical baselines</w:t>
+      </w:r>
+    </w:p>
+    <w:p>
+      <w:r>
+        <w:t>We compare regime B against a hyperparameter-tuned LSTM (sweep over hidden</w:t>
+      </w:r>
+    </w:p>
+    <w:p>
+      <w:r>
+        <w:t>∈ {32,64,128,256}, layers ∈ {1,2}, lr ∈ {10⁻³,3×10⁻³,10⁻²}; cosine schedule,</w:t>
+      </w:r>
+    </w:p>
+    <w:p>
+      <w:r>
+        <w:t>gradient clipping, weight decay 10⁻⁵, five initializations, validation</w:t>
+      </w:r>
+    </w:p>
+    <w:p>
+      <w:r>
+        <w:t>early-stopping) and a leaky ESN (reservoir sizes {100,300,600,1000}, spectral radius</w:t>
+      </w:r>
+    </w:p>
+    <w:p>
+      <w:r>
+        <w:t>0.9), all on the identical split and metric.</w:t>
+      </w:r>
+    </w:p>
+    <w:tbl>
+      <w:tblPr>
+        <w:tblStyle w:val="LightGrid-Accent1"/>
+        <w:tblW w:type="auto" w:w="0"/>
+        <w:tblLook w:firstColumn="1" w:firstRow="1" w:lastColumn="0" w:lastRow="0" w:noHBand="0" w:noVBand="1" w:val="04A0"/>
+      </w:tblPr>
+      <w:tblGrid>
+        <w:gridCol w:w="1728"/>
+        <w:gridCol w:w="1728"/>
+        <w:gridCol w:w="1728"/>
+        <w:gridCol w:w="1728"/>
+        <w:gridCol w:w="1728"/>
+      </w:tblGrid>
+      <w:tr>
+        <w:tc>
+          <w:tcPr>
+            <w:tcW w:type="dxa" w:w="1728"/>
+          </w:tcPr>
+          <w:p>
+            <w:r>
+              <w:t>Task</w:t>
+            </w:r>
+          </w:p>
+        </w:tc>
+        <w:tc>
+          <w:tcPr>
+            <w:tcW w:type="dxa" w:w="1728"/>
+          </w:tcPr>
+          <w:p>
+            <w:r>
+              <w:t>QRC-learned</w:t>
+            </w:r>
+          </w:p>
+        </w:tc>
+        <w:tc>
+          <w:tcPr>
+            <w:tcW w:type="dxa" w:w="1728"/>
+          </w:tcPr>
+          <w:p>
+            <w:r>
+              <w:t>LSTM (tuned)</w:t>
+            </w:r>
+          </w:p>
+        </w:tc>
+        <w:tc>
+          <w:tcPr>
+            <w:tcW w:type="dxa" w:w="1728"/>
+          </w:tcPr>
+          <w:p>
+            <w:r>
+              <w:t>ESN (N=1000)</w:t>
+            </w:r>
+          </w:p>
+        </w:tc>
+        <w:tc>
+          <w:tcPr>
+            <w:tcW w:type="dxa" w:w="1728"/>
+          </w:tcPr>
+          <w:p>
+            <w:r>
+              <w:t>winner</w:t>
+            </w:r>
+          </w:p>
+        </w:tc>
+      </w:tr>
+      <w:tr>
+        <w:tc>
+          <w:tcPr>
+            <w:tcW w:type="dxa" w:w="1728"/>
+          </w:tcPr>
+          <w:p>
+            <w:r>
+              <w:t>NARMA-2</w:t>
+            </w:r>
+          </w:p>
+        </w:tc>
+        <w:tc>
+          <w:tcPr>
+            <w:tcW w:type="dxa" w:w="1728"/>
+          </w:tcPr>
+          <w:p>
+            <w:r>
+              <w:t>0.0052</w:t>
+            </w:r>
+          </w:p>
+        </w:tc>
+        <w:tc>
+          <w:tcPr>
+            <w:tcW w:type="dxa" w:w="1728"/>
+          </w:tcPr>
+          <w:p>
+            <w:r>
+              <w:t>0.0114</w:t>
+            </w:r>
+          </w:p>
+        </w:tc>
+        <w:tc>
+          <w:tcPr>
+            <w:tcW w:type="dxa" w:w="1728"/>
+          </w:tcPr>
+          <w:p>
+            <w:r>
+              <w:rPr>
+                <w:b/>
+              </w:rPr>
+              <w:t>0.0046</w:t>
+            </w:r>
+          </w:p>
+        </w:tc>
+        <w:tc>
+          <w:tcPr>
+            <w:tcW w:type="dxa" w:w="1728"/>
+          </w:tcPr>
+          <w:p>
+            <w:r>
+              <w:t>ESN (QRC ≈ ESN)</w:t>
+            </w:r>
+          </w:p>
+        </w:tc>
+      </w:tr>
+      <w:tr>
+        <w:tc>
+          <w:tcPr>
+            <w:tcW w:type="dxa" w:w="1728"/>
+          </w:tcPr>
+          <w:p>
+            <w:r>
+              <w:t>NARMA-10</w:t>
+            </w:r>
+          </w:p>
+        </w:tc>
+        <w:tc>
+          <w:tcPr>
+            <w:tcW w:type="dxa" w:w="1728"/>
+          </w:tcPr>
+          <w:p>
+            <w:r>
+              <w:t>0.120</w:t>
+            </w:r>
+          </w:p>
+        </w:tc>
+        <w:tc>
+          <w:tcPr>
+            <w:tcW w:type="dxa" w:w="1728"/>
+          </w:tcPr>
+          <w:p>
+            <w:r>
+              <w:t>0.234</w:t>
+            </w:r>
+          </w:p>
+        </w:tc>
+        <w:tc>
+          <w:tcPr>
+            <w:tcW w:type="dxa" w:w="1728"/>
+          </w:tcPr>
+          <w:p>
+            <w:r>
+              <w:rPr>
+                <w:b/>
+              </w:rPr>
+              <w:t>0.029</w:t>
+            </w:r>
+          </w:p>
+        </w:tc>
+        <w:tc>
+          <w:tcPr>
+            <w:tcW w:type="dxa" w:w="1728"/>
+          </w:tcPr>
+          <w:p>
+            <w:r>
+              <w:t>ESN (~4×)</w:t>
+            </w:r>
+          </w:p>
+        </w:tc>
+      </w:tr>
+      <w:tr>
+        <w:tc>
+          <w:tcPr>
+            <w:tcW w:type="dxa" w:w="1728"/>
+          </w:tcPr>
+          <w:p>
+            <w:r>
+              <w:t>Mackey-Glass h=1</w:t>
+            </w:r>
+          </w:p>
+        </w:tc>
+        <w:tc>
+          <w:tcPr>
+            <w:tcW w:type="dxa" w:w="1728"/>
+          </w:tcPr>
+          <w:p>
+            <w:r>
+              <w:t>0.00008</w:t>
+            </w:r>
+          </w:p>
+        </w:tc>
+        <w:tc>
+          <w:tcPr>
+            <w:tcW w:type="dxa" w:w="1728"/>
+          </w:tcPr>
+          <w:p>
+            <w:r>
+              <w:t>0.0003</w:t>
+            </w:r>
+          </w:p>
+        </w:tc>
+        <w:tc>
+          <w:tcPr>
+            <w:tcW w:type="dxa" w:w="1728"/>
+          </w:tcPr>
+          <w:p>
+            <w:r>
+              <w:t>~0</w:t>
+            </w:r>
+          </w:p>
+        </w:tc>
+        <w:tc>
+          <w:tcPr>
+            <w:tcW w:type="dxa" w:w="1728"/>
+          </w:tcPr>
+          <w:p>
+            <w:r>
+              <w:t>trivial (not discriminative)</w:t>
+            </w:r>
+          </w:p>
+        </w:tc>
+      </w:tr>
+      <w:tr>
+        <w:tc>
+          <w:tcPr>
+            <w:tcW w:type="dxa" w:w="1728"/>
+          </w:tcPr>
+          <w:p>
+            <w:r>
+              <w:rPr>
+                <w:b/>
+              </w:rPr>
+              <w:t>Mackey-Glass h=10</w:t>
+            </w:r>
+          </w:p>
+        </w:tc>
+        <w:tc>
+          <w:tcPr>
+            <w:tcW w:type="dxa" w:w="1728"/>
+          </w:tcPr>
+          <w:p>
+            <w:r>
+              <w:rPr>
+                <w:b/>
+              </w:rPr>
+              <w:t>0.0013</w:t>
+            </w:r>
+            <w:r>
+              <w:t xml:space="preserve"> †</w:t>
+            </w:r>
+          </w:p>
+        </w:tc>
+        <w:tc>
+          <w:tcPr>
+            <w:tcW w:type="dxa" w:w="1728"/>
+          </w:tcPr>
+          <w:p>
+            <w:r>
+              <w:t>0.0024</w:t>
+            </w:r>
+          </w:p>
+        </w:tc>
+        <w:tc>
+          <w:tcPr>
+            <w:tcW w:type="dxa" w:w="1728"/>
+          </w:tcPr>
+          <w:p>
+            <w:r>
+              <w:t>0.0057</w:t>
+            </w:r>
+          </w:p>
+        </w:tc>
+        <w:tc>
+          <w:tcPr>
+            <w:tcW w:type="dxa" w:w="1728"/>
+          </w:tcPr>
+          <w:p>
+            <w:r>
+              <w:rPr>
+                <w:b/>
+              </w:rPr>
+              <w:t>QRC-learned</w:t>
+            </w:r>
+          </w:p>
+        </w:tc>
+      </w:tr>
+    </w:tbl>
+    <w:p/>
+    <w:p>
+      <w:r>
+        <w:t xml:space="preserve">† single seed (run </w:t>
+      </w:r>
       <w:r>
         <w:rPr>
-          <w:b w:val="0"/>
-          <w:i w:val="0"/>
+          <w:rFonts w:ascii="Consolas" w:hAnsi="Consolas"/>
+          <w:sz w:val="19"/>
         </w:rPr>
-        <w:t>To confirm that our Lindblad implementation reproduces genuine NMR dynamics—rather than merely being internally consistent—we cross-check against SLEEPY, an independent Liouville-space NMR simulation library (Nature Communications, 2025). For a two-proton subsystem with matched chemical shifts, J-coupling, and relaxation times, we compare the complex FID and its spectrum computed by our QuTiP-based engine and by SLEEPY.</w:t>
-      </w:r>
-    </w:p>
-    <w:p>
-      <w:pPr>
-        <w:pStyle w:val="Heading1"/>
-      </w:pPr>
-      <w:r>
-        <w:t>3. Results</w:t>
-      </w:r>
-    </w:p>
-    <w:p>
-      <w:pPr>
-        <w:pStyle w:val="Heading2"/>
-      </w:pPr>
-      <w:r>
-        <w:t>3.1 Fading memory and cross-validation</w:t>
-      </w:r>
-    </w:p>
-    <w:p>
-      <w:pPr>
-        <w:spacing w:after="120"/>
-        <w:jc w:val="both"/>
-      </w:pPr>
+        <w:t>learnable-0a45c7b0</w:t>
+      </w:r>
+      <w:r>
+        <w:t>); multi-seed confirmation pending.</w:t>
+      </w:r>
+    </w:p>
+    <w:p>
+      <w:r>
+        <w:t xml:space="preserve">The comparison is </w:t>
+      </w:r>
       <w:r>
         <w:rPr>
-          <w:b w:val="0"/>
-          <w:i w:val="0"/>
+          <w:b/>
         </w:rPr>
-        <w:t>The memory-capacity test yields the required fading-memory signature: squared correlation ≈0.96 at zero delay decaying smoothly to zero within ≈12–15 steps (Figure 1). A single-time σz readout is degenerate for this Ising-coupled Hamiltonian (σz commutes with H and is frozen on the T1 timescale); reading the transverse components restores the behaviour. The four evolution backends agree to 3–4 significant figures, and the GPU path matches the exact CPU action to 3×10^-6.</w:t>
+        <w:t>task-dependent</w:t>
+      </w:r>
+      <w:r>
+        <w:t>, which is the central empirical message.</w:t>
+      </w:r>
+    </w:p>
+    <w:p>
+      <w:r>
+        <w:t>First, tuning the LSTM removes most of the apparent QRC advantage seen against an</w:t>
+      </w:r>
+    </w:p>
+    <w:p>
+      <w:r>
+        <w:t>untuned baseline (NARMA-2 LSTM improves ~12×); the learned QRC still betters the</w:t>
+      </w:r>
+    </w:p>
+    <w:p>
+      <w:r>
+        <w:t>*tuned* LSTM by ~2× on the NARMA tasks. Second, on the NARMA benchmarks — short</w:t>
+      </w:r>
+    </w:p>
+    <w:p>
+      <w:r>
+        <w:t>memory, well suited to echo-state networks — a well-sized classical **ESN matches</w:t>
+      </w:r>
+    </w:p>
+    <w:p>
+      <w:r>
+        <w:t>the QRC on NARMA-2 and outperforms it ~4× on NARMA-10</w:t>
+      </w:r>
+      <w:r>
+        <w:rPr>
+          <w:b/>
+        </w:rPr>
+        <w:t xml:space="preserve">, so we claim </w:t>
+      </w:r>
+      <w:r>
+        <w:t>no quantum</w:t>
+      </w:r>
+    </w:p>
+    <w:p>
+      <w:r>
+        <w:t>advantage there**. However, on the one *discriminative* task, long-horizon chaotic</w:t>
+      </w:r>
+    </w:p>
+    <w:p>
+      <w:r>
+        <w:t>prediction (Mackey-Glass h=10, where one-step prediction is trivial for all models),</w:t>
+      </w:r>
+    </w:p>
+    <w:p>
+      <w:r>
+        <w:t xml:space="preserve">the </w:t>
+      </w:r>
+      <w:r>
+        <w:rPr>
+          <w:b/>
+        </w:rPr>
+        <w:t>learned QRC outperforms both the tuned LSTM (~1.9×) and the ESN (~4.4×)</w:t>
+      </w:r>
+      <w:r>
+        <w:t>.</w:t>
+      </w:r>
+    </w:p>
+    <w:p>
+      <w:r>
+        <w:t>The advantage of the physics-informed, learnable-encoding QRC thus appears</w:t>
+      </w:r>
+    </w:p>
+    <w:p>
+      <w:r>
+        <w:t>specifically where nonlinear fading memory is essential and simple reservoirs</w:t>
+      </w:r>
+    </w:p>
+    <w:p>
+      <w:r>
+        <w:t>struggle — not on tasks that favour a large linear-memory reservoir. This h=10</w:t>
+      </w:r>
+    </w:p>
+    <w:p>
+      <w:r>
+        <w:t>result is currently single-seed and is being extended to multiple seeds before it is</w:t>
+      </w:r>
+    </w:p>
+    <w:p>
+      <w:r>
+        <w:t>advanced as a firm claim.</w:t>
       </w:r>
     </w:p>
     <w:p>
@@ -782,7 +3606,7 @@
       <w:r>
         <w:drawing>
           <wp:inline xmlns:a="http://schemas.openxmlformats.org/drawingml/2006/main" xmlns:pic="http://schemas.openxmlformats.org/drawingml/2006/picture">
-            <wp:extent cx="5486400" cy="4037781"/>
+            <wp:extent cx="5669280" cy="3109304"/>
             <wp:docPr id="1" name="Picture 1"/>
             <wp:cNvGraphicFramePr>
               <a:graphicFrameLocks noChangeAspect="1"/>
@@ -791,7 +3615,7 @@
               <a:graphicData uri="http://schemas.openxmlformats.org/drawingml/2006/picture">
                 <pic:pic>
                   <pic:nvPicPr>
-                    <pic:cNvPr id="0" name="fig2_fading_memory.png"/>
+                    <pic:cNvPr id="0" name="figP2_quantum_mediated.png"/>
                     <pic:cNvPicPr/>
                   </pic:nvPicPr>
                   <pic:blipFill>
@@ -803,7 +3627,7 @@
                   <pic:spPr>
                     <a:xfrm>
                       <a:off x="0" y="0"/>
-                      <a:ext cx="5486400" cy="4037781"/>
+                      <a:ext cx="5669280" cy="3109304"/>
                     </a:xfrm>
                     <a:prstGeom prst="rect"/>
                   </pic:spPr>
@@ -815,948 +3639,35 @@
       </w:r>
     </w:p>
     <w:p>
-      <w:pPr>
-        <w:spacing w:after="200"/>
-        <w:jc w:val="center"/>
-      </w:pPr>
       <w:r>
         <w:rPr>
-          <w:i/>
-          <w:sz w:val="18"/>
+          <w:b/>
         </w:rPr>
-        <w:t>Figure 1. Fading-memory curves: squared correlation between the delayed input and the reservoir’s reconstruction versus delay, for representative system sizes. The smooth decay is the fading-memory property required for reservoir computing.</w:t>
-      </w:r>
-    </w:p>
-    <w:p>
-      <w:pPr>
-        <w:pStyle w:val="Heading2"/>
-      </w:pPr>
-      <w:r>
-        <w:t>3.2 NARMA reproduction</w:t>
-      </w:r>
-    </w:p>
-    <w:p>
-      <w:pPr>
-        <w:spacing w:after="120"/>
-        <w:jc w:val="both"/>
-      </w:pPr>
+        <w:t>FIG. 1.</w:t>
+      </w:r>
+      <w:r>
+        <w:t xml:space="preserve"> Learned encoding vs the fixed </w:t>
+      </w:r>
       <w:r>
         <w:rPr>
-          <w:b w:val="0"/>
-          <w:i w:val="0"/>
+          <w:rFonts w:ascii="Consolas" w:hAnsi="Consolas"/>
+          <w:sz w:val="19"/>
         </w:rPr>
-        <w:t>With the FID-653 readout the simulator reaches the paper’s high-accuracy regime across all NARMA orders (Table 2), with R² ≈ 0.999; on orders 10–20 it is numerically better than the published experimental values, as expected for a noise-free simulation versus a real experiment carrying systematic errors. Replacing the FID readout with single-time observables raises the NMSE to ≈0.25—two to three orders of magnitude worse—demonstrating that the readout is the decisive ingredient.</w:t>
-      </w:r>
-    </w:p>
-    <w:p>
-      <w:r>
-        <w:rPr>
-          <w:i/>
-          <w:sz w:val="18"/>
-        </w:rPr>
-        <w:t>Table 2. NARMA reproduction (normalised mean-squared error) versus Hou et al. Table I best cases. The simulator reaches the same 10⁻⁵–10⁻⁶ regime.</w:t>
-      </w:r>
-    </w:p>
-    <w:tbl>
-      <w:tblPr>
-        <w:tblStyle w:val="LightGrid-Accent1"/>
-        <w:tblW w:type="auto" w:w="0"/>
-        <w:jc w:val="center"/>
-        <w:tblLook w:firstColumn="1" w:firstRow="1" w:lastColumn="0" w:lastRow="0" w:noHBand="0" w:noVBand="1" w:val="04A0"/>
-      </w:tblPr>
-      <w:tblGrid>
-        <w:gridCol w:w="2160"/>
-        <w:gridCol w:w="2160"/>
-        <w:gridCol w:w="2160"/>
-        <w:gridCol w:w="2160"/>
-      </w:tblGrid>
-      <w:tr>
-        <w:tc>
-          <w:tcPr>
-            <w:tcW w:type="dxa" w:w="2160"/>
-          </w:tcPr>
-          <w:p>
-            <w:r/>
-            <w:r>
-              <w:rPr>
-                <w:b/>
-                <w:sz w:val="18"/>
-              </w:rPr>
-              <w:t>NARMA order</w:t>
-            </w:r>
-          </w:p>
-        </w:tc>
-        <w:tc>
-          <w:tcPr>
-            <w:tcW w:type="dxa" w:w="2160"/>
-          </w:tcPr>
-          <w:p>
-            <w:r/>
-            <w:r>
-              <w:rPr>
-                <w:b/>
-                <w:sz w:val="18"/>
-              </w:rPr>
-              <w:t>This work (NMSE)</w:t>
-            </w:r>
-          </w:p>
-        </w:tc>
-        <w:tc>
-          <w:tcPr>
-            <w:tcW w:type="dxa" w:w="2160"/>
-          </w:tcPr>
-          <w:p>
-            <w:r/>
-            <w:r>
-              <w:rPr>
-                <w:b/>
-                <w:sz w:val="18"/>
-              </w:rPr>
-              <w:t>Hou et al. (best)</w:t>
-            </w:r>
-          </w:p>
-        </w:tc>
-        <w:tc>
-          <w:tcPr>
-            <w:tcW w:type="dxa" w:w="2160"/>
-          </w:tcPr>
-          <w:p>
-            <w:r/>
-            <w:r>
-              <w:rPr>
-                <w:b/>
-                <w:sz w:val="18"/>
-              </w:rPr>
-              <w:t>This work (R²)</w:t>
-            </w:r>
-          </w:p>
-        </w:tc>
-      </w:tr>
-      <w:tr>
-        <w:tc>
-          <w:tcPr>
-            <w:tcW w:type="dxa" w:w="2160"/>
-          </w:tcPr>
-          <w:p>
-            <w:r/>
-            <w:r>
-              <w:rPr>
-                <w:sz w:val="18"/>
-              </w:rPr>
-              <w:t>2</w:t>
-            </w:r>
-          </w:p>
-        </w:tc>
-        <w:tc>
-          <w:tcPr>
-            <w:tcW w:type="dxa" w:w="2160"/>
-          </w:tcPr>
-          <w:p>
-            <w:r/>
-            <w:r>
-              <w:rPr>
-                <w:sz w:val="18"/>
-              </w:rPr>
-              <w:t>5.19×10⁻⁶</w:t>
-            </w:r>
-          </w:p>
-        </w:tc>
-        <w:tc>
-          <w:tcPr>
-            <w:tcW w:type="dxa" w:w="2160"/>
-          </w:tcPr>
-          <w:p>
-            <w:r/>
-            <w:r>
-              <w:rPr>
-                <w:sz w:val="18"/>
-              </w:rPr>
-              <w:t>1.74×10⁻⁷</w:t>
-            </w:r>
-          </w:p>
-        </w:tc>
-        <w:tc>
-          <w:tcPr>
-            <w:tcW w:type="dxa" w:w="2160"/>
-          </w:tcPr>
-          <w:p>
-            <w:r/>
-            <w:r>
-              <w:rPr>
-                <w:sz w:val="18"/>
-              </w:rPr>
-              <w:t>0.9998</w:t>
-            </w:r>
-          </w:p>
-        </w:tc>
-      </w:tr>
-      <w:tr>
-        <w:tc>
-          <w:tcPr>
-            <w:tcW w:type="dxa" w:w="2160"/>
-          </w:tcPr>
-          <w:p>
-            <w:r/>
-            <w:r>
-              <w:rPr>
-                <w:sz w:val="18"/>
-              </w:rPr>
-              <w:t>5</w:t>
-            </w:r>
-          </w:p>
-        </w:tc>
-        <w:tc>
-          <w:tcPr>
-            <w:tcW w:type="dxa" w:w="2160"/>
-          </w:tcPr>
-          <w:p>
-            <w:r/>
-            <w:r>
-              <w:rPr>
-                <w:sz w:val="18"/>
-              </w:rPr>
-              <w:t>5.21×10⁻⁵</w:t>
-            </w:r>
-          </w:p>
-        </w:tc>
-        <w:tc>
-          <w:tcPr>
-            <w:tcW w:type="dxa" w:w="2160"/>
-          </w:tcPr>
-          <w:p>
-            <w:r/>
-            <w:r>
-              <w:rPr>
-                <w:sz w:val="18"/>
-              </w:rPr>
-              <w:t>4.44×10⁻⁵</w:t>
-            </w:r>
-          </w:p>
-        </w:tc>
-        <w:tc>
-          <w:tcPr>
-            <w:tcW w:type="dxa" w:w="2160"/>
-          </w:tcPr>
-          <w:p>
-            <w:r/>
-            <w:r>
-              <w:rPr>
-                <w:sz w:val="18"/>
-              </w:rPr>
-              <w:t>0.9997</w:t>
-            </w:r>
-          </w:p>
-        </w:tc>
-      </w:tr>
-      <w:tr>
-        <w:tc>
-          <w:tcPr>
-            <w:tcW w:type="dxa" w:w="2160"/>
-          </w:tcPr>
-          <w:p>
-            <w:r/>
-            <w:r>
-              <w:rPr>
-                <w:sz w:val="18"/>
-              </w:rPr>
-              <w:t>10</w:t>
-            </w:r>
-          </w:p>
-        </w:tc>
-        <w:tc>
-          <w:tcPr>
-            <w:tcW w:type="dxa" w:w="2160"/>
-          </w:tcPr>
-          <w:p>
-            <w:r/>
-            <w:r>
-              <w:rPr>
-                <w:sz w:val="18"/>
-              </w:rPr>
-              <w:t>2.46×10⁻⁵</w:t>
-            </w:r>
-          </w:p>
-        </w:tc>
-        <w:tc>
-          <w:tcPr>
-            <w:tcW w:type="dxa" w:w="2160"/>
-          </w:tcPr>
-          <w:p>
-            <w:r/>
-            <w:r>
-              <w:rPr>
-                <w:sz w:val="18"/>
-              </w:rPr>
-              <w:t>5.84×10⁻⁵</w:t>
-            </w:r>
-          </w:p>
-        </w:tc>
-        <w:tc>
-          <w:tcPr>
-            <w:tcW w:type="dxa" w:w="2160"/>
-          </w:tcPr>
-          <w:p>
-            <w:r/>
-            <w:r>
-              <w:rPr>
-                <w:sz w:val="18"/>
-              </w:rPr>
-              <w:t>0.9997</w:t>
-            </w:r>
-          </w:p>
-        </w:tc>
-      </w:tr>
-      <w:tr>
-        <w:tc>
-          <w:tcPr>
-            <w:tcW w:type="dxa" w:w="2160"/>
-          </w:tcPr>
-          <w:p>
-            <w:r/>
-            <w:r>
-              <w:rPr>
-                <w:sz w:val="18"/>
-              </w:rPr>
-              <w:t>15</w:t>
-            </w:r>
-          </w:p>
-        </w:tc>
-        <w:tc>
-          <w:tcPr>
-            <w:tcW w:type="dxa" w:w="2160"/>
-          </w:tcPr>
-          <w:p>
-            <w:r/>
-            <w:r>
-              <w:rPr>
-                <w:sz w:val="18"/>
-              </w:rPr>
-              <w:t>1.82×10⁻⁵</w:t>
-            </w:r>
-          </w:p>
-        </w:tc>
-        <w:tc>
-          <w:tcPr>
-            <w:tcW w:type="dxa" w:w="2160"/>
-          </w:tcPr>
-          <w:p>
-            <w:r/>
-            <w:r>
-              <w:rPr>
-                <w:sz w:val="18"/>
-              </w:rPr>
-              <w:t>6.37×10⁻⁵</w:t>
-            </w:r>
-          </w:p>
-        </w:tc>
-        <w:tc>
-          <w:tcPr>
-            <w:tcW w:type="dxa" w:w="2160"/>
-          </w:tcPr>
-          <w:p>
-            <w:r/>
-            <w:r>
-              <w:rPr>
-                <w:sz w:val="18"/>
-              </w:rPr>
-              <w:t>0.9995</w:t>
-            </w:r>
-          </w:p>
-        </w:tc>
-      </w:tr>
-      <w:tr>
-        <w:tc>
-          <w:tcPr>
-            <w:tcW w:type="dxa" w:w="2160"/>
-          </w:tcPr>
-          <w:p>
-            <w:r/>
-            <w:r>
-              <w:rPr>
-                <w:sz w:val="18"/>
-              </w:rPr>
-              <w:t>20</w:t>
-            </w:r>
-          </w:p>
-        </w:tc>
-        <w:tc>
-          <w:tcPr>
-            <w:tcW w:type="dxa" w:w="2160"/>
-          </w:tcPr>
-          <w:p>
-            <w:r/>
-            <w:r>
-              <w:rPr>
-                <w:sz w:val="18"/>
-              </w:rPr>
-              <w:t>3.24×10⁻⁶</w:t>
-            </w:r>
-          </w:p>
-        </w:tc>
-        <w:tc>
-          <w:tcPr>
-            <w:tcW w:type="dxa" w:w="2160"/>
-          </w:tcPr>
-          <w:p>
-            <w:r/>
-            <w:r>
-              <w:rPr>
-                <w:sz w:val="18"/>
-              </w:rPr>
-              <w:t>4.34×10⁻⁵</w:t>
-            </w:r>
-          </w:p>
-        </w:tc>
-        <w:tc>
-          <w:tcPr>
-            <w:tcW w:type="dxa" w:w="2160"/>
-          </w:tcPr>
-          <w:p>
-            <w:r/>
-            <w:r>
-              <w:rPr>
-                <w:sz w:val="18"/>
-              </w:rPr>
-              <w:t>0.9989</w:t>
-            </w:r>
-          </w:p>
-        </w:tc>
-      </w:tr>
-    </w:tbl>
-    <w:p>
-      <w:pPr>
-        <w:spacing w:after="120"/>
-      </w:pPr>
-    </w:p>
-    <w:p>
-      <w:pPr>
-        <w:spacing w:after="120"/>
-        <w:jc w:val="both"/>
-      </w:pPr>
-      <w:r>
-        <w:rPr>
-          <w:b w:val="0"/>
-          <w:i w:val="0"/>
-        </w:rPr>
-        <w:t>On NARMA, however, a classical ESN is far stronger: NMSE falls from 2×10^-7 (500 nodes) to 9×10^-9 (10,000 nodes), beating the quantum reservoir by two to three orders of magnitude. This is consistent with the literature—NARMA with a smooth periodic input is nearly trivial for a large ESN—and with Hou et al., whose NARMA comparison was against a weak classical spin baseline, not a strong ESN. The quantum advantage is claimed, and found, elsewhere.</w:t>
-      </w:r>
-    </w:p>
-    <w:p>
-      <w:pPr>
-        <w:pStyle w:val="Heading2"/>
-      </w:pPr>
-      <w:r>
-        <w:t>3.3 Weather forecasting and the quantum advantage</w:t>
-      </w:r>
-    </w:p>
-    <w:p>
-      <w:pPr>
-        <w:spacing w:after="120"/>
-        <w:jc w:val="both"/>
-      </w:pPr>
-      <w:r>
-        <w:rPr>
-          <w:b w:val="0"/>
-          <w:i w:val="0"/>
-        </w:rPr>
-        <w:t>On Delhi daily-climate forecasting the picture inverts (Table 3, Figure 2). At short horizons the quantum reservoir matches the ESN (temperature R² ≈ 0.95 at one day). From a ten-day horizon onward the quantum reservoir outperforms ESNs of every tested size, with the margin widening as the horizon grows: at 45 days, temperature R² is 0.79 (QRC) versus 0.62–0.70 for the ESNs. Humidity, governed by faster local processes and intrinsically harder, shows the same pattern (R² 0.37 vs 0.15–0.23 at 45 days). Crucially, ESN accuracy saturates with reservoir size (500 ≈ 10,000 nodes), whereas the quantum reservoir retains its edge—the signature of genuine additional computational capacity. With the full 653-feature readout the linear QRC already matches or exceeds the RBF-SVR post-processed variant at long horizon, indicating that the readout richness, not the nonlinear post-processing, carries the advantage. This reproduces the central advantage claim of Hou et al.</w:t>
-      </w:r>
-    </w:p>
-    <w:p>
-      <w:r>
-        <w:rPr>
-          <w:i/>
-          <w:sz w:val="18"/>
-        </w:rPr>
-        <w:t>Table 3. Temperature-forecast R² versus horizon: quantum reservoir (QRC), quantum reservoir with cross-validated RBF-SVR post-processing (QRC+RBF), and the best of the classical ESNs (500–10,000 nodes). Reference configuration (fid_points=2048, washout 374).</w:t>
-      </w:r>
-    </w:p>
-    <w:tbl>
-      <w:tblPr>
-        <w:tblStyle w:val="LightGrid-Accent1"/>
-        <w:tblW w:type="auto" w:w="0"/>
-        <w:jc w:val="center"/>
-        <w:tblLook w:firstColumn="1" w:firstRow="1" w:lastColumn="0" w:lastRow="0" w:noHBand="0" w:noVBand="1" w:val="04A0"/>
-      </w:tblPr>
-      <w:tblGrid>
-        <w:gridCol w:w="2160"/>
-        <w:gridCol w:w="2160"/>
-        <w:gridCol w:w="2160"/>
-        <w:gridCol w:w="2160"/>
-      </w:tblGrid>
-      <w:tr>
-        <w:tc>
-          <w:tcPr>
-            <w:tcW w:type="dxa" w:w="2160"/>
-          </w:tcPr>
-          <w:p>
-            <w:r/>
-            <w:r>
-              <w:rPr>
-                <w:b/>
-                <w:sz w:val="18"/>
-              </w:rPr>
-              <w:t>Horizon (days)</w:t>
-            </w:r>
-          </w:p>
-        </w:tc>
-        <w:tc>
-          <w:tcPr>
-            <w:tcW w:type="dxa" w:w="2160"/>
-          </w:tcPr>
-          <w:p>
-            <w:r/>
-            <w:r>
-              <w:rPr>
-                <w:b/>
-                <w:sz w:val="18"/>
-              </w:rPr>
-              <w:t>QRC</w:t>
-            </w:r>
-          </w:p>
-        </w:tc>
-        <w:tc>
-          <w:tcPr>
-            <w:tcW w:type="dxa" w:w="2160"/>
-          </w:tcPr>
-          <w:p>
-            <w:r/>
-            <w:r>
-              <w:rPr>
-                <w:b/>
-                <w:sz w:val="18"/>
-              </w:rPr>
-              <w:t>QRC+RBF</w:t>
-            </w:r>
-          </w:p>
-        </w:tc>
-        <w:tc>
-          <w:tcPr>
-            <w:tcW w:type="dxa" w:w="2160"/>
-          </w:tcPr>
-          <w:p>
-            <w:r/>
-            <w:r>
-              <w:rPr>
-                <w:b/>
-                <w:sz w:val="18"/>
-              </w:rPr>
-              <w:t>best ESN (500–10000)</w:t>
-            </w:r>
-          </w:p>
-        </w:tc>
-      </w:tr>
-      <w:tr>
-        <w:tc>
-          <w:tcPr>
-            <w:tcW w:type="dxa" w:w="2160"/>
-          </w:tcPr>
-          <w:p>
-            <w:r/>
-            <w:r>
-              <w:rPr>
-                <w:sz w:val="18"/>
-              </w:rPr>
-              <w:t>1</w:t>
-            </w:r>
-          </w:p>
-        </w:tc>
-        <w:tc>
-          <w:tcPr>
-            <w:tcW w:type="dxa" w:w="2160"/>
-          </w:tcPr>
-          <w:p>
-            <w:r/>
-            <w:r>
-              <w:rPr>
-                <w:sz w:val="18"/>
-              </w:rPr>
-              <w:t>0.950</w:t>
-            </w:r>
-          </w:p>
-        </w:tc>
-        <w:tc>
-          <w:tcPr>
-            <w:tcW w:type="dxa" w:w="2160"/>
-          </w:tcPr>
-          <w:p>
-            <w:r/>
-            <w:r>
-              <w:rPr>
-                <w:sz w:val="18"/>
-              </w:rPr>
-              <w:t>0.953</w:t>
-            </w:r>
-          </w:p>
-        </w:tc>
-        <w:tc>
-          <w:tcPr>
-            <w:tcW w:type="dxa" w:w="2160"/>
-          </w:tcPr>
-          <w:p>
-            <w:r/>
-            <w:r>
-              <w:rPr>
-                <w:sz w:val="18"/>
-              </w:rPr>
-              <w:t>0.956</w:t>
-            </w:r>
-          </w:p>
-        </w:tc>
-      </w:tr>
-      <w:tr>
-        <w:tc>
-          <w:tcPr>
-            <w:tcW w:type="dxa" w:w="2160"/>
-          </w:tcPr>
-          <w:p>
-            <w:r/>
-            <w:r>
-              <w:rPr>
-                <w:sz w:val="18"/>
-              </w:rPr>
-              <w:t>5</w:t>
-            </w:r>
-          </w:p>
-        </w:tc>
-        <w:tc>
-          <w:tcPr>
-            <w:tcW w:type="dxa" w:w="2160"/>
-          </w:tcPr>
-          <w:p>
-            <w:r/>
-            <w:r>
-              <w:rPr>
-                <w:sz w:val="18"/>
-              </w:rPr>
-              <w:t>0.908</w:t>
-            </w:r>
-          </w:p>
-        </w:tc>
-        <w:tc>
-          <w:tcPr>
-            <w:tcW w:type="dxa" w:w="2160"/>
-          </w:tcPr>
-          <w:p>
-            <w:r/>
-            <w:r>
-              <w:rPr>
-                <w:sz w:val="18"/>
-              </w:rPr>
-              <w:t>0.886</w:t>
-            </w:r>
-          </w:p>
-        </w:tc>
-        <w:tc>
-          <w:tcPr>
-            <w:tcW w:type="dxa" w:w="2160"/>
-          </w:tcPr>
-          <w:p>
-            <w:r/>
-            <w:r>
-              <w:rPr>
-                <w:sz w:val="18"/>
-              </w:rPr>
-              <w:t>0.887</w:t>
-            </w:r>
-          </w:p>
-        </w:tc>
-      </w:tr>
-      <w:tr>
-        <w:tc>
-          <w:tcPr>
-            <w:tcW w:type="dxa" w:w="2160"/>
-          </w:tcPr>
-          <w:p>
-            <w:r/>
-            <w:r>
-              <w:rPr>
-                <w:sz w:val="18"/>
-              </w:rPr>
-              <w:t>10</w:t>
-            </w:r>
-          </w:p>
-        </w:tc>
-        <w:tc>
-          <w:tcPr>
-            <w:tcW w:type="dxa" w:w="2160"/>
-          </w:tcPr>
-          <w:p>
-            <w:r/>
-            <w:r>
-              <w:rPr>
-                <w:sz w:val="18"/>
-              </w:rPr>
-              <w:t>0.888</w:t>
-            </w:r>
-          </w:p>
-        </w:tc>
-        <w:tc>
-          <w:tcPr>
-            <w:tcW w:type="dxa" w:w="2160"/>
-          </w:tcPr>
-          <w:p>
-            <w:r/>
-            <w:r>
-              <w:rPr>
-                <w:sz w:val="18"/>
-              </w:rPr>
-              <w:t>0.866</w:t>
-            </w:r>
-          </w:p>
-        </w:tc>
-        <w:tc>
-          <w:tcPr>
-            <w:tcW w:type="dxa" w:w="2160"/>
-          </w:tcPr>
-          <w:p>
-            <w:r/>
-            <w:r>
-              <w:rPr>
-                <w:sz w:val="18"/>
-              </w:rPr>
-              <w:t>0.849</w:t>
-            </w:r>
-          </w:p>
-        </w:tc>
-      </w:tr>
-      <w:tr>
-        <w:tc>
-          <w:tcPr>
-            <w:tcW w:type="dxa" w:w="2160"/>
-          </w:tcPr>
-          <w:p>
-            <w:r/>
-            <w:r>
-              <w:rPr>
-                <w:sz w:val="18"/>
-              </w:rPr>
-              <w:t>15</w:t>
-            </w:r>
-          </w:p>
-        </w:tc>
-        <w:tc>
-          <w:tcPr>
-            <w:tcW w:type="dxa" w:w="2160"/>
-          </w:tcPr>
-          <w:p>
-            <w:r/>
-            <w:r>
-              <w:rPr>
-                <w:sz w:val="18"/>
-              </w:rPr>
-              <w:t>0.866</w:t>
-            </w:r>
-          </w:p>
-        </w:tc>
-        <w:tc>
-          <w:tcPr>
-            <w:tcW w:type="dxa" w:w="2160"/>
-          </w:tcPr>
-          <w:p>
-            <w:r/>
-            <w:r>
-              <w:rPr>
-                <w:sz w:val="18"/>
-              </w:rPr>
-              <w:t>0.827</w:t>
-            </w:r>
-          </w:p>
-        </w:tc>
-        <w:tc>
-          <w:tcPr>
-            <w:tcW w:type="dxa" w:w="2160"/>
-          </w:tcPr>
-          <w:p>
-            <w:r/>
-            <w:r>
-              <w:rPr>
-                <w:sz w:val="18"/>
-              </w:rPr>
-              <w:t>0.829</w:t>
-            </w:r>
-          </w:p>
-        </w:tc>
-      </w:tr>
-      <w:tr>
-        <w:tc>
-          <w:tcPr>
-            <w:tcW w:type="dxa" w:w="2160"/>
-          </w:tcPr>
-          <w:p>
-            <w:r/>
-            <w:r>
-              <w:rPr>
-                <w:sz w:val="18"/>
-              </w:rPr>
-              <w:t>20</w:t>
-            </w:r>
-          </w:p>
-        </w:tc>
-        <w:tc>
-          <w:tcPr>
-            <w:tcW w:type="dxa" w:w="2160"/>
-          </w:tcPr>
-          <w:p>
-            <w:r/>
-            <w:r>
-              <w:rPr>
-                <w:sz w:val="18"/>
-              </w:rPr>
-              <w:t>0.860</w:t>
-            </w:r>
-          </w:p>
-        </w:tc>
-        <w:tc>
-          <w:tcPr>
-            <w:tcW w:type="dxa" w:w="2160"/>
-          </w:tcPr>
-          <w:p>
-            <w:r/>
-            <w:r>
-              <w:rPr>
-                <w:sz w:val="18"/>
-              </w:rPr>
-              <w:t>0.815</w:t>
-            </w:r>
-          </w:p>
-        </w:tc>
-        <w:tc>
-          <w:tcPr>
-            <w:tcW w:type="dxa" w:w="2160"/>
-          </w:tcPr>
-          <w:p>
-            <w:r/>
-            <w:r>
-              <w:rPr>
-                <w:sz w:val="18"/>
-              </w:rPr>
-              <w:t>0.820</w:t>
-            </w:r>
-          </w:p>
-        </w:tc>
-      </w:tr>
-      <w:tr>
-        <w:tc>
-          <w:tcPr>
-            <w:tcW w:type="dxa" w:w="2160"/>
-          </w:tcPr>
-          <w:p>
-            <w:r/>
-            <w:r>
-              <w:rPr>
-                <w:sz w:val="18"/>
-              </w:rPr>
-              <w:t>30</w:t>
-            </w:r>
-          </w:p>
-        </w:tc>
-        <w:tc>
-          <w:tcPr>
-            <w:tcW w:type="dxa" w:w="2160"/>
-          </w:tcPr>
-          <w:p>
-            <w:r/>
-            <w:r>
-              <w:rPr>
-                <w:sz w:val="18"/>
-              </w:rPr>
-              <w:t>0.812</w:t>
-            </w:r>
-          </w:p>
-        </w:tc>
-        <w:tc>
-          <w:tcPr>
-            <w:tcW w:type="dxa" w:w="2160"/>
-          </w:tcPr>
-          <w:p>
-            <w:r/>
-            <w:r>
-              <w:rPr>
-                <w:sz w:val="18"/>
-              </w:rPr>
-              <w:t>0.834</w:t>
-            </w:r>
-          </w:p>
-        </w:tc>
-        <w:tc>
-          <w:tcPr>
-            <w:tcW w:type="dxa" w:w="2160"/>
-          </w:tcPr>
-          <w:p>
-            <w:r/>
-            <w:r>
-              <w:rPr>
-                <w:sz w:val="18"/>
-              </w:rPr>
-              <w:t>0.752</w:t>
-            </w:r>
-          </w:p>
-        </w:tc>
-      </w:tr>
-      <w:tr>
-        <w:tc>
-          <w:tcPr>
-            <w:tcW w:type="dxa" w:w="2160"/>
-          </w:tcPr>
-          <w:p>
-            <w:r/>
-            <w:r>
-              <w:rPr>
-                <w:sz w:val="18"/>
-              </w:rPr>
-              <w:t>45</w:t>
-            </w:r>
-          </w:p>
-        </w:tc>
-        <w:tc>
-          <w:tcPr>
-            <w:tcW w:type="dxa" w:w="2160"/>
-          </w:tcPr>
-          <w:p>
-            <w:r/>
-            <w:r>
-              <w:rPr>
-                <w:sz w:val="18"/>
-              </w:rPr>
-              <w:t>0.786</w:t>
-            </w:r>
-          </w:p>
-        </w:tc>
-        <w:tc>
-          <w:tcPr>
-            <w:tcW w:type="dxa" w:w="2160"/>
-          </w:tcPr>
-          <w:p>
-            <w:r/>
-            <w:r>
-              <w:rPr>
-                <w:sz w:val="18"/>
-              </w:rPr>
-              <w:t>0.778</w:t>
-            </w:r>
-          </w:p>
-        </w:tc>
-        <w:tc>
-          <w:tcPr>
-            <w:tcW w:type="dxa" w:w="2160"/>
-          </w:tcPr>
-          <w:p>
-            <w:r/>
-            <w:r>
-              <w:rPr>
-                <w:sz w:val="18"/>
-              </w:rPr>
-              <w:t>0.697</w:t>
-            </w:r>
-          </w:p>
-        </w:tc>
-      </w:tr>
-    </w:tbl>
-    <w:p>
-      <w:pPr>
-        <w:spacing w:after="120"/>
-      </w:pPr>
+        <w:t>arcsin</w:t>
+      </w:r>
+      <w:r>
+        <w:t xml:space="preserve"> encoding (test NMSE, log scale)</w:t>
+      </w:r>
+    </w:p>
+    <w:p>
+      <w:r>
+        <w:t>across tasks; the τ→0 ablation collapses the learned model to a mean-predictor</w:t>
+      </w:r>
+    </w:p>
+    <w:p>
+      <w:r>
+        <w:t>(≈1.0, red), showing the gain is carried by the quantum reservoir.</w:t>
+      </w:r>
     </w:p>
     <w:p>
       <w:pPr>
@@ -1765,7 +3676,7 @@
       <w:r>
         <w:drawing>
           <wp:inline xmlns:a="http://schemas.openxmlformats.org/drawingml/2006/main" xmlns:pic="http://schemas.openxmlformats.org/drawingml/2006/picture">
-            <wp:extent cx="5486400" cy="2664710"/>
+            <wp:extent cx="5669280" cy="2034701"/>
             <wp:docPr id="2" name="Picture 2"/>
             <wp:cNvGraphicFramePr>
               <a:graphicFrameLocks noChangeAspect="1"/>
@@ -1774,7 +3685,7 @@
               <a:graphicData uri="http://schemas.openxmlformats.org/drawingml/2006/picture">
                 <pic:pic>
                   <pic:nvPicPr>
-                    <pic:cNvPr id="0" name="fig4_weather.png"/>
+                    <pic:cNvPr id="0" name="figP3_task_dependent.png"/>
                     <pic:cNvPicPr/>
                   </pic:nvPicPr>
                   <pic:blipFill>
@@ -1786,7 +3697,7 @@
                   <pic:spPr>
                     <a:xfrm>
                       <a:off x="0" y="0"/>
-                      <a:ext cx="5486400" cy="2664710"/>
+                      <a:ext cx="5669280" cy="2034701"/>
                     </a:xfrm>
                     <a:prstGeom prst="rect"/>
                   </pic:spPr>
@@ -1798,29 +3709,39 @@
       </w:r>
     </w:p>
     <w:p>
-      <w:pPr>
-        <w:spacing w:after="200"/>
-        <w:jc w:val="center"/>
-      </w:pPr>
       <w:r>
         <w:rPr>
-          <w:i/>
-          <w:sz w:val="18"/>
+          <w:b/>
         </w:rPr>
-        <w:t>Figure 2. Weather-forecast skill (R²) versus horizon for temperature (left) and humidity (right). QRC and QRC+RBF match the ESNs at short range and overtake them at long range, where the ESNs saturate with size.</w:t>
-      </w:r>
-    </w:p>
-    <w:p>
-      <w:pPr>
-        <w:spacing w:after="120"/>
-        <w:jc w:val="both"/>
-      </w:pPr>
+        <w:t>FIG. 2.</w:t>
+      </w:r>
+      <w:r>
+        <w:t xml:space="preserve"> *(left)* Task-dependent comparison: a size-1000 ESN wins the NARMA</w:t>
+      </w:r>
+    </w:p>
+    <w:p>
+      <w:r>
+        <w:t>benchmarks, while QRC-learned wins long-horizon chaotic prediction (Mackey-Glass</w:t>
+      </w:r>
+    </w:p>
+    <w:p>
+      <w:r>
+        <w:t>h=10). *(right)* NMSE-vs-</w:t>
+      </w:r>
       <w:r>
         <w:rPr>
-          <w:b w:val="0"/>
-          <w:i w:val="0"/>
+          <w:rFonts w:ascii="Consolas" w:hAnsi="Consolas"/>
+          <w:sz w:val="19"/>
         </w:rPr>
-        <w:t>The one determinant of long-horizon skill is the readout richness. An initial run at half the FID resolution (fid_points=1024) fell short of the experiment at long-horizon temperature (45-day R² ≈ 0.67); doubling the FID samples to 2048 lifts it to 0.79, onto the experimental value (Figure 3). This is the paper’s own mechanism made quantitative—the information-processing capacity is set by the number of independent readout functions, and more FID samples yield a finer spectrum and more such functions. The effect is seen in the linear readout, so it is not an artefact of the nonlinear post-processing.</w:t>
+        <w:t>n_train</w:t>
+      </w:r>
+      <w:r>
+        <w:t xml:space="preserve"> learning curves for the tuned LSTM and ESN with</w:t>
+      </w:r>
+    </w:p>
+    <w:p>
+      <w:r>
+        <w:t>the QRC-learned operating point (★) overlaid.</w:t>
       </w:r>
     </w:p>
     <w:p>
@@ -1830,7 +3751,7 @@
       <w:r>
         <w:drawing>
           <wp:inline xmlns:a="http://schemas.openxmlformats.org/drawingml/2006/main" xmlns:pic="http://schemas.openxmlformats.org/drawingml/2006/picture">
-            <wp:extent cx="5486400" cy="2244436"/>
+            <wp:extent cx="5669280" cy="2946534"/>
             <wp:docPr id="3" name="Picture 3"/>
             <wp:cNvGraphicFramePr>
               <a:graphicFrameLocks noChangeAspect="1"/>
@@ -1839,7 +3760,7 @@
               <a:graphicData uri="http://schemas.openxmlformats.org/drawingml/2006/picture">
                 <pic:pic>
                   <pic:nvPicPr>
-                    <pic:cNvPr id="0" name="fig7_fid_points.png"/>
+                    <pic:cNvPr id="0" name="figP1_spectrum.png"/>
                     <pic:cNvPicPr/>
                   </pic:nvPicPr>
                   <pic:blipFill>
@@ -1851,7 +3772,7 @@
                   <pic:spPr>
                     <a:xfrm>
                       <a:off x="0" y="0"/>
-                      <a:ext cx="5486400" cy="2244436"/>
+                      <a:ext cx="5669280" cy="2946534"/>
                     </a:xfrm>
                     <a:prstGeom prst="rect"/>
                   </pic:spPr>
@@ -1863,29 +3784,34 @@
       </w:r>
     </w:p>
     <w:p>
-      <w:pPr>
-        <w:spacing w:after="200"/>
-        <w:jc w:val="center"/>
-      </w:pPr>
       <w:r>
         <w:rPr>
-          <w:i/>
-          <w:sz w:val="18"/>
+          <w:b/>
         </w:rPr>
-        <w:t>Figure 3. Effect of FID readout richness. Linear-QRC temperature (left) and humidity (right) forecast skill at fid_points=1024 and 2048, against the Hou et al. experiment. Doubling the FID samples closes the long-horizon gap, confirming that the number of independent readout functions governs performance.</w:t>
-      </w:r>
-    </w:p>
-    <w:p>
-      <w:pPr>
-        <w:spacing w:after="120"/>
-        <w:jc w:val="both"/>
-      </w:pPr>
+        <w:t>FIG. 3.</w:t>
+      </w:r>
+      <w:r>
+        <w:t xml:space="preserve"> The physics-informed reduced-FID readout: the normalized reduced-FID</w:t>
+      </w:r>
+    </w:p>
+    <w:p>
+      <w:r>
+        <w:t xml:space="preserve">spectrum with the </w:t>
+      </w:r>
       <w:r>
         <w:rPr>
-          <w:b w:val="0"/>
-          <w:i w:val="0"/>
+          <w:rFonts w:ascii="Consolas" w:hAnsi="Consolas"/>
+          <w:sz w:val="19"/>
         </w:rPr>
-        <w:t>With the full readout, a direct comparison against the experiment (Figure 4; Hou et al. Fig. 4b, values digitized and therefore approximate) shows the simulation tracking the experiment quantitatively across all horizons for both temperature and humidity, with both rising above the saturating classical-ESN bands at long horizon.</w:t>
+        <w:t>D_eff = 161</w:t>
+      </w:r>
+      <w:r>
+        <w:t xml:space="preserve"> analytic single-quantum lines (red) of the six-spin</w:t>
+      </w:r>
+    </w:p>
+    <w:p>
+      <w:r>
+        <w:t>(coupling ×2) Hamiltonian, i.e. 322 real features.</w:t>
       </w:r>
     </w:p>
     <w:p>
@@ -1895,7 +3821,7 @@
       <w:r>
         <w:drawing>
           <wp:inline xmlns:a="http://schemas.openxmlformats.org/drawingml/2006/main" xmlns:pic="http://schemas.openxmlformats.org/drawingml/2006/picture">
-            <wp:extent cx="5486400" cy="2301986"/>
+            <wp:extent cx="5669280" cy="3501261"/>
             <wp:docPr id="4" name="Picture 4"/>
             <wp:cNvGraphicFramePr>
               <a:graphicFrameLocks noChangeAspect="1"/>
@@ -1904,7 +3830,7 @@
               <a:graphicData uri="http://schemas.openxmlformats.org/drawingml/2006/picture">
                 <pic:pic>
                   <pic:nvPicPr>
-                    <pic:cNvPr id="0" name="fig6_weather_sim_vs_expt.png"/>
+                    <pic:cNvPr id="0" name="figP4_encoding.png"/>
                     <pic:cNvPicPr/>
                   </pic:nvPicPr>
                   <pic:blipFill>
@@ -1916,7 +3842,7 @@
                   <pic:spPr>
                     <a:xfrm>
                       <a:off x="0" y="0"/>
-                      <a:ext cx="5486400" cy="2301986"/>
+                      <a:ext cx="5669280" cy="3501261"/>
                     </a:xfrm>
                     <a:prstGeom prst="rect"/>
                   </pic:spPr>
@@ -1928,16 +3854,26 @@
       </w:r>
     </w:p>
     <w:p>
-      <w:pPr>
-        <w:spacing w:after="200"/>
-        <w:jc w:val="center"/>
-      </w:pPr>
       <w:r>
         <w:rPr>
-          <w:i/>
-          <w:sz w:val="18"/>
+          <w:b/>
         </w:rPr>
-        <w:t>Figure 4. Temperature (left) and humidity (right) forecast skill: this simulation (solid lines) versus the Hou et al. experiment (dashed lines; digitized from their Fig. 4b, approximate). Shaded regions are the classical ESN(500–10000) bands for this work (blue) and the experiment (red). Both QRC curves rise above the ESN band at long horizon; the simulation now tracks the experiment quantitatively.</w:t>
+        <w:t>FIG. 4.</w:t>
+      </w:r>
+      <w:r>
+        <w:t xml:space="preserve"> The learned per-spin encoding map compared to </w:t>
+      </w:r>
+      <w:r>
+        <w:rPr>
+          <w:rFonts w:ascii="Consolas" w:hAnsi="Consolas"/>
+          <w:sz w:val="19"/>
+        </w:rPr>
+        <w:t>arcsin(√s)</w:t>
+      </w:r>
+    </w:p>
+    <w:p>
+      <w:r>
+        <w:t>(finalized from the multi-seed runs).</w:t>
       </w:r>
     </w:p>
     <w:p>
@@ -1945,217 +3881,508 @@
         <w:pStyle w:val="Heading2"/>
       </w:pPr>
       <w:r>
-        <w:t>3.4 Compute performance</w:t>
+        <w:t>VII. Discussion</w:t>
+      </w:r>
+    </w:p>
+    <w:p>
+      <w:r>
+        <w:rPr>
+          <w:b/>
+        </w:rPr>
+        <w:t>Interpretation.</w:t>
+      </w:r>
+      <w:r>
+        <w:t xml:space="preserve"> The learned-encoding gain is a genuine, ablation-controlled</w:t>
+      </w:r>
+    </w:p>
+    <w:p>
+      <w:r>
+        <w:t>improvement to a quantum reservoir: on the same fixed reservoir and readout,</w:t>
+      </w:r>
+    </w:p>
+    <w:p>
+      <w:r>
+        <w:t>choosing the input map by gradient descent through the quantum dynamics roughly</w:t>
+      </w:r>
+    </w:p>
+    <w:p>
+      <w:r>
+        <w:t>halves-to-twentyfolds the error relative to the standard encoding, and that gain</w:t>
+      </w:r>
+    </w:p>
+    <w:p>
+      <w:r>
+        <w:t>vanishes when the quantum memory is removed. The physics-informed readout makes this</w:t>
+      </w:r>
+    </w:p>
+    <w:p>
+      <w:r>
+        <w:t>practical by exposing exactly the resolvable degrees of freedom the device offers,</w:t>
+      </w:r>
+    </w:p>
+    <w:p>
+      <w:r>
+        <w:t>in a differentiable form.</w:t>
+      </w:r>
+    </w:p>
+    <w:p>
+      <w:r>
+        <w:rPr>
+          <w:b/>
+        </w:rPr>
+        <w:t>A task-dependent picture.</w:t>
+      </w:r>
+      <w:r>
+        <w:t xml:space="preserve"> The reservoir operates in a </w:t>
+      </w:r>
+      <w:r>
+        <w:rPr>
+          <w:b/>
+        </w:rPr>
+        <w:t>decoherence-limited</w:t>
+      </w:r>
+    </w:p>
+    <w:p>
+      <w:r>
+        <w:t xml:space="preserve">regime: </w:t>
+      </w:r>
+      <w:r>
+        <w:rPr>
+          <w:rFonts w:ascii="Consolas" w:hAnsi="Consolas"/>
+          <w:sz w:val="19"/>
+        </w:rPr>
+        <w:t>T₂</w:t>
+      </w:r>
+      <w:r>
+        <w:t xml:space="preserve"> collapses the state faster than the Ising dynamics populate the </w:t>
+      </w:r>
+      <w:r>
+        <w:rPr>
+          <w:rFonts w:ascii="Consolas" w:hAnsi="Consolas"/>
+          <w:sz w:val="19"/>
+        </w:rPr>
+        <w:t>2^n</w:t>
+      </w:r>
+    </w:p>
+    <w:p>
+      <w:r>
+        <w:t>Hilbert space, so the effective dimension the readout accesses is modest. On NARMA —</w:t>
+      </w:r>
+    </w:p>
+    <w:p>
+      <w:r>
+        <w:t>benchmarks that reward a large *linear*-memory reservoir — a size-1000 classical ESN</w:t>
+      </w:r>
+    </w:p>
+    <w:p>
+      <w:r>
+        <w:t>consequently matches or beats the six-spin QRC, and the learned encoding narrows but</w:t>
+      </w:r>
+    </w:p>
+    <w:p>
+      <w:r>
+        <w:t>does not close that gap. This is not, however, the whole story: on long-horizon</w:t>
+      </w:r>
+    </w:p>
+    <w:p>
+      <w:r>
+        <w:t>chaotic prediction (Mackey-Glass h=10), where nonlinear fading memory is essential</w:t>
+      </w:r>
+    </w:p>
+    <w:p>
+      <w:r>
+        <w:t>and one-step prediction is trivial for all models, the learned QRC outperforms both</w:t>
+      </w:r>
+    </w:p>
+    <w:p>
+      <w:r>
+        <w:t>the tuned LSTM and the ESN (Sec. VI D). The physics-informed, learnable-encoding QRC</w:t>
+      </w:r>
+    </w:p>
+    <w:p>
+      <w:r>
+        <w:t>thus appears advantageous specifically on the task class that stresses nonlinear</w:t>
+      </w:r>
+    </w:p>
+    <w:p>
+      <w:r>
+        <w:t>memory rather than raw linear-memory capacity. We state this cautiously: the h=10</w:t>
+      </w:r>
+    </w:p>
+    <w:p>
+      <w:r>
+        <w:t>result is single-seed pending multi-seed confirmation, and a decisive many-body</w:t>
+      </w:r>
+    </w:p>
+    <w:p>
+      <w:r>
+        <w:t>quantum advantage across task classes would still require entangling dynamics faster</w:t>
+      </w:r>
+    </w:p>
+    <w:p>
+      <w:r>
+        <w:t xml:space="preserve">than decoherence (long </w:t>
+      </w:r>
+      <w:r>
+        <w:rPr>
+          <w:rFonts w:ascii="Consolas" w:hAnsi="Consolas"/>
+          <w:sz w:val="19"/>
+        </w:rPr>
+        <w:t>T₂</w:t>
+      </w:r>
+      <w:r>
+        <w:t xml:space="preserve"> × strong coupling), a regime our substrate does not</w:t>
+      </w:r>
+    </w:p>
+    <w:p>
+      <w:r>
+        <w:t>reach.</w:t>
+      </w:r>
+    </w:p>
+    <w:p>
+      <w:r>
+        <w:rPr>
+          <w:b/>
+        </w:rPr>
+        <w:t>Threats to validity.</w:t>
+      </w:r>
+      <w:r>
+        <w:t xml:space="preserve"> (i) Six qubits — set by the differentiable-readout memory</w:t>
+      </w:r>
+    </w:p>
+    <w:p>
+      <w:r>
+        <w:t>wall; scaling requires checkpointing/PSR. (ii) Simulated dynamics; on-device</w:t>
+      </w:r>
+    </w:p>
+    <w:p>
+      <w:r>
+        <w:t>validation via the parameter-shift rule is the natural next step. (iii) A single</w:t>
+      </w:r>
+    </w:p>
+    <w:p>
+      <w:r>
+        <w:t>molecule and coupling scale; the qualitative claims (encoding helps; gain is</w:t>
+      </w:r>
+    </w:p>
+    <w:p>
+      <w:r>
+        <w:t>quantum-mediated; ESN competitive) are expected to be robust but should be checked</w:t>
+      </w:r>
+    </w:p>
+    <w:p>
+      <w:r>
+        <w:t>across systems.</w:t>
       </w:r>
     </w:p>
     <w:p>
       <w:pPr>
-        <w:spacing w:after="120"/>
-        <w:jc w:val="both"/>
+        <w:pStyle w:val="Heading2"/>
       </w:pPr>
       <w:r>
+        <w:t>VIII. Conclusion and outlook</w:t>
+      </w:r>
+    </w:p>
+    <w:p>
+      <w:r>
+        <w:t>We introduced a physics-informed, differentiable reduced-FID readout and a</w:t>
+      </w:r>
+    </w:p>
+    <w:p>
+      <w:r>
+        <w:t>gradient-trained encoding for a nuclear-spin quantum reservoir, and showed —</w:t>
+      </w:r>
+    </w:p>
+    <w:p>
+      <w:r>
+        <w:t>multi-seed and ablation-confirmed — that learning the encoding produces a</w:t>
+      </w:r>
+    </w:p>
+    <w:p>
+      <w:r>
+        <w:t>quantum-mediated performance gain over the standard encoding, while being honest</w:t>
+      </w:r>
+    </w:p>
+    <w:p>
+      <w:r>
+        <w:t>that a strong classical reservoir remains competitive or superior on standard</w:t>
+      </w:r>
+    </w:p>
+    <w:p>
+      <w:r>
+        <w:t>benchmarks in this decoherence-limited regime. Next: the long-horizon</w:t>
+      </w:r>
+    </w:p>
+    <w:p>
+      <w:r>
+        <w:t>chaotic-prediction comparison; on-device encoding training via the parameter-shift</w:t>
+      </w:r>
+    </w:p>
+    <w:p>
+      <w:r>
+        <w:t>rule; scaling past six qubits with gradient checkpointing; and pushing toward the</w:t>
+      </w:r>
+    </w:p>
+    <w:p>
+      <w:r>
+        <w:t>coherence-over-decoherence regime where the full Hilbert space contributes.</w:t>
+      </w:r>
+    </w:p>
+    <w:p>
+      <w:pPr>
+        <w:pStyle w:val="Heading2"/>
+      </w:pPr>
+      <w:r>
+        <w:t>Appendix A — Reproduction</w:t>
+      </w:r>
+    </w:p>
+    <w:p>
+      <w:r>
+        <w:t xml:space="preserve">Config/presets: </w:t>
+      </w:r>
+      <w:r>
         <w:rPr>
-          <w:b w:val="0"/>
-          <w:i w:val="0"/>
+          <w:rFonts w:ascii="Consolas" w:hAnsi="Consolas"/>
+          <w:sz w:val="19"/>
         </w:rPr>
-        <w:t>The GPU backend makes the study practical: a nine-qubit FID reservoir pass over several hundred input steps completes in hours rather than the days a CPU action path would require, and the dense-superoperator method cannot reach N ≥ 8 at all. The full N=3–9 memory/NARMA scaling study completes in ≈15 minutes on a single consumer GPU.</w:t>
+        <w:t>app/qrc/config.py</w:t>
+      </w:r>
+      <w:r>
+        <w:t>. Differentiable step &amp; observables:</w:t>
+      </w:r>
+    </w:p>
+    <w:p>
+      <w:r>
+        <w:rPr>
+          <w:rFonts w:ascii="Consolas" w:hAnsi="Consolas"/>
+          <w:sz w:val="19"/>
+        </w:rPr>
+        <w:t>app/qrc/system.py</w:t>
+      </w:r>
+      <w:r>
+        <w:t xml:space="preserve"> (</w:t>
+      </w:r>
+      <w:r>
+        <w:rPr>
+          <w:rFonts w:ascii="Consolas" w:hAnsi="Consolas"/>
+          <w:sz w:val="19"/>
+        </w:rPr>
+        <w:t>ensure_diff</w:t>
+      </w:r>
+      <w:r>
+        <w:t xml:space="preserve">, </w:t>
+      </w:r>
+      <w:r>
+        <w:rPr>
+          <w:rFonts w:ascii="Consolas" w:hAnsi="Consolas"/>
+          <w:sz w:val="19"/>
+        </w:rPr>
+        <w:t>step_diff</w:t>
+      </w:r>
+      <w:r>
+        <w:t>). Physics-informed lines +</w:t>
+      </w:r>
+    </w:p>
+    <w:p>
+      <w:r>
+        <w:t xml:space="preserve">projection: </w:t>
+      </w:r>
+      <w:r>
+        <w:rPr>
+          <w:rFonts w:ascii="Consolas" w:hAnsi="Consolas"/>
+          <w:sz w:val="19"/>
+        </w:rPr>
+        <w:t>app/qrc/spectral_lines.py</w:t>
+      </w:r>
+      <w:r>
+        <w:t xml:space="preserve">. Encoding/training: </w:t>
+      </w:r>
+      <w:r>
+        <w:rPr>
+          <w:rFonts w:ascii="Consolas" w:hAnsi="Consolas"/>
+          <w:sz w:val="19"/>
+        </w:rPr>
+        <w:t>scripts/qrc_learnable_9spin.py</w:t>
+      </w:r>
+      <w:r>
+        <w:t>.</w:t>
+      </w:r>
+    </w:p>
+    <w:p>
+      <w:r>
+        <w:t xml:space="preserve">Confirmation campaign: </w:t>
+      </w:r>
+      <w:r>
+        <w:rPr>
+          <w:rFonts w:ascii="Consolas" w:hAnsi="Consolas"/>
+          <w:sz w:val="19"/>
+        </w:rPr>
+        <w:t>scripts/qrc_learnable_campaign.py</w:t>
+      </w:r>
+      <w:r>
+        <w:t xml:space="preserve"> (run </w:t>
+      </w:r>
+      <w:r>
+        <w:rPr>
+          <w:rFonts w:ascii="Consolas" w:hAnsi="Consolas"/>
+          <w:sz w:val="19"/>
+        </w:rPr>
+        <w:t>learnable-campaign-01ce463b</w:t>
+      </w:r>
+      <w:r>
+        <w:t>,</w:t>
+      </w:r>
+    </w:p>
+    <w:p>
+      <w:r>
+        <w:t xml:space="preserve">10 jobs, 41.0 h). Classical baselines: </w:t>
+      </w:r>
+      <w:r>
+        <w:rPr>
+          <w:rFonts w:ascii="Consolas" w:hAnsi="Consolas"/>
+          <w:sz w:val="19"/>
+        </w:rPr>
+        <w:t>scripts/qrc_classical_baseline.py</w:t>
+      </w:r>
+    </w:p>
+    <w:p>
+      <w:r>
+        <w:t xml:space="preserve">(run </w:t>
+      </w:r>
+      <w:r>
+        <w:rPr>
+          <w:rFonts w:ascii="Consolas" w:hAnsi="Consolas"/>
+          <w:sz w:val="19"/>
+        </w:rPr>
+        <w:t>classical-baseline-548dbea6</w:t>
+      </w:r>
+      <w:r>
+        <w:t xml:space="preserve">, 1.68 h). Conventions: </w:t>
+      </w:r>
+      <w:r>
+        <w:rPr>
+          <w:rFonts w:ascii="Consolas" w:hAnsi="Consolas"/>
+          <w:sz w:val="19"/>
+        </w:rPr>
+        <w:t>QRC_STANDARD_PROCEDURES.md</w:t>
+      </w:r>
+      <w:r>
+        <w:t>.</w:t>
       </w:r>
     </w:p>
     <w:p>
       <w:pPr>
-        <w:pStyle w:val="Heading1"/>
+        <w:pStyle w:val="Heading2"/>
       </w:pPr>
       <w:r>
-        <w:t>4. Discussion</w:t>
+        <w:t>Appendix B — Autograd validation</w:t>
+      </w:r>
+    </w:p>
+    <w:p>
+      <w:r>
+        <w:t>The differentiable reservoir step reproduces finite-difference gradients to</w:t>
+      </w:r>
+    </w:p>
+    <w:p>
+      <w:r>
+        <w:rPr>
+          <w:rFonts w:ascii="Consolas" w:hAnsi="Consolas"/>
+          <w:sz w:val="19"/>
+        </w:rPr>
+        <w:t>3.5×10⁻⁹</w:t>
+      </w:r>
+      <w:r>
+        <w:t xml:space="preserve"> (complex128) on the production Liouvillian; the parameter-shift rule</w:t>
+      </w:r>
+    </w:p>
+    <w:p>
+      <w:r>
+        <w:t>reproduces the same reservoir-feature gradient to machine precision</w:t>
+      </w:r>
+    </w:p>
+    <w:p>
+      <w:r>
+        <w:t xml:space="preserve">(single-spin 2-term </w:t>
+      </w:r>
+      <w:r>
+        <w:rPr>
+          <w:rFonts w:ascii="Consolas" w:hAnsi="Consolas"/>
+          <w:sz w:val="19"/>
+        </w:rPr>
+        <w:t>8×10⁻¹⁶</w:t>
+      </w:r>
+      <w:r>
+        <w:t>; global multi-spin exact only with the generalized</w:t>
+      </w:r>
+    </w:p>
+    <w:p>
+      <w:r>
+        <w:t>2n-term rule), confirming the simulated training is what a spectrometer would</w:t>
+      </w:r>
+    </w:p>
+    <w:p>
+      <w:r>
+        <w:t>measure.</w:t>
       </w:r>
     </w:p>
     <w:p>
       <w:pPr>
-        <w:spacing w:after="120"/>
-        <w:jc w:val="both"/>
+        <w:pStyle w:val="Heading2"/>
       </w:pPr>
       <w:r>
+        <w:t>References (to complete)</w:t>
+      </w:r>
+    </w:p>
+    <w:p>
+      <w:r>
+        <w:t xml:space="preserve">[1] K. Fujii and K. Nakajima, Phys. Rev. Applied </w:t>
+      </w:r>
+      <w:r>
         <w:rPr>
-          <w:b w:val="0"/>
-          <w:i w:val="0"/>
+          <w:b/>
         </w:rPr>
-        <w:t>Two conclusions follow. First, the readout—not the qubit count—is the primary determinant of QRC performance in this setting: turning ≈ nine static observables into 653 time-multiplexed FID features moves the NARMA error by three orders of magnitude. An earlier observable-only scaling study we conducted found memory capacity saturating and the quantum reservoir losing to classical baselines; that pessimistic reading was an artefact of a starved readout, corrected here. Second, the quantum advantage is task-dependent and honest: absent on NARMA (an ESN’s home ground), present on chaotic, long-horizon real-world forecasting, where the quantum reservoir’s richer intrinsic dynamics and the saturation of classical reservoirs combine to favour the quantum model.</w:t>
-      </w:r>
-    </w:p>
-    <w:p>
-      <w:pPr>
-        <w:spacing w:after="120"/>
-        <w:jc w:val="both"/>
-      </w:pPr>
+        <w:t>8</w:t>
+      </w:r>
+      <w:r>
+        <w:t>, 024030 (2017).</w:t>
+      </w:r>
+    </w:p>
+    <w:p>
+      <w:r>
+        <w:t xml:space="preserve">[2] K. Nakajima *et al.*, Phys. Rev. Applied </w:t>
+      </w:r>
       <w:r>
         <w:rPr>
-          <w:b w:val="0"/>
-          <w:i w:val="0"/>
+          <w:b/>
         </w:rPr>
-        <w:t>Because the reproduction is a noise-free simulation, it does not capture the cross-correlated relaxation and systematic errors of a physical device (which is why our NARMA errors can undercut the experiment). The comparison we make—quantum-reservoir features versus ESN features under identical training—is precisely the comparison the original numerical analysis makes, and the reproduced advantage is therefore a statement about the computational content of the quantum dynamics, validated as physically faithful by the SLEEPY cross-check (sub-hertz spectral agreement).</w:t>
-      </w:r>
-    </w:p>
-    <w:p>
-      <w:pPr>
-        <w:pStyle w:val="Heading1"/>
-      </w:pPr>
-      <w:r>
-        <w:t>5. Conclusion</w:t>
-      </w:r>
-    </w:p>
-    <w:p>
-      <w:pPr>
-        <w:spacing w:after="120"/>
-        <w:jc w:val="both"/>
-      </w:pPr>
+        <w:t>11</w:t>
+      </w:r>
+      <w:r>
+        <w:t>, 034021 (2019).</w:t>
+      </w:r>
+    </w:p>
+    <w:p>
+      <w:r>
+        <w:t xml:space="preserve">[3] Hou *et al.*, Phys. Rev. Lett. </w:t>
+      </w:r>
       <w:r>
         <w:rPr>
-          <w:b w:val="0"/>
-          <w:i w:val="0"/>
+          <w:b/>
         </w:rPr>
-        <w:t>We have built and released an open, GPU-accelerated simulator for NMR-based quantum reservoir computing and used it to reproduce Hou et al. (2026) end to end: the NARMA accuracy regime and, on Delhi weather forecasting, the quantum advantage over classical echo state networks of up to 10,000 nodes at long horizons. We isolate the time-multiplexed FID readout as the decisive mechanism, make the nine-qubit open-system regime computationally routine, and independently validate the physics against SLEEPY. The simulator and its honest, task-dependent verdict provide a foundation for designing and de-risking future NMR-QRC experiments before hardware time is committed.</w:t>
-      </w:r>
-    </w:p>
-    <w:p>
-      <w:pPr>
-        <w:pStyle w:val="Heading1"/>
-      </w:pPr>
-      <w:r>
-        <w:t>Data and Code Availability</w:t>
-      </w:r>
-    </w:p>
-    <w:p>
-      <w:pPr>
-        <w:spacing w:after="120"/>
-        <w:jc w:val="both"/>
-      </w:pPr>
-      <w:r>
-        <w:rPr>
-          <w:b w:val="0"/>
-          <w:i w:val="0"/>
-          <w:sz w:val="20"/>
-        </w:rPr>
-        <w:t>All source code, the exact reservoir parameters, reproduction runners with durable progress logging, the Delhi climate dataset, and the raw result files are released in the project repository (app/qrc and docs/QRC). Every figure and table is regenerated by the included scripts from fixed random seeds.</w:t>
-      </w:r>
-    </w:p>
-    <w:p>
-      <w:pPr>
-        <w:pStyle w:val="Heading1"/>
-      </w:pPr>
-      <w:r>
-        <w:t>References</w:t>
-      </w:r>
-    </w:p>
-    <w:p>
-      <w:pPr>
-        <w:spacing w:after="60"/>
-        <w:jc w:val="both"/>
-      </w:pPr>
-      <w:r>
-        <w:rPr>
-          <w:b w:val="0"/>
-          <w:i w:val="0"/>
-          <w:sz w:val="18"/>
-        </w:rPr>
-        <w:t>[1] Y. Hou, J. Hua, Z. Wu, W. Xia, Y. Chen, X. Li, Z. Li, X. Peng, J. Du. High-Accuracy Temporal Prediction via Experimental Quantum Reservoir Computing in Correlated Spins. Phys. Rev. Lett. 136, 120602 (2026).</w:t>
-      </w:r>
-    </w:p>
-    <w:p>
-      <w:pPr>
-        <w:spacing w:after="60"/>
-        <w:jc w:val="both"/>
-      </w:pPr>
-      <w:r>
-        <w:rPr>
-          <w:b w:val="0"/>
-          <w:i w:val="0"/>
-          <w:sz w:val="18"/>
-        </w:rPr>
-        <w:t>[2] K. Nakajima, K. Fujii, M. Negoro, K. Mitarai, M. Kitagawa. Boosting Computational Power through Spatial Multiplexing in Quantum Reservoir Computing. Phys. Rev. Applied 11, 034021 (2019); arXiv:1803.04574.</w:t>
-      </w:r>
-    </w:p>
-    <w:p>
-      <w:pPr>
-        <w:spacing w:after="60"/>
-        <w:jc w:val="both"/>
-      </w:pPr>
-      <w:r>
-        <w:rPr>
-          <w:b w:val="0"/>
-          <w:i w:val="0"/>
-          <w:sz w:val="18"/>
-        </w:rPr>
-        <w:t>[3] M. Negoro, K. Mitarai, K. Fujii, K. Nakajima, M. Kitagawa. Machine learning with controllable quantum dynamics of a nuclear spin ensemble in a solid. arXiv:1806.10910 (2018).</w:t>
-      </w:r>
-    </w:p>
-    <w:p>
-      <w:pPr>
-        <w:spacing w:after="60"/>
-        <w:jc w:val="both"/>
-      </w:pPr>
-      <w:r>
-        <w:rPr>
-          <w:b w:val="0"/>
-          <w:i w:val="0"/>
-          <w:sz w:val="18"/>
-        </w:rPr>
-        <w:t>[4] J. Dambre, D. Verstraeten, B. Schrauwen, S. Massar. Information Processing Capacity of Dynamical Systems. Sci. Rep. 2, 514 (2012).</w:t>
-      </w:r>
-    </w:p>
-    <w:p>
-      <w:pPr>
-        <w:spacing w:after="60"/>
-        <w:jc w:val="both"/>
-      </w:pPr>
-      <w:r>
-        <w:rPr>
-          <w:b w:val="0"/>
-          <w:i w:val="0"/>
-          <w:sz w:val="18"/>
-        </w:rPr>
-        <w:t>[5] H. Jaeger, H. Haas. Harnessing Nonlinearity: Predicting Chaotic Systems and Saving Energy in Wireless Communication. Science 304, 78–80 (2004).</w:t>
-      </w:r>
-    </w:p>
-    <w:p>
-      <w:pPr>
-        <w:spacing w:after="60"/>
-        <w:jc w:val="both"/>
-      </w:pPr>
-      <w:r>
-        <w:rPr>
-          <w:b w:val="0"/>
-          <w:i w:val="0"/>
-          <w:sz w:val="18"/>
-        </w:rPr>
-        <w:t>[6] A. F. Atiya, A. G. Parlos. New results on recurrent network training. IEEE Trans. Neural Netw. 11, 697 (2000).</w:t>
-      </w:r>
-    </w:p>
-    <w:p>
-      <w:pPr>
-        <w:spacing w:after="60"/>
-        <w:jc w:val="both"/>
-      </w:pPr>
-      <w:r>
-        <w:rPr>
-          <w:b w:val="0"/>
-          <w:i w:val="0"/>
-          <w:sz w:val="18"/>
-        </w:rPr>
-        <w:t>[7] N. Lambert et al. QuTiP 5: The Quantum Toolbox in Python. arXiv:2412.04705 (2024).</w:t>
-      </w:r>
-    </w:p>
-    <w:p>
-      <w:pPr>
-        <w:spacing w:after="60"/>
-        <w:jc w:val="both"/>
-      </w:pPr>
-      <w:r>
-        <w:rPr>
-          <w:b w:val="0"/>
-          <w:i w:val="0"/>
-          <w:sz w:val="18"/>
-        </w:rPr>
-        <w:t>[8] A. A. Smith-Penzel et al. SLEEPY: a comprehensive Python module for simulating relaxation and dynamics in nuclear magnetic resonance. Nat. Commun. (2025); doi:10.1038/s41467-025-65091-6.</w:t>
+        <w:t>136</w:t>
+      </w:r>
+      <w:r>
+        <w:t>, 120602 (2026).</w:t>
+      </w:r>
+    </w:p>
+    <w:p>
+      <w:r>
+        <w:t>[4] R. Das, G. L. Giorgi, R. Zambrini, Phys. Rev. Research (2026).</w:t>
+      </w:r>
+    </w:p>
+    <w:p>
+      <w:r>
+        <w:t>[5–] Additional QRC / NMR / reservoir-computing references to be added.</w:t>
       </w:r>
     </w:p>
     <w:sectPr>
@@ -2532,8 +4759,7 @@
     <w:qFormat/>
     <w:rsid w:val="00FC693F"/>
     <w:rPr>
-      <w:rFonts w:ascii="Times New Roman" w:hAnsi="Times New Roman"/>
-      <w:sz w:val="22"/>
+      <w:sz w:val="21"/>
     </w:rPr>
   </w:style>
   <w:style w:type="paragraph" w:styleId="Header">
@@ -2595,10 +4821,10 @@
       <w:outlineLvl w:val="0"/>
     </w:pPr>
     <w:rPr>
-      <w:rFonts w:asciiTheme="majorHAnsi" w:eastAsiaTheme="majorEastAsia" w:hAnsiTheme="majorHAnsi" w:cstheme="majorBidi" w:ascii="Times New Roman" w:hAnsi="Times New Roman"/>
+      <w:rFonts w:asciiTheme="majorHAnsi" w:eastAsiaTheme="majorEastAsia" w:hAnsiTheme="majorHAnsi" w:cstheme="majorBidi"/>
       <w:b/>
       <w:bCs/>
-      <w:color w:val="000000"/>
+      <w:color w:val="365F91" w:themeColor="accent1" w:themeShade="BF"/>
       <w:sz w:val="28"/>
       <w:szCs w:val="28"/>
     </w:rPr>
@@ -2619,10 +4845,10 @@
       <w:outlineLvl w:val="1"/>
     </w:pPr>
     <w:rPr>
-      <w:rFonts w:asciiTheme="majorHAnsi" w:eastAsiaTheme="majorEastAsia" w:hAnsiTheme="majorHAnsi" w:cstheme="majorBidi" w:ascii="Times New Roman" w:hAnsi="Times New Roman"/>
+      <w:rFonts w:asciiTheme="majorHAnsi" w:eastAsiaTheme="majorEastAsia" w:hAnsiTheme="majorHAnsi" w:cstheme="majorBidi"/>
       <w:b/>
       <w:bCs/>
-      <w:color w:val="000000"/>
+      <w:color w:val="4F81BD" w:themeColor="accent1"/>
       <w:sz w:val="26"/>
       <w:szCs w:val="26"/>
     </w:rPr>
@@ -2643,10 +4869,10 @@
       <w:outlineLvl w:val="2"/>
     </w:pPr>
     <w:rPr>
-      <w:rFonts w:asciiTheme="majorHAnsi" w:eastAsiaTheme="majorEastAsia" w:hAnsiTheme="majorHAnsi" w:cstheme="majorBidi" w:ascii="Times New Roman" w:hAnsi="Times New Roman"/>
+      <w:rFonts w:asciiTheme="majorHAnsi" w:eastAsiaTheme="majorEastAsia" w:hAnsiTheme="majorHAnsi" w:cstheme="majorBidi"/>
       <w:b/>
       <w:bCs/>
-      <w:color w:val="000000"/>
+      <w:color w:val="4F81BD" w:themeColor="accent1"/>
     </w:rPr>
   </w:style>
   <w:style w:type="paragraph" w:styleId="Heading4">

--- a/docs/QRC/QRC_Manuscript.docx
+++ b/docs/QRC/QRC_Manuscript.docx
@@ -262,12 +262,12 @@
     </w:p>
     <w:p>
       <w:r>
-        <w:t>(Mackey-Glass, h=10) the learned QRC outperforms both a tuned LSTM (~1.9×) and the</w:t>
-      </w:r>
-    </w:p>
-    <w:p>
-      <w:r>
-        <w:t>ESN (~4.4×) (single-seed, multi-seed confirmation in progress). The advantage of the</w:t>
+        <w:t>(Mackey-Glass, h=10) the learned QRC outperforms both a tuned LSTM (~1.6×) and the</w:t>
+      </w:r>
+    </w:p>
+    <w:p>
+      <w:r>
+        <w:t>ESN (~3.7×), confirmed across three seeds (0.00155 ± 0.00018). The advantage of the</w:t>
       </w:r>
     </w:p>
     <w:p>
@@ -3433,6 +3433,9 @@
               </w:rPr>
               <w:t>Mackey-Glass h=10</w:t>
             </w:r>
+            <w:r>
+              <w:t xml:space="preserve"> (3)</w:t>
+            </w:r>
           </w:p>
         </w:tc>
         <w:tc>
@@ -3444,10 +3447,7 @@
               <w:rPr>
                 <w:b/>
               </w:rPr>
-              <w:t>0.0013</w:t>
-            </w:r>
-            <w:r>
-              <w:t xml:space="preserve"> †</w:t>
+              <w:t>0.00155 ± 0.00018</w:t>
             </w:r>
           </w:p>
         </w:tc>
@@ -3489,7 +3489,7 @@
     <w:p/>
     <w:p>
       <w:r>
-        <w:t xml:space="preserve">† single seed (run </w:t>
+        <w:t>Confirmed across 3 seeds (</w:t>
       </w:r>
       <w:r>
         <w:rPr>
@@ -3499,7 +3499,17 @@
         <w:t>learnable-0a45c7b0</w:t>
       </w:r>
       <w:r>
-        <w:t>); multi-seed confirmation pending.</w:t>
+        <w:t xml:space="preserve"> + </w:t>
+      </w:r>
+      <w:r>
+        <w:rPr>
+          <w:rFonts w:ascii="Consolas" w:hAnsi="Consolas"/>
+          <w:sz w:val="19"/>
+        </w:rPr>
+        <w:t>mackey-h10-confirm-2d21b56f</w:t>
+      </w:r>
+      <w:r>
+        <w:t>): 0.00155 ± 0.00018, beating both classical baselines 3/3.</w:t>
       </w:r>
     </w:p>
     <w:p>
@@ -3568,35 +3578,30 @@
         <w:rPr>
           <w:b/>
         </w:rPr>
-        <w:t>learned QRC outperforms both the tuned LSTM (~1.9×) and the ESN (~4.4×)</w:t>
-      </w:r>
-      <w:r>
-        <w:t>.</w:t>
-      </w:r>
-    </w:p>
-    <w:p>
-      <w:r>
-        <w:t>The advantage of the physics-informed, learnable-encoding QRC thus appears</w:t>
-      </w:r>
-    </w:p>
-    <w:p>
-      <w:r>
-        <w:t>specifically where nonlinear fading memory is essential and simple reservoirs</w:t>
-      </w:r>
-    </w:p>
-    <w:p>
-      <w:r>
-        <w:t>struggle — not on tasks that favour a large linear-memory reservoir. This h=10</w:t>
-      </w:r>
-    </w:p>
-    <w:p>
-      <w:r>
-        <w:t>result is currently single-seed and is being extended to multiple seeds before it is</w:t>
-      </w:r>
-    </w:p>
-    <w:p>
-      <w:r>
-        <w:t>advanced as a firm claim.</w:t>
+        <w:t>learned QRC outperforms both the tuned LSTM (~1.6×) and the ESN (~3.7×)</w:t>
+      </w:r>
+      <w:r>
+        <w:t>,</w:t>
+      </w:r>
+    </w:p>
+    <w:p>
+      <w:r>
+        <w:t>confirmed across three seeds (0.00155 ± 0.00018, beating both 3/3). The advantage of</w:t>
+      </w:r>
+    </w:p>
+    <w:p>
+      <w:r>
+        <w:t>the physics-informed, learnable-encoding QRC thus appears specifically where nonlinear</w:t>
+      </w:r>
+    </w:p>
+    <w:p>
+      <w:r>
+        <w:t>fading memory is essential and simple reservoirs struggle — not on tasks that favour a</w:t>
+      </w:r>
+    </w:p>
+    <w:p>
+      <w:r>
+        <w:t>large linear-memory reservoir.</w:t>
       </w:r>
     </w:p>
     <w:p>
@@ -3821,7 +3826,7 @@
       <w:r>
         <w:drawing>
           <wp:inline xmlns:a="http://schemas.openxmlformats.org/drawingml/2006/main" xmlns:pic="http://schemas.openxmlformats.org/drawingml/2006/picture">
-            <wp:extent cx="5669280" cy="3501261"/>
+            <wp:extent cx="5669280" cy="2180781"/>
             <wp:docPr id="4" name="Picture 4"/>
             <wp:cNvGraphicFramePr>
               <a:graphicFrameLocks noChangeAspect="1"/>
@@ -3842,7 +3847,7 @@
                   <pic:spPr>
                     <a:xfrm>
                       <a:off x="0" y="0"/>
-                      <a:ext cx="5669280" cy="3501261"/>
+                      <a:ext cx="5669280" cy="2180781"/>
                     </a:xfrm>
                     <a:prstGeom prst="rect"/>
                   </pic:spPr>
@@ -3861,7 +3866,12 @@
         <w:t>FIG. 4.</w:t>
       </w:r>
       <w:r>
-        <w:t xml:space="preserve"> The learned per-spin encoding map compared to </w:t>
+        <w:t xml:space="preserve"> *(left)* The gradient-trained per-spin encoding map (each spin a distinct,</w:t>
+      </w:r>
+    </w:p>
+    <w:p>
+      <w:r>
+        <w:t xml:space="preserve">frequency-selective curve) compared to </w:t>
       </w:r>
       <w:r>
         <w:rPr>
@@ -3870,10 +3880,13 @@
         </w:rPr>
         <w:t>arcsin(√s)</w:t>
       </w:r>
-    </w:p>
-    <w:p>
-      <w:r>
-        <w:t>(finalized from the multi-seed runs).</w:t>
+      <w:r>
+        <w:t>; *(right)* the encoder</w:t>
+      </w:r>
+    </w:p>
+    <w:p>
+      <w:r>
+        <w:t>validation-loss curve over 100 Adam steps (Mackey-Glass h=10).</w:t>
       </w:r>
     </w:p>
     <w:p>
@@ -3986,7 +3999,7 @@
     </w:p>
     <w:p>
       <w:r>
-        <w:t>chaotic prediction (Mackey-Glass h=10), where nonlinear fading memory is essential</w:t>
+        <w:t>chaotic prediction (Mackey-Glass h=10, confirmed 3/3 seeds), where nonlinear fading memory is essential</w:t>
       </w:r>
     </w:p>
     <w:p>
@@ -4006,22 +4019,17 @@
     </w:p>
     <w:p>
       <w:r>
-        <w:t>memory rather than raw linear-memory capacity. We state this cautiously: the h=10</w:t>
-      </w:r>
-    </w:p>
-    <w:p>
-      <w:r>
-        <w:t>result is single-seed pending multi-seed confirmation, and a decisive many-body</w:t>
-      </w:r>
-    </w:p>
-    <w:p>
-      <w:r>
-        <w:t>quantum advantage across task classes would still require entangling dynamics faster</w:t>
-      </w:r>
-    </w:p>
-    <w:p>
-      <w:r>
-        <w:t xml:space="preserve">than decoherence (long </w:t>
+        <w:t>memory rather than raw linear-memory capacity. The h=10 advantage is confirmed across</w:t>
+      </w:r>
+    </w:p>
+    <w:p>
+      <w:r>
+        <w:t>three seeds; nonetheless a decisive many-body quantum advantage across task classes</w:t>
+      </w:r>
+    </w:p>
+    <w:p>
+      <w:r>
+        <w:t xml:space="preserve">would still require entangling dynamics faster than decoherence (long </w:t>
       </w:r>
       <w:r>
         <w:rPr>
@@ -4031,12 +4039,12 @@
         <w:t>T₂</w:t>
       </w:r>
       <w:r>
-        <w:t xml:space="preserve"> × strong coupling), a regime our substrate does not</w:t>
-      </w:r>
-    </w:p>
-    <w:p>
-      <w:r>
-        <w:t>reach.</w:t>
+        <w:t xml:space="preserve"> × strong</w:t>
+      </w:r>
+    </w:p>
+    <w:p>
+      <w:r>
+        <w:t>coupling), a regime our substrate does not reach.</w:t>
       </w:r>
     </w:p>
     <w:p>
